--- a/SeunghanLee_CV.docx
+++ b/SeunghanLee_CV.docx
@@ -1343,6 +1343,32 @@
           <w:sz w:val="24"/>
           <w:u w:val="none"/>
         </w:rPr>
+        <w:t>Agentic Time Series Forecasting</w:t>
+      </w:r>
+    </w:p>
+    <w:p>
+      <w:pPr>
+        <w:spacing w:before="0" w:after="0"/>
+        <w:ind w:left="850" w:hanging="255"/>
+      </w:pPr>
+      <w:r>
+        <w:rPr>
+          <w:rFonts w:ascii="Gulim" w:hAnsi="Gulim" w:eastAsia="Gulim"/>
+          <w:b w:val="0"/>
+          <w:i w:val="0"/>
+          <w:sz w:val="24"/>
+          <w:u w:val="none"/>
+        </w:rPr>
+        <w:t xml:space="preserve">o  </w:t>
+      </w:r>
+      <w:r>
+        <w:rPr>
+          <w:rFonts w:ascii="Gulim" w:hAnsi="Gulim" w:eastAsia="Gulim"/>
+          <w:b w:val="0"/>
+          <w:i w:val="0"/>
+          <w:sz w:val="24"/>
+          <w:u w:val="none"/>
+        </w:rPr>
         <w:t>Time Series Foundation Models</w:t>
       </w:r>
     </w:p>
@@ -3578,7 +3604,7 @@
     </w:p>
     <w:p>
       <w:pPr>
-        <w:spacing w:before="0" w:after="200"/>
+        <w:spacing w:before="0" w:after="60"/>
       </w:pPr>
       <w:r>
         <w:rPr>
@@ -3851,43 +3877,33 @@
           <w:sz w:val="24"/>
           <w:u w:val="none"/>
         </w:rPr>
-        <w:t>④ Supply Chain Knowledge Graph</w:t>
+        <w:t>④ Agentic TS forecasting</w:t>
       </w:r>
     </w:p>
     <w:p>
       <w:pPr>
         <w:spacing w:before="0" w:after="0"/>
-        <w:ind w:left="425" w:hanging="255"/>
-      </w:pPr>
-      <w:r>
-        <w:rPr>
-          <w:rFonts w:ascii="Gulim" w:hAnsi="Gulim" w:eastAsia="Gulim"/>
-          <w:b w:val="0"/>
-          <w:i w:val="0"/>
-          <w:sz w:val="24"/>
-          <w:u w:val="none"/>
-        </w:rPr>
-        <w:t xml:space="preserve">• </w:t>
-      </w:r>
-      <w:r>
-        <w:rPr>
-          <w:rFonts w:ascii="Gulim" w:hAnsi="Gulim" w:eastAsia="Gulim"/>
-          <w:b/>
-          <w:i w:val="0"/>
-          <w:sz w:val="24"/>
-          <w:u w:val="none"/>
-        </w:rPr>
-        <w:t>Key Algorithms</w:t>
-      </w:r>
-      <w:r>
-        <w:rPr>
-          <w:rFonts w:ascii="Gulim" w:hAnsi="Gulim" w:eastAsia="Gulim"/>
-          <w:b w:val="0"/>
-          <w:i w:val="0"/>
-          <w:sz w:val="24"/>
-          <w:u w:val="none"/>
-        </w:rPr>
-        <w:t>: TS Foundation Models, Multimodal Learning, Knowledge Graph</w:t>
+        <w:ind w:left="850" w:hanging="255"/>
+      </w:pPr>
+      <w:r>
+        <w:rPr>
+          <w:rFonts w:ascii="Gulim" w:hAnsi="Gulim" w:eastAsia="Gulim"/>
+          <w:b w:val="0"/>
+          <w:i w:val="0"/>
+          <w:sz w:val="24"/>
+          <w:u w:val="none"/>
+        </w:rPr>
+        <w:t xml:space="preserve">o  </w:t>
+      </w:r>
+      <w:r>
+        <w:rPr>
+          <w:rFonts w:ascii="Gulim" w:hAnsi="Gulim" w:eastAsia="Gulim"/>
+          <w:b w:val="0"/>
+          <w:i w:val="0"/>
+          <w:sz w:val="24"/>
+          <w:u w:val="none"/>
+        </w:rPr>
+        <w:t>⑤ Supply Chain Knowledge Graph</w:t>
       </w:r>
     </w:p>
     <w:p>
@@ -3913,36 +3929,72 @@
           <w:sz w:val="24"/>
           <w:u w:val="none"/>
         </w:rPr>
-        <w:t>Programming Language</w:t>
-      </w:r>
-      <w:r>
-        <w:rPr>
-          <w:rFonts w:ascii="Gulim" w:hAnsi="Gulim" w:eastAsia="Gulim"/>
-          <w:b w:val="0"/>
-          <w:i w:val="0"/>
-          <w:sz w:val="24"/>
-          <w:u w:val="none"/>
-        </w:rPr>
-        <w:t>: Python</w:t>
+        <w:t>Key Algorithms</w:t>
+      </w:r>
+      <w:r>
+        <w:rPr>
+          <w:rFonts w:ascii="Gulim" w:hAnsi="Gulim" w:eastAsia="Gulim"/>
+          <w:b w:val="0"/>
+          <w:i w:val="0"/>
+          <w:sz w:val="24"/>
+          <w:u w:val="none"/>
+        </w:rPr>
+        <w:t>: TS Foundation Models, Multimodal Learning, LLM Agents, Knowledge Graph</w:t>
       </w:r>
     </w:p>
     <w:p>
       <w:pPr>
-        <w:spacing w:before="160" w:after="20"/>
-      </w:pPr>
+        <w:spacing w:before="0" w:after="0"/>
+        <w:ind w:left="425" w:hanging="255"/>
+      </w:pPr>
+      <w:r>
+        <w:rPr>
+          <w:rFonts w:ascii="Gulim" w:hAnsi="Gulim" w:eastAsia="Gulim"/>
+          <w:b w:val="0"/>
+          <w:i w:val="0"/>
+          <w:sz w:val="24"/>
+          <w:u w:val="none"/>
+        </w:rPr>
+        <w:t xml:space="preserve">• </w:t>
+      </w:r>
       <w:r>
         <w:rPr>
           <w:rFonts w:ascii="Gulim" w:hAnsi="Gulim" w:eastAsia="Gulim"/>
           <w:b/>
           <w:i w:val="0"/>
-          <w:sz w:val="25"/>
-          <w:u w:val="none"/>
-        </w:rPr>
-        <w:t>2. KRAFTON</w:t>
+          <w:sz w:val="24"/>
+          <w:u w:val="none"/>
+        </w:rPr>
+        <w:t>Programming Language</w:t>
+      </w:r>
+      <w:r>
+        <w:rPr>
+          <w:rFonts w:ascii="Gulim" w:hAnsi="Gulim" w:eastAsia="Gulim"/>
+          <w:b w:val="0"/>
+          <w:i w:val="0"/>
+          <w:sz w:val="24"/>
+          <w:u w:val="none"/>
+        </w:rPr>
+        <w:t>: Python</w:t>
       </w:r>
     </w:p>
     <w:p>
       <w:pPr>
+        <w:spacing w:before="0" w:after="20"/>
+      </w:pPr>
+      <w:r>
+        <w:rPr>
+          <w:rFonts w:ascii="Gulim" w:hAnsi="Gulim" w:eastAsia="Gulim"/>
+          <w:b/>
+          <w:i w:val="0"/>
+          <w:sz w:val="25"/>
+          <w:u w:val="none"/>
+        </w:rPr>
+        <w:t>2. KRAFTON</w:t>
+      </w:r>
+    </w:p>
+    <w:p>
+      <w:pPr>
         <w:spacing w:before="0" w:after="0"/>
         <w:ind w:left="425" w:hanging="255"/>
       </w:pPr>
@@ -4211,7 +4263,7 @@
     </w:p>
     <w:p>
       <w:pPr>
-        <w:spacing w:before="160" w:after="20"/>
+        <w:spacing w:before="0" w:after="20"/>
       </w:pPr>
       <w:r>
         <w:rPr>
@@ -4484,7 +4536,7 @@
     </w:p>
     <w:p>
       <w:pPr>
-        <w:spacing w:before="160" w:after="20"/>
+        <w:spacing w:before="0" w:after="20"/>
       </w:pPr>
       <w:r>
         <w:rPr>
@@ -4757,7 +4809,7 @@
     </w:p>
     <w:p>
       <w:pPr>
-        <w:spacing w:before="160" w:after="20"/>
+        <w:spacing w:before="0" w:after="20"/>
       </w:pPr>
       <w:r>
         <w:rPr>

--- a/SeunghanLee_CV.docx
+++ b/SeunghanLee_CV.docx
@@ -88,17 +88,18 @@
           <w:p>
             <w:pPr>
               <w:spacing w:before="0" w:after="0"/>
-              <w:ind w:left="0" w:hanging="255"/>
+              <w:ind w:left="0" w:hanging="360"/>
             </w:pPr>
             <w:r>
               <w:rPr>
                 <w:rFonts w:ascii="Gulim" w:hAnsi="Gulim" w:eastAsia="Gulim"/>
                 <w:b w:val="0"/>
                 <w:i w:val="0"/>
-                <w:sz w:val="24"/>
+                <w:sz w:val="20"/>
                 <w:u w:val="none"/>
               </w:rPr>
-              <w:t xml:space="preserve">• </w:t>
+              <w:t>•</w:t>
+              <w:tab/>
             </w:r>
             <w:r>
               <w:rPr>
@@ -114,17 +115,18 @@
           <w:p>
             <w:pPr>
               <w:spacing w:before="0" w:after="0"/>
-              <w:ind w:left="0" w:hanging="255"/>
+              <w:ind w:left="0" w:hanging="360"/>
             </w:pPr>
             <w:r>
               <w:rPr>
                 <w:rFonts w:ascii="Gulim" w:hAnsi="Gulim" w:eastAsia="Gulim"/>
                 <w:b w:val="0"/>
                 <w:i w:val="0"/>
-                <w:sz w:val="24"/>
+                <w:sz w:val="20"/>
                 <w:u w:val="none"/>
               </w:rPr>
-              <w:t xml:space="preserve">• </w:t>
+              <w:t>•</w:t>
+              <w:tab/>
             </w:r>
             <w:r>
               <w:rPr>
@@ -140,17 +142,18 @@
           <w:p>
             <w:pPr>
               <w:spacing w:before="0" w:after="0"/>
-              <w:ind w:left="0" w:hanging="255"/>
+              <w:ind w:left="0" w:hanging="360"/>
             </w:pPr>
             <w:r>
               <w:rPr>
                 <w:rFonts w:ascii="Gulim" w:hAnsi="Gulim" w:eastAsia="Gulim"/>
                 <w:b w:val="0"/>
                 <w:i w:val="0"/>
-                <w:sz w:val="24"/>
+                <w:sz w:val="20"/>
                 <w:u w:val="none"/>
               </w:rPr>
-              <w:t xml:space="preserve">• </w:t>
+              <w:t>•</w:t>
+              <w:tab/>
             </w:r>
             <w:r>
               <w:rPr>
@@ -166,17 +169,18 @@
           <w:p>
             <w:pPr>
               <w:spacing w:before="0" w:after="0"/>
-              <w:ind w:left="0" w:hanging="255"/>
+              <w:ind w:left="0" w:hanging="360"/>
             </w:pPr>
             <w:r>
               <w:rPr>
                 <w:rFonts w:ascii="Gulim" w:hAnsi="Gulim" w:eastAsia="Gulim"/>
                 <w:b w:val="0"/>
                 <w:i w:val="0"/>
-                <w:sz w:val="24"/>
+                <w:sz w:val="20"/>
                 <w:u w:val="none"/>
               </w:rPr>
-              <w:t xml:space="preserve">• </w:t>
+              <w:t>•</w:t>
+              <w:tab/>
             </w:r>
             <w:r>
               <w:rPr>
@@ -192,17 +196,18 @@
           <w:p>
             <w:pPr>
               <w:spacing w:before="0" w:after="0"/>
-              <w:ind w:left="425" w:hanging="255"/>
+              <w:ind w:left="720" w:hanging="360"/>
             </w:pPr>
             <w:r>
               <w:rPr>
                 <w:rFonts w:ascii="Gulim" w:hAnsi="Gulim" w:eastAsia="Gulim"/>
                 <w:b w:val="0"/>
                 <w:i w:val="0"/>
-                <w:sz w:val="24"/>
+                <w:sz w:val="20"/>
                 <w:u w:val="none"/>
               </w:rPr>
-              <w:t xml:space="preserve">o  </w:t>
+              <w:t>o</w:t>
+              <w:tab/>
             </w:r>
             <w:r>
               <w:rPr>
@@ -231,17 +236,18 @@
           <w:p>
             <w:pPr>
               <w:spacing w:before="0" w:after="0"/>
-              <w:ind w:left="425" w:hanging="255"/>
+              <w:ind w:left="720" w:hanging="360"/>
             </w:pPr>
             <w:r>
               <w:rPr>
                 <w:rFonts w:ascii="Gulim" w:hAnsi="Gulim" w:eastAsia="Gulim"/>
                 <w:b w:val="0"/>
                 <w:i w:val="0"/>
-                <w:sz w:val="24"/>
+                <w:sz w:val="20"/>
                 <w:u w:val="none"/>
               </w:rPr>
-              <w:t xml:space="preserve">o  </w:t>
+              <w:t>o</w:t>
+              <w:tab/>
             </w:r>
             <w:r>
               <w:rPr>
@@ -270,17 +276,18 @@
           <w:p>
             <w:pPr>
               <w:spacing w:before="0" w:after="0"/>
-              <w:ind w:left="425" w:hanging="255"/>
+              <w:ind w:left="720" w:hanging="360"/>
             </w:pPr>
             <w:r>
               <w:rPr>
                 <w:rFonts w:ascii="Gulim" w:hAnsi="Gulim" w:eastAsia="Gulim"/>
                 <w:b w:val="0"/>
                 <w:i w:val="0"/>
-                <w:sz w:val="24"/>
+                <w:sz w:val="20"/>
                 <w:u w:val="none"/>
               </w:rPr>
-              <w:t xml:space="preserve">o  </w:t>
+              <w:t>o</w:t>
+              <w:tab/>
             </w:r>
             <w:r>
               <w:rPr>
@@ -309,17 +316,18 @@
           <w:p>
             <w:pPr>
               <w:spacing w:before="0" w:after="0"/>
-              <w:ind w:left="425" w:hanging="255"/>
+              <w:ind w:left="720" w:hanging="360"/>
             </w:pPr>
             <w:r>
               <w:rPr>
                 <w:rFonts w:ascii="Gulim" w:hAnsi="Gulim" w:eastAsia="Gulim"/>
                 <w:b w:val="0"/>
                 <w:i w:val="0"/>
-                <w:sz w:val="24"/>
+                <w:sz w:val="20"/>
                 <w:u w:val="none"/>
               </w:rPr>
-              <w:t xml:space="preserve">o  </w:t>
+              <w:t>o</w:t>
+              <w:tab/>
             </w:r>
             <w:r>
               <w:rPr>
@@ -388,7 +396,10 @@
     </w:p>
     <w:p>
       <w:pPr>
-        <w:spacing w:before="0" w:after="200"/>
+        <w:pBdr>
+          <w:bottom w:val="single" w:sz="12" w:space="1" w:color="000000"/>
+        </w:pBdr>
+        <w:spacing w:before="0" w:after="200" w:line="240" w:lineRule="auto"/>
       </w:pPr>
       <w:r>
         <w:rPr>
@@ -411,7 +422,7 @@
           <w:b/>
           <w:i w:val="0"/>
           <w:sz w:val="24"/>
-          <w:u w:val="none"/>
+          <w:u w:val="single"/>
         </w:rPr>
         <w:t>LG AI Research</w:t>
       </w:r>
@@ -429,17 +440,18 @@
     <w:p>
       <w:pPr>
         <w:spacing w:before="0" w:after="0"/>
-        <w:ind w:left="425" w:hanging="255"/>
-      </w:pPr>
-      <w:r>
-        <w:rPr>
-          <w:rFonts w:ascii="Gulim" w:hAnsi="Gulim" w:eastAsia="Gulim"/>
-          <w:b w:val="0"/>
-          <w:i w:val="0"/>
-          <w:sz w:val="24"/>
-          <w:u w:val="none"/>
-        </w:rPr>
-        <w:t xml:space="preserve">• </w:t>
+        <w:ind w:left="720" w:hanging="360"/>
+      </w:pPr>
+      <w:r>
+        <w:rPr>
+          <w:rFonts w:ascii="Gulim" w:hAnsi="Gulim" w:eastAsia="Gulim"/>
+          <w:b w:val="0"/>
+          <w:i w:val="0"/>
+          <w:sz w:val="20"/>
+          <w:u w:val="none"/>
+        </w:rPr>
+        <w:t>•</w:t>
+        <w:tab/>
       </w:r>
       <w:r>
         <w:rPr>
@@ -465,17 +477,18 @@
     <w:p>
       <w:pPr>
         <w:spacing w:before="0" w:after="0"/>
-        <w:ind w:left="425" w:hanging="255"/>
-      </w:pPr>
-      <w:r>
-        <w:rPr>
-          <w:rFonts w:ascii="Gulim" w:hAnsi="Gulim" w:eastAsia="Gulim"/>
-          <w:b w:val="0"/>
-          <w:i w:val="0"/>
-          <w:sz w:val="24"/>
-          <w:u w:val="none"/>
-        </w:rPr>
-        <w:t xml:space="preserve">• </w:t>
+        <w:ind w:left="720" w:hanging="360"/>
+      </w:pPr>
+      <w:r>
+        <w:rPr>
+          <w:rFonts w:ascii="Gulim" w:hAnsi="Gulim" w:eastAsia="Gulim"/>
+          <w:b w:val="0"/>
+          <w:i w:val="0"/>
+          <w:sz w:val="20"/>
+          <w:u w:val="none"/>
+        </w:rPr>
+        <w:t>•</w:t>
+        <w:tab/>
       </w:r>
       <w:r>
         <w:rPr>
@@ -508,7 +521,7 @@
           <w:b/>
           <w:i w:val="0"/>
           <w:sz w:val="24"/>
-          <w:u w:val="none"/>
+          <w:u w:val="single"/>
         </w:rPr>
         <w:t>KRAFTON</w:t>
       </w:r>
@@ -526,17 +539,18 @@
     <w:p>
       <w:pPr>
         <w:spacing w:before="0" w:after="0"/>
-        <w:ind w:left="425" w:hanging="255"/>
-      </w:pPr>
-      <w:r>
-        <w:rPr>
-          <w:rFonts w:ascii="Gulim" w:hAnsi="Gulim" w:eastAsia="Gulim"/>
-          <w:b w:val="0"/>
-          <w:i w:val="0"/>
-          <w:sz w:val="24"/>
-          <w:u w:val="none"/>
-        </w:rPr>
-        <w:t xml:space="preserve">• </w:t>
+        <w:ind w:left="720" w:hanging="360"/>
+      </w:pPr>
+      <w:r>
+        <w:rPr>
+          <w:rFonts w:ascii="Gulim" w:hAnsi="Gulim" w:eastAsia="Gulim"/>
+          <w:b w:val="0"/>
+          <w:i w:val="0"/>
+          <w:sz w:val="20"/>
+          <w:u w:val="none"/>
+        </w:rPr>
+        <w:t>•</w:t>
+        <w:tab/>
       </w:r>
       <w:r>
         <w:rPr>
@@ -562,17 +576,18 @@
     <w:p>
       <w:pPr>
         <w:spacing w:before="0" w:after="0"/>
-        <w:ind w:left="425" w:hanging="255"/>
-      </w:pPr>
-      <w:r>
-        <w:rPr>
-          <w:rFonts w:ascii="Gulim" w:hAnsi="Gulim" w:eastAsia="Gulim"/>
-          <w:b w:val="0"/>
-          <w:i w:val="0"/>
-          <w:sz w:val="24"/>
-          <w:u w:val="none"/>
-        </w:rPr>
-        <w:t xml:space="preserve">• </w:t>
+        <w:ind w:left="720" w:hanging="360"/>
+      </w:pPr>
+      <w:r>
+        <w:rPr>
+          <w:rFonts w:ascii="Gulim" w:hAnsi="Gulim" w:eastAsia="Gulim"/>
+          <w:b w:val="0"/>
+          <w:i w:val="0"/>
+          <w:sz w:val="20"/>
+          <w:u w:val="none"/>
+        </w:rPr>
+        <w:t>•</w:t>
+        <w:tab/>
       </w:r>
       <w:r>
         <w:rPr>
@@ -605,7 +620,7 @@
           <w:b/>
           <w:i w:val="0"/>
           <w:sz w:val="24"/>
-          <w:u w:val="none"/>
+          <w:u w:val="single"/>
         </w:rPr>
         <w:t>Naver Cloud (internship)</w:t>
       </w:r>
@@ -623,17 +638,18 @@
     <w:p>
       <w:pPr>
         <w:spacing w:before="0" w:after="0"/>
-        <w:ind w:left="425" w:hanging="255"/>
-      </w:pPr>
-      <w:r>
-        <w:rPr>
-          <w:rFonts w:ascii="Gulim" w:hAnsi="Gulim" w:eastAsia="Gulim"/>
-          <w:b w:val="0"/>
-          <w:i w:val="0"/>
-          <w:sz w:val="24"/>
-          <w:u w:val="none"/>
-        </w:rPr>
-        <w:t xml:space="preserve">• </w:t>
+        <w:ind w:left="720" w:hanging="360"/>
+      </w:pPr>
+      <w:r>
+        <w:rPr>
+          <w:rFonts w:ascii="Gulim" w:hAnsi="Gulim" w:eastAsia="Gulim"/>
+          <w:b w:val="0"/>
+          <w:i w:val="0"/>
+          <w:sz w:val="20"/>
+          <w:u w:val="none"/>
+        </w:rPr>
+        <w:t>•</w:t>
+        <w:tab/>
       </w:r>
       <w:r>
         <w:rPr>
@@ -659,17 +675,18 @@
     <w:p>
       <w:pPr>
         <w:spacing w:before="0" w:after="0"/>
-        <w:ind w:left="425" w:hanging="255"/>
-      </w:pPr>
-      <w:r>
-        <w:rPr>
-          <w:rFonts w:ascii="Gulim" w:hAnsi="Gulim" w:eastAsia="Gulim"/>
-          <w:b w:val="0"/>
-          <w:i w:val="0"/>
-          <w:sz w:val="24"/>
-          <w:u w:val="none"/>
-        </w:rPr>
-        <w:t xml:space="preserve">• </w:t>
+        <w:ind w:left="720" w:hanging="360"/>
+      </w:pPr>
+      <w:r>
+        <w:rPr>
+          <w:rFonts w:ascii="Gulim" w:hAnsi="Gulim" w:eastAsia="Gulim"/>
+          <w:b w:val="0"/>
+          <w:i w:val="0"/>
+          <w:sz w:val="20"/>
+          <w:u w:val="none"/>
+        </w:rPr>
+        <w:t>•</w:t>
+        <w:tab/>
       </w:r>
       <w:r>
         <w:rPr>
@@ -702,7 +719,7 @@
           <w:b/>
           <w:i w:val="0"/>
           <w:sz w:val="24"/>
-          <w:u w:val="none"/>
+          <w:u w:val="single"/>
         </w:rPr>
         <w:t>SK Telecom (internship)</w:t>
       </w:r>
@@ -720,17 +737,18 @@
     <w:p>
       <w:pPr>
         <w:spacing w:before="0" w:after="0"/>
-        <w:ind w:left="425" w:hanging="255"/>
-      </w:pPr>
-      <w:r>
-        <w:rPr>
-          <w:rFonts w:ascii="Gulim" w:hAnsi="Gulim" w:eastAsia="Gulim"/>
-          <w:b w:val="0"/>
-          <w:i w:val="0"/>
-          <w:sz w:val="24"/>
-          <w:u w:val="none"/>
-        </w:rPr>
-        <w:t xml:space="preserve">• </w:t>
+        <w:ind w:left="720" w:hanging="360"/>
+      </w:pPr>
+      <w:r>
+        <w:rPr>
+          <w:rFonts w:ascii="Gulim" w:hAnsi="Gulim" w:eastAsia="Gulim"/>
+          <w:b w:val="0"/>
+          <w:i w:val="0"/>
+          <w:sz w:val="20"/>
+          <w:u w:val="none"/>
+        </w:rPr>
+        <w:t>•</w:t>
+        <w:tab/>
       </w:r>
       <w:r>
         <w:rPr>
@@ -756,17 +774,18 @@
     <w:p>
       <w:pPr>
         <w:spacing w:before="0" w:after="0"/>
-        <w:ind w:left="425" w:hanging="255"/>
-      </w:pPr>
-      <w:r>
-        <w:rPr>
-          <w:rFonts w:ascii="Gulim" w:hAnsi="Gulim" w:eastAsia="Gulim"/>
-          <w:b w:val="0"/>
-          <w:i w:val="0"/>
-          <w:sz w:val="24"/>
-          <w:u w:val="none"/>
-        </w:rPr>
-        <w:t xml:space="preserve">• </w:t>
+        <w:ind w:left="720" w:hanging="360"/>
+      </w:pPr>
+      <w:r>
+        <w:rPr>
+          <w:rFonts w:ascii="Gulim" w:hAnsi="Gulim" w:eastAsia="Gulim"/>
+          <w:b w:val="0"/>
+          <w:i w:val="0"/>
+          <w:sz w:val="20"/>
+          <w:u w:val="none"/>
+        </w:rPr>
+        <w:t>•</w:t>
+        <w:tab/>
       </w:r>
       <w:r>
         <w:rPr>
@@ -796,7 +815,10 @@
     </w:p>
     <w:p>
       <w:pPr>
-        <w:spacing w:before="0" w:after="120"/>
+        <w:pBdr>
+          <w:bottom w:val="single" w:sz="12" w:space="1" w:color="000000"/>
+        </w:pBdr>
+        <w:spacing w:before="0" w:after="120" w:line="240" w:lineRule="auto"/>
       </w:pPr>
       <w:r>
         <w:rPr>
@@ -818,8 +840,8 @@
           <w:rFonts w:ascii="Gulim" w:hAnsi="Gulim" w:eastAsia="Gulim"/>
           <w:b/>
           <w:i w:val="0"/>
-          <w:sz w:val="30"/>
-          <w:u w:val="none"/>
+          <w:sz w:val="25"/>
+          <w:u w:val="single"/>
         </w:rPr>
         <w:t>Undergraduate</w:t>
       </w:r>
@@ -852,17 +874,18 @@
     <w:p>
       <w:pPr>
         <w:spacing w:before="0" w:after="0"/>
-        <w:ind w:left="425" w:hanging="255"/>
-      </w:pPr>
-      <w:r>
-        <w:rPr>
-          <w:rFonts w:ascii="Gulim" w:hAnsi="Gulim" w:eastAsia="Gulim"/>
-          <w:b w:val="0"/>
-          <w:i w:val="0"/>
-          <w:sz w:val="24"/>
-          <w:u w:val="none"/>
-        </w:rPr>
-        <w:t xml:space="preserve">• </w:t>
+        <w:ind w:left="720" w:hanging="360"/>
+      </w:pPr>
+      <w:r>
+        <w:rPr>
+          <w:rFonts w:ascii="Gulim" w:hAnsi="Gulim" w:eastAsia="Gulim"/>
+          <w:b w:val="0"/>
+          <w:i w:val="0"/>
+          <w:sz w:val="20"/>
+          <w:u w:val="none"/>
+        </w:rPr>
+        <w:t>•</w:t>
+        <w:tab/>
       </w:r>
       <w:r>
         <w:rPr>
@@ -888,17 +911,18 @@
     <w:p>
       <w:pPr>
         <w:spacing w:before="0" w:after="0"/>
-        <w:ind w:left="425" w:hanging="255"/>
-      </w:pPr>
-      <w:r>
-        <w:rPr>
-          <w:rFonts w:ascii="Gulim" w:hAnsi="Gulim" w:eastAsia="Gulim"/>
-          <w:b w:val="0"/>
-          <w:i w:val="0"/>
-          <w:sz w:val="24"/>
-          <w:u w:val="none"/>
-        </w:rPr>
-        <w:t xml:space="preserve">• </w:t>
+        <w:ind w:left="720" w:hanging="360"/>
+      </w:pPr>
+      <w:r>
+        <w:rPr>
+          <w:rFonts w:ascii="Gulim" w:hAnsi="Gulim" w:eastAsia="Gulim"/>
+          <w:b w:val="0"/>
+          <w:i w:val="0"/>
+          <w:sz w:val="20"/>
+          <w:u w:val="none"/>
+        </w:rPr>
+        <w:t>•</w:t>
+        <w:tab/>
       </w:r>
       <w:r>
         <w:rPr>
@@ -924,17 +948,18 @@
     <w:p>
       <w:pPr>
         <w:spacing w:before="0" w:after="0"/>
-        <w:ind w:left="425" w:hanging="255"/>
-      </w:pPr>
-      <w:r>
-        <w:rPr>
-          <w:rFonts w:ascii="Gulim" w:hAnsi="Gulim" w:eastAsia="Gulim"/>
-          <w:b w:val="0"/>
-          <w:i w:val="0"/>
-          <w:sz w:val="24"/>
-          <w:u w:val="none"/>
-        </w:rPr>
-        <w:t xml:space="preserve">• </w:t>
+        <w:ind w:left="720" w:hanging="360"/>
+      </w:pPr>
+      <w:r>
+        <w:rPr>
+          <w:rFonts w:ascii="Gulim" w:hAnsi="Gulim" w:eastAsia="Gulim"/>
+          <w:b w:val="0"/>
+          <w:i w:val="0"/>
+          <w:sz w:val="20"/>
+          <w:u w:val="none"/>
+        </w:rPr>
+        <w:t>•</w:t>
+        <w:tab/>
       </w:r>
       <w:r>
         <w:rPr>
@@ -960,17 +985,18 @@
     <w:p>
       <w:pPr>
         <w:spacing w:before="0" w:after="0"/>
-        <w:ind w:left="850" w:hanging="255"/>
-      </w:pPr>
-      <w:r>
-        <w:rPr>
-          <w:rFonts w:ascii="Gulim" w:hAnsi="Gulim" w:eastAsia="Gulim"/>
-          <w:b w:val="0"/>
-          <w:i w:val="0"/>
-          <w:sz w:val="24"/>
-          <w:u w:val="none"/>
-        </w:rPr>
-        <w:t xml:space="preserve">o  </w:t>
+        <w:ind w:left="1440" w:hanging="360"/>
+      </w:pPr>
+      <w:r>
+        <w:rPr>
+          <w:rFonts w:ascii="Gulim" w:hAnsi="Gulim" w:eastAsia="Gulim"/>
+          <w:b w:val="0"/>
+          <w:i w:val="0"/>
+          <w:sz w:val="20"/>
+          <w:u w:val="none"/>
+        </w:rPr>
+        <w:t>o</w:t>
+        <w:tab/>
       </w:r>
       <w:r>
         <w:rPr>
@@ -986,17 +1012,18 @@
     <w:p>
       <w:pPr>
         <w:spacing w:before="0" w:after="0"/>
-        <w:ind w:left="850" w:hanging="255"/>
-      </w:pPr>
-      <w:r>
-        <w:rPr>
-          <w:rFonts w:ascii="Gulim" w:hAnsi="Gulim" w:eastAsia="Gulim"/>
-          <w:b w:val="0"/>
-          <w:i w:val="0"/>
-          <w:sz w:val="24"/>
-          <w:u w:val="none"/>
-        </w:rPr>
-        <w:t xml:space="preserve">o  </w:t>
+        <w:ind w:left="1440" w:hanging="360"/>
+      </w:pPr>
+      <w:r>
+        <w:rPr>
+          <w:rFonts w:ascii="Gulim" w:hAnsi="Gulim" w:eastAsia="Gulim"/>
+          <w:b w:val="0"/>
+          <w:i w:val="0"/>
+          <w:sz w:val="20"/>
+          <w:u w:val="none"/>
+        </w:rPr>
+        <w:t>o</w:t>
+        <w:tab/>
       </w:r>
       <w:r>
         <w:rPr>
@@ -1018,8 +1045,8 @@
           <w:rFonts w:ascii="Gulim" w:hAnsi="Gulim" w:eastAsia="Gulim"/>
           <w:b/>
           <w:i w:val="0"/>
-          <w:sz w:val="30"/>
-          <w:u w:val="none"/>
+          <w:sz w:val="25"/>
+          <w:u w:val="single"/>
         </w:rPr>
         <w:t>Integrated Master's &amp; PhD Program</w:t>
       </w:r>
@@ -1052,17 +1079,18 @@
     <w:p>
       <w:pPr>
         <w:spacing w:before="0" w:after="0"/>
-        <w:ind w:left="425" w:hanging="255"/>
-      </w:pPr>
-      <w:r>
-        <w:rPr>
-          <w:rFonts w:ascii="Gulim" w:hAnsi="Gulim" w:eastAsia="Gulim"/>
-          <w:b w:val="0"/>
-          <w:i w:val="0"/>
-          <w:sz w:val="24"/>
-          <w:u w:val="none"/>
-        </w:rPr>
-        <w:t xml:space="preserve">• </w:t>
+        <w:ind w:left="720" w:hanging="360"/>
+      </w:pPr>
+      <w:r>
+        <w:rPr>
+          <w:rFonts w:ascii="Gulim" w:hAnsi="Gulim" w:eastAsia="Gulim"/>
+          <w:b w:val="0"/>
+          <w:i w:val="0"/>
+          <w:sz w:val="20"/>
+          <w:u w:val="none"/>
+        </w:rPr>
+        <w:t>•</w:t>
+        <w:tab/>
       </w:r>
       <w:r>
         <w:rPr>
@@ -1088,17 +1116,18 @@
     <w:p>
       <w:pPr>
         <w:spacing w:before="0" w:after="0"/>
-        <w:ind w:left="425" w:hanging="255"/>
-      </w:pPr>
-      <w:r>
-        <w:rPr>
-          <w:rFonts w:ascii="Gulim" w:hAnsi="Gulim" w:eastAsia="Gulim"/>
-          <w:b w:val="0"/>
-          <w:i w:val="0"/>
-          <w:sz w:val="24"/>
-          <w:u w:val="none"/>
-        </w:rPr>
-        <w:t xml:space="preserve">• </w:t>
+        <w:ind w:left="720" w:hanging="360"/>
+      </w:pPr>
+      <w:r>
+        <w:rPr>
+          <w:rFonts w:ascii="Gulim" w:hAnsi="Gulim" w:eastAsia="Gulim"/>
+          <w:b w:val="0"/>
+          <w:i w:val="0"/>
+          <w:sz w:val="20"/>
+          <w:u w:val="none"/>
+        </w:rPr>
+        <w:t>•</w:t>
+        <w:tab/>
       </w:r>
       <w:r>
         <w:rPr>
@@ -1124,17 +1153,18 @@
     <w:p>
       <w:pPr>
         <w:spacing w:before="0" w:after="0"/>
-        <w:ind w:left="425" w:hanging="255"/>
-      </w:pPr>
-      <w:r>
-        <w:rPr>
-          <w:rFonts w:ascii="Gulim" w:hAnsi="Gulim" w:eastAsia="Gulim"/>
-          <w:b w:val="0"/>
-          <w:i w:val="0"/>
-          <w:sz w:val="24"/>
-          <w:u w:val="none"/>
-        </w:rPr>
-        <w:t xml:space="preserve">• </w:t>
+        <w:ind w:left="720" w:hanging="360"/>
+      </w:pPr>
+      <w:r>
+        <w:rPr>
+          <w:rFonts w:ascii="Gulim" w:hAnsi="Gulim" w:eastAsia="Gulim"/>
+          <w:b w:val="0"/>
+          <w:i w:val="0"/>
+          <w:sz w:val="20"/>
+          <w:u w:val="none"/>
+        </w:rPr>
+        <w:t>•</w:t>
+        <w:tab/>
       </w:r>
       <w:r>
         <w:rPr>
@@ -1160,17 +1190,18 @@
     <w:p>
       <w:pPr>
         <w:spacing w:before="0" w:after="0"/>
-        <w:ind w:left="850" w:hanging="255"/>
-      </w:pPr>
-      <w:r>
-        <w:rPr>
-          <w:rFonts w:ascii="Gulim" w:hAnsi="Gulim" w:eastAsia="Gulim"/>
-          <w:b w:val="0"/>
-          <w:i w:val="0"/>
-          <w:sz w:val="24"/>
-          <w:u w:val="none"/>
-        </w:rPr>
-        <w:t xml:space="preserve">o  </w:t>
+        <w:ind w:left="1440" w:hanging="360"/>
+      </w:pPr>
+      <w:r>
+        <w:rPr>
+          <w:rFonts w:ascii="Gulim" w:hAnsi="Gulim" w:eastAsia="Gulim"/>
+          <w:b w:val="0"/>
+          <w:i w:val="0"/>
+          <w:sz w:val="20"/>
+          <w:u w:val="none"/>
+        </w:rPr>
+        <w:t>o</w:t>
+        <w:tab/>
       </w:r>
       <w:r>
         <w:rPr>
@@ -1208,17 +1239,18 @@
     <w:p>
       <w:pPr>
         <w:spacing w:before="0" w:after="0"/>
-        <w:ind w:left="850" w:hanging="255"/>
-      </w:pPr>
-      <w:r>
-        <w:rPr>
-          <w:rFonts w:ascii="Gulim" w:hAnsi="Gulim" w:eastAsia="Gulim"/>
-          <w:b w:val="0"/>
-          <w:i w:val="0"/>
-          <w:sz w:val="24"/>
-          <w:u w:val="none"/>
-        </w:rPr>
-        <w:t xml:space="preserve">o  </w:t>
+        <w:ind w:left="1440" w:hanging="360"/>
+      </w:pPr>
+      <w:r>
+        <w:rPr>
+          <w:rFonts w:ascii="Gulim" w:hAnsi="Gulim" w:eastAsia="Gulim"/>
+          <w:b w:val="0"/>
+          <w:i w:val="0"/>
+          <w:sz w:val="20"/>
+          <w:u w:val="none"/>
+        </w:rPr>
+        <w:t>o</w:t>
+        <w:tab/>
       </w:r>
       <w:r>
         <w:rPr>
@@ -1255,7 +1287,10 @@
     </w:p>
     <w:p>
       <w:pPr>
-        <w:spacing w:before="360" w:after="120"/>
+        <w:pBdr>
+          <w:bottom w:val="single" w:sz="12" w:space="1" w:color="000000"/>
+        </w:pBdr>
+        <w:spacing w:before="360" w:after="120" w:line="240" w:lineRule="auto"/>
       </w:pPr>
       <w:r>
         <w:rPr>
@@ -1271,17 +1306,18 @@
     <w:p>
       <w:pPr>
         <w:spacing w:before="0" w:after="0"/>
-        <w:ind w:left="425" w:hanging="255"/>
-      </w:pPr>
-      <w:r>
-        <w:rPr>
-          <w:rFonts w:ascii="Gulim" w:hAnsi="Gulim" w:eastAsia="Gulim"/>
-          <w:b w:val="0"/>
-          <w:i w:val="0"/>
-          <w:sz w:val="24"/>
-          <w:u w:val="none"/>
-        </w:rPr>
-        <w:t xml:space="preserve">• </w:t>
+        <w:ind w:left="720" w:hanging="360"/>
+      </w:pPr>
+      <w:r>
+        <w:rPr>
+          <w:rFonts w:ascii="Gulim" w:hAnsi="Gulim" w:eastAsia="Gulim"/>
+          <w:b w:val="0"/>
+          <w:i w:val="0"/>
+          <w:sz w:val="20"/>
+          <w:u w:val="none"/>
+        </w:rPr>
+        <w:t>•</w:t>
+        <w:tab/>
       </w:r>
       <w:r>
         <w:rPr>
@@ -1297,17 +1333,18 @@
     <w:p>
       <w:pPr>
         <w:spacing w:before="0" w:after="0"/>
-        <w:ind w:left="850" w:hanging="255"/>
-      </w:pPr>
-      <w:r>
-        <w:rPr>
-          <w:rFonts w:ascii="Gulim" w:hAnsi="Gulim" w:eastAsia="Gulim"/>
-          <w:b w:val="0"/>
-          <w:i w:val="0"/>
-          <w:sz w:val="24"/>
-          <w:u w:val="none"/>
-        </w:rPr>
-        <w:t xml:space="preserve">o  </w:t>
+        <w:ind w:left="1440" w:hanging="360"/>
+      </w:pPr>
+      <w:r>
+        <w:rPr>
+          <w:rFonts w:ascii="Gulim" w:hAnsi="Gulim" w:eastAsia="Gulim"/>
+          <w:b w:val="0"/>
+          <w:i w:val="0"/>
+          <w:sz w:val="20"/>
+          <w:u w:val="none"/>
+        </w:rPr>
+        <w:t>o</w:t>
+        <w:tab/>
       </w:r>
       <w:r>
         <w:rPr>
@@ -1323,17 +1360,18 @@
     <w:p>
       <w:pPr>
         <w:spacing w:before="0" w:after="0"/>
-        <w:ind w:left="850" w:hanging="255"/>
-      </w:pPr>
-      <w:r>
-        <w:rPr>
-          <w:rFonts w:ascii="Gulim" w:hAnsi="Gulim" w:eastAsia="Gulim"/>
-          <w:b w:val="0"/>
-          <w:i w:val="0"/>
-          <w:sz w:val="24"/>
-          <w:u w:val="none"/>
-        </w:rPr>
-        <w:t xml:space="preserve">o  </w:t>
+        <w:ind w:left="1440" w:hanging="360"/>
+      </w:pPr>
+      <w:r>
+        <w:rPr>
+          <w:rFonts w:ascii="Gulim" w:hAnsi="Gulim" w:eastAsia="Gulim"/>
+          <w:b w:val="0"/>
+          <w:i w:val="0"/>
+          <w:sz w:val="20"/>
+          <w:u w:val="none"/>
+        </w:rPr>
+        <w:t>o</w:t>
+        <w:tab/>
       </w:r>
       <w:r>
         <w:rPr>
@@ -1349,17 +1387,18 @@
     <w:p>
       <w:pPr>
         <w:spacing w:before="0" w:after="0"/>
-        <w:ind w:left="850" w:hanging="255"/>
-      </w:pPr>
-      <w:r>
-        <w:rPr>
-          <w:rFonts w:ascii="Gulim" w:hAnsi="Gulim" w:eastAsia="Gulim"/>
-          <w:b w:val="0"/>
-          <w:i w:val="0"/>
-          <w:sz w:val="24"/>
-          <w:u w:val="none"/>
-        </w:rPr>
-        <w:t xml:space="preserve">o  </w:t>
+        <w:ind w:left="1440" w:hanging="360"/>
+      </w:pPr>
+      <w:r>
+        <w:rPr>
+          <w:rFonts w:ascii="Gulim" w:hAnsi="Gulim" w:eastAsia="Gulim"/>
+          <w:b w:val="0"/>
+          <w:i w:val="0"/>
+          <w:sz w:val="20"/>
+          <w:u w:val="none"/>
+        </w:rPr>
+        <w:t>o</w:t>
+        <w:tab/>
       </w:r>
       <w:r>
         <w:rPr>
@@ -1375,17 +1414,18 @@
     <w:p>
       <w:pPr>
         <w:spacing w:before="0" w:after="0"/>
-        <w:ind w:left="850" w:hanging="255"/>
-      </w:pPr>
-      <w:r>
-        <w:rPr>
-          <w:rFonts w:ascii="Gulim" w:hAnsi="Gulim" w:eastAsia="Gulim"/>
-          <w:b w:val="0"/>
-          <w:i w:val="0"/>
-          <w:sz w:val="24"/>
-          <w:u w:val="none"/>
-        </w:rPr>
-        <w:t xml:space="preserve">o  </w:t>
+        <w:ind w:left="1440" w:hanging="360"/>
+      </w:pPr>
+      <w:r>
+        <w:rPr>
+          <w:rFonts w:ascii="Gulim" w:hAnsi="Gulim" w:eastAsia="Gulim"/>
+          <w:b w:val="0"/>
+          <w:i w:val="0"/>
+          <w:sz w:val="20"/>
+          <w:u w:val="none"/>
+        </w:rPr>
+        <w:t>o</w:t>
+        <w:tab/>
       </w:r>
       <w:r>
         <w:rPr>
@@ -1401,17 +1441,18 @@
     <w:p>
       <w:pPr>
         <w:spacing w:before="0" w:after="0"/>
-        <w:ind w:left="850" w:hanging="255"/>
-      </w:pPr>
-      <w:r>
-        <w:rPr>
-          <w:rFonts w:ascii="Gulim" w:hAnsi="Gulim" w:eastAsia="Gulim"/>
-          <w:b w:val="0"/>
-          <w:i w:val="0"/>
-          <w:sz w:val="24"/>
-          <w:u w:val="none"/>
-        </w:rPr>
-        <w:t xml:space="preserve">o  </w:t>
+        <w:ind w:left="1440" w:hanging="360"/>
+      </w:pPr>
+      <w:r>
+        <w:rPr>
+          <w:rFonts w:ascii="Gulim" w:hAnsi="Gulim" w:eastAsia="Gulim"/>
+          <w:b w:val="0"/>
+          <w:i w:val="0"/>
+          <w:sz w:val="20"/>
+          <w:u w:val="none"/>
+        </w:rPr>
+        <w:t>o</w:t>
+        <w:tab/>
       </w:r>
       <w:r>
         <w:rPr>
@@ -1427,17 +1468,18 @@
     <w:p>
       <w:pPr>
         <w:spacing w:before="0" w:after="0"/>
-        <w:ind w:left="850" w:hanging="255"/>
-      </w:pPr>
-      <w:r>
-        <w:rPr>
-          <w:rFonts w:ascii="Gulim" w:hAnsi="Gulim" w:eastAsia="Gulim"/>
-          <w:b w:val="0"/>
-          <w:i w:val="0"/>
-          <w:sz w:val="24"/>
-          <w:u w:val="none"/>
-        </w:rPr>
-        <w:t xml:space="preserve">o  </w:t>
+        <w:ind w:left="1440" w:hanging="360"/>
+      </w:pPr>
+      <w:r>
+        <w:rPr>
+          <w:rFonts w:ascii="Gulim" w:hAnsi="Gulim" w:eastAsia="Gulim"/>
+          <w:b w:val="0"/>
+          <w:i w:val="0"/>
+          <w:sz w:val="20"/>
+          <w:u w:val="none"/>
+        </w:rPr>
+        <w:t>o</w:t>
+        <w:tab/>
       </w:r>
       <w:r>
         <w:rPr>
@@ -1453,17 +1495,18 @@
     <w:p>
       <w:pPr>
         <w:spacing w:before="0" w:after="0"/>
-        <w:ind w:left="425" w:hanging="255"/>
-      </w:pPr>
-      <w:r>
-        <w:rPr>
-          <w:rFonts w:ascii="Gulim" w:hAnsi="Gulim" w:eastAsia="Gulim"/>
-          <w:b w:val="0"/>
-          <w:i w:val="0"/>
-          <w:sz w:val="24"/>
-          <w:u w:val="none"/>
-        </w:rPr>
-        <w:t xml:space="preserve">• </w:t>
+        <w:ind w:left="720" w:hanging="360"/>
+      </w:pPr>
+      <w:r>
+        <w:rPr>
+          <w:rFonts w:ascii="Gulim" w:hAnsi="Gulim" w:eastAsia="Gulim"/>
+          <w:b w:val="0"/>
+          <w:i w:val="0"/>
+          <w:sz w:val="20"/>
+          <w:u w:val="none"/>
+        </w:rPr>
+        <w:t>•</w:t>
+        <w:tab/>
       </w:r>
       <w:r>
         <w:rPr>
@@ -1562,7 +1605,6 @@
     <w:p>
       <w:pPr>
         <w:spacing w:before="0" w:after="0"/>
-        <w:ind w:left="283"/>
       </w:pPr>
       <w:r>
         <w:rPr>
@@ -1598,7 +1640,6 @@
     <w:p>
       <w:pPr>
         <w:spacing w:before="0" w:after="0"/>
-        <w:ind w:left="283"/>
       </w:pPr>
       <w:r>
         <w:rPr>
@@ -1614,7 +1655,7 @@
         <w:rPr>
           <w:rFonts w:ascii="Gulim" w:hAnsi="Gulim" w:eastAsia="Gulim"/>
           <w:b w:val="0"/>
-          <w:i w:val="0"/>
+          <w:i/>
           <w:color w:val="212121"/>
           <w:sz w:val="22"/>
           <w:u w:val="none"/>
@@ -1624,7 +1665,7 @@
       <w:r>
         <w:rPr>
           <w:rFonts w:ascii="Gulim" w:hAnsi="Gulim" w:eastAsia="Gulim"/>
-          <w:b/>
+          <w:b w:val="0"/>
           <w:i w:val="0"/>
           <w:color w:val="FF9900"/>
           <w:sz w:val="22"/>
@@ -1636,7 +1677,7 @@
         <w:rPr>
           <w:rFonts w:ascii="Gulim" w:hAnsi="Gulim" w:eastAsia="Gulim"/>
           <w:b w:val="0"/>
-          <w:i w:val="0"/>
+          <w:i/>
           <w:color w:val="212121"/>
           <w:sz w:val="22"/>
           <w:u w:val="none"/>
@@ -1660,7 +1701,7 @@
         <w:rPr>
           <w:rFonts w:ascii="Gulim" w:hAnsi="Gulim" w:eastAsia="Gulim"/>
           <w:b w:val="0"/>
-          <w:i w:val="0"/>
+          <w:i/>
           <w:color w:val="212121"/>
           <w:sz w:val="22"/>
           <w:u w:val="none"/>
@@ -1687,7 +1728,6 @@
     <w:p>
       <w:pPr>
         <w:spacing w:before="0" w:after="0"/>
-        <w:ind w:left="283"/>
       </w:pPr>
       <w:r>
         <w:rPr>
@@ -1723,7 +1763,6 @@
     <w:p>
       <w:pPr>
         <w:spacing w:before="0" w:after="0"/>
-        <w:ind w:left="283"/>
       </w:pPr>
       <w:r>
         <w:rPr>
@@ -1739,7 +1778,7 @@
         <w:rPr>
           <w:rFonts w:ascii="Gulim" w:hAnsi="Gulim" w:eastAsia="Gulim"/>
           <w:b w:val="0"/>
-          <w:i w:val="0"/>
+          <w:i/>
           <w:color w:val="212121"/>
           <w:sz w:val="22"/>
           <w:u w:val="none"/>
@@ -1749,7 +1788,7 @@
       <w:r>
         <w:rPr>
           <w:rFonts w:ascii="Gulim" w:hAnsi="Gulim" w:eastAsia="Gulim"/>
-          <w:b/>
+          <w:b w:val="0"/>
           <w:i w:val="0"/>
           <w:color w:val="FF9900"/>
           <w:sz w:val="22"/>
@@ -1761,7 +1800,7 @@
         <w:rPr>
           <w:rFonts w:ascii="Gulim" w:hAnsi="Gulim" w:eastAsia="Gulim"/>
           <w:b w:val="0"/>
-          <w:i w:val="0"/>
+          <w:i/>
           <w:color w:val="212121"/>
           <w:sz w:val="22"/>
           <w:u w:val="none"/>
@@ -1785,7 +1824,7 @@
         <w:rPr>
           <w:rFonts w:ascii="Gulim" w:hAnsi="Gulim" w:eastAsia="Gulim"/>
           <w:b w:val="0"/>
-          <w:i w:val="0"/>
+          <w:i/>
           <w:color w:val="212121"/>
           <w:sz w:val="22"/>
           <w:u w:val="none"/>
@@ -1812,7 +1851,6 @@
     <w:p>
       <w:pPr>
         <w:spacing w:before="0" w:after="0"/>
-        <w:ind w:left="283"/>
       </w:pPr>
       <w:r>
         <w:rPr>
@@ -1848,7 +1886,6 @@
     <w:p>
       <w:pPr>
         <w:spacing w:before="0" w:after="0"/>
-        <w:ind w:left="283"/>
       </w:pPr>
       <w:r>
         <w:rPr>
@@ -1864,7 +1901,7 @@
         <w:rPr>
           <w:rFonts w:ascii="Gulim" w:hAnsi="Gulim" w:eastAsia="Gulim"/>
           <w:b w:val="0"/>
-          <w:i w:val="0"/>
+          <w:i/>
           <w:color w:val="212121"/>
           <w:sz w:val="22"/>
           <w:u w:val="none"/>
@@ -1874,7 +1911,7 @@
       <w:r>
         <w:rPr>
           <w:rFonts w:ascii="Gulim" w:hAnsi="Gulim" w:eastAsia="Gulim"/>
-          <w:b/>
+          <w:b w:val="0"/>
           <w:i w:val="0"/>
           <w:color w:val="FF9900"/>
           <w:sz w:val="22"/>
@@ -1886,7 +1923,7 @@
         <w:rPr>
           <w:rFonts w:ascii="Gulim" w:hAnsi="Gulim" w:eastAsia="Gulim"/>
           <w:b w:val="0"/>
-          <w:i w:val="0"/>
+          <w:i/>
           <w:color w:val="212121"/>
           <w:sz w:val="22"/>
           <w:u w:val="none"/>
@@ -1910,7 +1947,7 @@
         <w:rPr>
           <w:rFonts w:ascii="Gulim" w:hAnsi="Gulim" w:eastAsia="Gulim"/>
           <w:b w:val="0"/>
-          <w:i w:val="0"/>
+          <w:i/>
           <w:color w:val="212121"/>
           <w:sz w:val="22"/>
           <w:u w:val="none"/>
@@ -1937,7 +1974,6 @@
     <w:p>
       <w:pPr>
         <w:spacing w:before="0" w:after="0"/>
-        <w:ind w:left="283"/>
       </w:pPr>
       <w:r>
         <w:rPr>
@@ -1973,7 +2009,6 @@
     <w:p>
       <w:pPr>
         <w:spacing w:before="0" w:after="0"/>
-        <w:ind w:left="283"/>
       </w:pPr>
       <w:r>
         <w:rPr>
@@ -1989,7 +2024,7 @@
         <w:rPr>
           <w:rFonts w:ascii="Gulim" w:hAnsi="Gulim" w:eastAsia="Gulim"/>
           <w:b w:val="0"/>
-          <w:i w:val="0"/>
+          <w:i/>
           <w:color w:val="212121"/>
           <w:sz w:val="22"/>
           <w:u w:val="none"/>
@@ -1999,7 +2034,7 @@
       <w:r>
         <w:rPr>
           <w:rFonts w:ascii="Gulim" w:hAnsi="Gulim" w:eastAsia="Gulim"/>
-          <w:b/>
+          <w:b w:val="0"/>
           <w:i w:val="0"/>
           <w:color w:val="FF9900"/>
           <w:sz w:val="22"/>
@@ -2011,7 +2046,7 @@
         <w:rPr>
           <w:rFonts w:ascii="Gulim" w:hAnsi="Gulim" w:eastAsia="Gulim"/>
           <w:b w:val="0"/>
-          <w:i w:val="0"/>
+          <w:i/>
           <w:color w:val="212121"/>
           <w:sz w:val="22"/>
           <w:u w:val="none"/>
@@ -2035,7 +2070,7 @@
         <w:rPr>
           <w:rFonts w:ascii="Gulim" w:hAnsi="Gulim" w:eastAsia="Gulim"/>
           <w:b w:val="0"/>
-          <w:i w:val="0"/>
+          <w:i/>
           <w:color w:val="212121"/>
           <w:sz w:val="22"/>
           <w:u w:val="none"/>
@@ -2062,7 +2097,6 @@
     <w:p>
       <w:pPr>
         <w:spacing w:before="0" w:after="0"/>
-        <w:ind w:left="283"/>
       </w:pPr>
       <w:r>
         <w:rPr>
@@ -2098,7 +2132,6 @@
     <w:p>
       <w:pPr>
         <w:spacing w:before="0" w:after="0"/>
-        <w:ind w:left="283"/>
       </w:pPr>
       <w:r>
         <w:rPr>
@@ -2114,7 +2147,7 @@
         <w:rPr>
           <w:rFonts w:ascii="Gulim" w:hAnsi="Gulim" w:eastAsia="Gulim"/>
           <w:b w:val="0"/>
-          <w:i w:val="0"/>
+          <w:i/>
           <w:color w:val="212121"/>
           <w:sz w:val="22"/>
           <w:u w:val="none"/>
@@ -2138,7 +2171,7 @@
         <w:rPr>
           <w:rFonts w:ascii="Gulim" w:hAnsi="Gulim" w:eastAsia="Gulim"/>
           <w:b w:val="0"/>
-          <w:i w:val="0"/>
+          <w:i/>
           <w:color w:val="212121"/>
           <w:sz w:val="22"/>
           <w:u w:val="none"/>
@@ -2165,7 +2198,6 @@
     <w:p>
       <w:pPr>
         <w:spacing w:before="0" w:after="0"/>
-        <w:ind w:left="283"/>
       </w:pPr>
       <w:r>
         <w:rPr>
@@ -2201,7 +2233,6 @@
     <w:p>
       <w:pPr>
         <w:spacing w:before="0" w:after="0"/>
-        <w:ind w:left="283"/>
       </w:pPr>
       <w:r>
         <w:rPr>
@@ -2217,7 +2248,7 @@
         <w:rPr>
           <w:rFonts w:ascii="Gulim" w:hAnsi="Gulim" w:eastAsia="Gulim"/>
           <w:b w:val="0"/>
-          <w:i w:val="0"/>
+          <w:i/>
           <w:color w:val="212121"/>
           <w:sz w:val="22"/>
           <w:u w:val="none"/>
@@ -2241,7 +2272,7 @@
         <w:rPr>
           <w:rFonts w:ascii="Gulim" w:hAnsi="Gulim" w:eastAsia="Gulim"/>
           <w:b w:val="0"/>
-          <w:i w:val="0"/>
+          <w:i/>
           <w:color w:val="212121"/>
           <w:sz w:val="22"/>
           <w:u w:val="none"/>
@@ -2268,7 +2299,6 @@
     <w:p>
       <w:pPr>
         <w:spacing w:before="0" w:after="0"/>
-        <w:ind w:left="283"/>
       </w:pPr>
       <w:r>
         <w:rPr>
@@ -2304,7 +2334,6 @@
     <w:p>
       <w:pPr>
         <w:spacing w:before="0" w:after="0"/>
-        <w:ind w:left="283"/>
       </w:pPr>
       <w:r>
         <w:rPr>
@@ -2320,7 +2349,7 @@
         <w:rPr>
           <w:rFonts w:ascii="Gulim" w:hAnsi="Gulim" w:eastAsia="Gulim"/>
           <w:b w:val="0"/>
-          <w:i w:val="0"/>
+          <w:i/>
           <w:color w:val="212121"/>
           <w:sz w:val="22"/>
           <w:u w:val="none"/>
@@ -2344,7 +2373,7 @@
         <w:rPr>
           <w:rFonts w:ascii="Gulim" w:hAnsi="Gulim" w:eastAsia="Gulim"/>
           <w:b w:val="0"/>
-          <w:i w:val="0"/>
+          <w:i/>
           <w:color w:val="212121"/>
           <w:sz w:val="22"/>
           <w:u w:val="none"/>
@@ -2371,7 +2400,6 @@
     <w:p>
       <w:pPr>
         <w:spacing w:before="0" w:after="0"/>
-        <w:ind w:left="283"/>
       </w:pPr>
       <w:r>
         <w:rPr>
@@ -2407,7 +2435,6 @@
     <w:p>
       <w:pPr>
         <w:spacing w:before="0" w:after="0"/>
-        <w:ind w:left="283"/>
       </w:pPr>
       <w:r>
         <w:rPr>
@@ -2423,7 +2450,7 @@
         <w:rPr>
           <w:rFonts w:ascii="Gulim" w:hAnsi="Gulim" w:eastAsia="Gulim"/>
           <w:b w:val="0"/>
-          <w:i w:val="0"/>
+          <w:i/>
           <w:color w:val="212121"/>
           <w:sz w:val="22"/>
           <w:u w:val="none"/>
@@ -2450,7 +2477,6 @@
     <w:p>
       <w:pPr>
         <w:spacing w:before="0" w:after="0"/>
-        <w:ind w:left="283"/>
       </w:pPr>
       <w:r>
         <w:rPr>
@@ -2516,7 +2542,6 @@
     <w:p>
       <w:pPr>
         <w:spacing w:before="0" w:after="0"/>
-        <w:ind w:left="283"/>
       </w:pPr>
       <w:r>
         <w:rPr>
@@ -2532,7 +2557,7 @@
         <w:rPr>
           <w:rFonts w:ascii="Gulim" w:hAnsi="Gulim" w:eastAsia="Gulim"/>
           <w:b w:val="0"/>
-          <w:i w:val="0"/>
+          <w:i/>
           <w:color w:val="212121"/>
           <w:sz w:val="22"/>
           <w:u w:val="none"/>
@@ -2556,7 +2581,7 @@
         <w:rPr>
           <w:rFonts w:ascii="Gulim" w:hAnsi="Gulim" w:eastAsia="Gulim"/>
           <w:b w:val="0"/>
-          <w:i w:val="0"/>
+          <w:i/>
           <w:color w:val="212121"/>
           <w:sz w:val="22"/>
           <w:u w:val="none"/>
@@ -2583,7 +2608,6 @@
     <w:p>
       <w:pPr>
         <w:spacing w:before="0" w:after="0"/>
-        <w:ind w:left="283"/>
       </w:pPr>
       <w:r>
         <w:rPr>
@@ -2679,7 +2703,6 @@
     <w:p>
       <w:pPr>
         <w:spacing w:before="0" w:after="0"/>
-        <w:ind w:left="283"/>
       </w:pPr>
       <w:r>
         <w:rPr>
@@ -2695,7 +2718,7 @@
         <w:rPr>
           <w:rFonts w:ascii="Gulim" w:hAnsi="Gulim" w:eastAsia="Gulim"/>
           <w:b w:val="0"/>
-          <w:i w:val="0"/>
+          <w:i/>
           <w:color w:val="212121"/>
           <w:sz w:val="22"/>
           <w:u w:val="none"/>
@@ -2719,7 +2742,7 @@
         <w:rPr>
           <w:rFonts w:ascii="Gulim" w:hAnsi="Gulim" w:eastAsia="Gulim"/>
           <w:b w:val="0"/>
-          <w:i w:val="0"/>
+          <w:i/>
           <w:color w:val="212121"/>
           <w:sz w:val="22"/>
           <w:u w:val="none"/>
@@ -2746,7 +2769,6 @@
     <w:p>
       <w:pPr>
         <w:spacing w:before="0" w:after="0"/>
-        <w:ind w:left="283"/>
       </w:pPr>
       <w:r>
         <w:rPr>
@@ -2812,7 +2834,6 @@
     <w:p>
       <w:pPr>
         <w:spacing w:before="0" w:after="0"/>
-        <w:ind w:left="283"/>
       </w:pPr>
       <w:r>
         <w:rPr>
@@ -2828,7 +2849,7 @@
         <w:rPr>
           <w:rFonts w:ascii="Gulim" w:hAnsi="Gulim" w:eastAsia="Gulim"/>
           <w:b w:val="0"/>
-          <w:i w:val="0"/>
+          <w:i/>
           <w:color w:val="212121"/>
           <w:sz w:val="22"/>
           <w:u w:val="none"/>
@@ -2838,7 +2859,7 @@
       <w:r>
         <w:rPr>
           <w:rFonts w:ascii="Gulim" w:hAnsi="Gulim" w:eastAsia="Gulim"/>
-          <w:b/>
+          <w:b w:val="0"/>
           <w:i w:val="0"/>
           <w:color w:val="FF9900"/>
           <w:sz w:val="22"/>
@@ -2850,7 +2871,7 @@
         <w:rPr>
           <w:rFonts w:ascii="Gulim" w:hAnsi="Gulim" w:eastAsia="Gulim"/>
           <w:b w:val="0"/>
-          <w:i w:val="0"/>
+          <w:i/>
           <w:color w:val="212121"/>
           <w:sz w:val="22"/>
           <w:u w:val="none"/>
@@ -2874,7 +2895,7 @@
         <w:rPr>
           <w:rFonts w:ascii="Gulim" w:hAnsi="Gulim" w:eastAsia="Gulim"/>
           <w:b w:val="0"/>
-          <w:i w:val="0"/>
+          <w:i/>
           <w:color w:val="212121"/>
           <w:sz w:val="22"/>
           <w:u w:val="none"/>
@@ -2901,7 +2922,6 @@
     <w:p>
       <w:pPr>
         <w:spacing w:before="0" w:after="0"/>
-        <w:ind w:left="283"/>
       </w:pPr>
       <w:r>
         <w:rPr>
@@ -2967,7 +2987,6 @@
     <w:p>
       <w:pPr>
         <w:spacing w:before="0" w:after="0"/>
-        <w:ind w:left="283"/>
       </w:pPr>
       <w:r>
         <w:rPr>
@@ -2983,7 +3002,7 @@
         <w:rPr>
           <w:rFonts w:ascii="Gulim" w:hAnsi="Gulim" w:eastAsia="Gulim"/>
           <w:b w:val="0"/>
-          <w:i w:val="0"/>
+          <w:i/>
           <w:color w:val="212121"/>
           <w:sz w:val="22"/>
           <w:u w:val="none"/>
@@ -3007,7 +3026,7 @@
         <w:rPr>
           <w:rFonts w:ascii="Gulim" w:hAnsi="Gulim" w:eastAsia="Gulim"/>
           <w:b w:val="0"/>
-          <w:i w:val="0"/>
+          <w:i/>
           <w:color w:val="212121"/>
           <w:sz w:val="22"/>
           <w:u w:val="none"/>
@@ -3018,7 +3037,6 @@
     <w:p>
       <w:pPr>
         <w:spacing w:before="0" w:after="0"/>
-        <w:ind w:left="283"/>
       </w:pPr>
       <w:r>
         <w:rPr>
@@ -3033,7 +3051,7 @@
       <w:r>
         <w:rPr>
           <w:rFonts w:ascii="Gulim" w:hAnsi="Gulim" w:eastAsia="Gulim"/>
-          <w:b/>
+          <w:b w:val="0"/>
           <w:i w:val="0"/>
           <w:color w:val="FF9900"/>
           <w:sz w:val="22"/>
@@ -3081,7 +3099,6 @@
     <w:p>
       <w:pPr>
         <w:spacing w:before="0" w:after="0"/>
-        <w:ind w:left="283"/>
       </w:pPr>
       <w:r>
         <w:rPr>
@@ -3117,7 +3134,6 @@
     <w:p>
       <w:pPr>
         <w:spacing w:before="0" w:after="0"/>
-        <w:ind w:left="283"/>
       </w:pPr>
       <w:r>
         <w:rPr>
@@ -3133,7 +3149,7 @@
         <w:rPr>
           <w:rFonts w:ascii="Gulim" w:hAnsi="Gulim" w:eastAsia="Gulim"/>
           <w:b w:val="0"/>
-          <w:i w:val="0"/>
+          <w:i/>
           <w:color w:val="212121"/>
           <w:sz w:val="22"/>
           <w:u w:val="none"/>
@@ -3157,7 +3173,7 @@
         <w:rPr>
           <w:rFonts w:ascii="Gulim" w:hAnsi="Gulim" w:eastAsia="Gulim"/>
           <w:b w:val="0"/>
-          <w:i w:val="0"/>
+          <w:i/>
           <w:color w:val="212121"/>
           <w:sz w:val="22"/>
           <w:u w:val="none"/>
@@ -3168,13 +3184,12 @@
     <w:p>
       <w:pPr>
         <w:spacing w:before="0" w:after="0"/>
-        <w:ind w:left="283"/>
-      </w:pPr>
-      <w:r>
-        <w:rPr>
-          <w:rFonts w:ascii="Gulim" w:hAnsi="Gulim" w:eastAsia="Gulim"/>
-          <w:b w:val="0"/>
-          <w:i w:val="0"/>
+      </w:pPr>
+      <w:r>
+        <w:rPr>
+          <w:rFonts w:ascii="Gulim" w:hAnsi="Gulim" w:eastAsia="Gulim"/>
+          <w:b w:val="0"/>
+          <w:i/>
           <w:color w:val="212121"/>
           <w:sz w:val="22"/>
           <w:u w:val="none"/>
@@ -3184,7 +3199,7 @@
       <w:r>
         <w:rPr>
           <w:rFonts w:ascii="Gulim" w:hAnsi="Gulim" w:eastAsia="Gulim"/>
-          <w:b/>
+          <w:b w:val="0"/>
           <w:i w:val="0"/>
           <w:color w:val="FF9900"/>
           <w:sz w:val="22"/>
@@ -3212,7 +3227,6 @@
     <w:p>
       <w:pPr>
         <w:spacing w:before="0" w:after="0"/>
-        <w:ind w:left="283"/>
       </w:pPr>
       <w:r>
         <w:rPr>
@@ -3248,7 +3262,6 @@
     <w:p>
       <w:pPr>
         <w:spacing w:before="0" w:after="0"/>
-        <w:ind w:left="283"/>
       </w:pPr>
       <w:r>
         <w:rPr>
@@ -3264,7 +3277,7 @@
         <w:rPr>
           <w:rFonts w:ascii="Gulim" w:hAnsi="Gulim" w:eastAsia="Gulim"/>
           <w:b w:val="0"/>
-          <w:i w:val="0"/>
+          <w:i/>
           <w:color w:val="212121"/>
           <w:sz w:val="22"/>
           <w:u w:val="none"/>
@@ -3274,7 +3287,7 @@
       <w:r>
         <w:rPr>
           <w:rFonts w:ascii="Gulim" w:hAnsi="Gulim" w:eastAsia="Gulim"/>
-          <w:b/>
+          <w:b w:val="0"/>
           <w:i w:val="0"/>
           <w:color w:val="FF9900"/>
           <w:sz w:val="22"/>
@@ -3286,7 +3299,7 @@
         <w:rPr>
           <w:rFonts w:ascii="Gulim" w:hAnsi="Gulim" w:eastAsia="Gulim"/>
           <w:b w:val="0"/>
-          <w:i w:val="0"/>
+          <w:i/>
           <w:color w:val="212121"/>
           <w:sz w:val="22"/>
           <w:u w:val="none"/>
@@ -3310,7 +3323,7 @@
         <w:rPr>
           <w:rFonts w:ascii="Gulim" w:hAnsi="Gulim" w:eastAsia="Gulim"/>
           <w:b w:val="0"/>
-          <w:i w:val="0"/>
+          <w:i/>
           <w:color w:val="212121"/>
           <w:sz w:val="22"/>
           <w:u w:val="none"/>
@@ -3321,13 +3334,12 @@
     <w:p>
       <w:pPr>
         <w:spacing w:before="0" w:after="0"/>
-        <w:ind w:left="283"/>
-      </w:pPr>
-      <w:r>
-        <w:rPr>
-          <w:rFonts w:ascii="Gulim" w:hAnsi="Gulim" w:eastAsia="Gulim"/>
-          <w:b w:val="0"/>
-          <w:i w:val="0"/>
+      </w:pPr>
+      <w:r>
+        <w:rPr>
+          <w:rFonts w:ascii="Gulim" w:hAnsi="Gulim" w:eastAsia="Gulim"/>
+          <w:b w:val="0"/>
+          <w:i/>
           <w:color w:val="212121"/>
           <w:sz w:val="22"/>
           <w:u w:val="none"/>
@@ -3354,7 +3366,6 @@
     <w:p>
       <w:pPr>
         <w:spacing w:before="0" w:after="0"/>
-        <w:ind w:left="283"/>
       </w:pPr>
       <w:r>
         <w:rPr>
@@ -3390,7 +3401,6 @@
     <w:p>
       <w:pPr>
         <w:spacing w:before="0" w:after="0"/>
-        <w:ind w:left="283"/>
       </w:pPr>
       <w:r>
         <w:rPr>
@@ -3406,7 +3416,7 @@
         <w:rPr>
           <w:rFonts w:ascii="Gulim" w:hAnsi="Gulim" w:eastAsia="Gulim"/>
           <w:b w:val="0"/>
-          <w:i w:val="0"/>
+          <w:i/>
           <w:color w:val="212121"/>
           <w:sz w:val="22"/>
           <w:u w:val="none"/>
@@ -3433,7 +3443,6 @@
     <w:p>
       <w:pPr>
         <w:spacing w:before="0" w:after="0"/>
-        <w:ind w:left="283"/>
       </w:pPr>
       <w:r>
         <w:rPr>
@@ -3499,7 +3508,6 @@
     <w:p>
       <w:pPr>
         <w:spacing w:before="0" w:after="0"/>
-        <w:ind w:left="283"/>
       </w:pPr>
       <w:r>
         <w:rPr>
@@ -3531,7 +3539,6 @@
     <w:p>
       <w:pPr>
         <w:spacing w:before="0" w:after="0"/>
-        <w:ind w:left="283"/>
       </w:pPr>
       <w:r>
         <w:rPr>
@@ -3557,7 +3564,6 @@
     <w:p>
       <w:pPr>
         <w:spacing w:before="0" w:after="0"/>
-        <w:ind w:left="283"/>
       </w:pPr>
       <w:r>
         <w:rPr>
@@ -3584,7 +3590,6 @@
     <w:p>
       <w:pPr>
         <w:spacing w:before="0" w:after="0"/>
-        <w:ind w:left="283"/>
       </w:pPr>
       <w:r>
         <w:rPr>
@@ -3604,7 +3609,10 @@
     </w:p>
     <w:p>
       <w:pPr>
-        <w:spacing w:before="0" w:after="60"/>
+        <w:pBdr>
+          <w:bottom w:val="single" w:sz="12" w:space="1" w:color="000000"/>
+        </w:pBdr>
+        <w:spacing w:before="0" w:after="120" w:line="240" w:lineRule="auto"/>
       </w:pPr>
       <w:r>
         <w:rPr>
@@ -3627,7 +3635,7 @@
           <w:b/>
           <w:i w:val="0"/>
           <w:sz w:val="25"/>
-          <w:u w:val="none"/>
+          <w:u w:val="single"/>
         </w:rPr>
         <w:t>1. LG AI Research</w:t>
       </w:r>
@@ -3635,17 +3643,18 @@
     <w:p>
       <w:pPr>
         <w:spacing w:before="0" w:after="0"/>
-        <w:ind w:left="425" w:hanging="255"/>
-      </w:pPr>
-      <w:r>
-        <w:rPr>
-          <w:rFonts w:ascii="Gulim" w:hAnsi="Gulim" w:eastAsia="Gulim"/>
-          <w:b w:val="0"/>
-          <w:i w:val="0"/>
-          <w:sz w:val="24"/>
-          <w:u w:val="none"/>
-        </w:rPr>
-        <w:t xml:space="preserve">• </w:t>
+        <w:ind w:left="720" w:hanging="360"/>
+      </w:pPr>
+      <w:r>
+        <w:rPr>
+          <w:rFonts w:ascii="Gulim" w:hAnsi="Gulim" w:eastAsia="Gulim"/>
+          <w:b w:val="0"/>
+          <w:i w:val="0"/>
+          <w:sz w:val="20"/>
+          <w:u w:val="none"/>
+        </w:rPr>
+        <w:t>•</w:t>
+        <w:tab/>
       </w:r>
       <w:r>
         <w:rPr>
@@ -3671,17 +3680,18 @@
     <w:p>
       <w:pPr>
         <w:spacing w:before="0" w:after="0"/>
-        <w:ind w:left="425" w:hanging="255"/>
-      </w:pPr>
-      <w:r>
-        <w:rPr>
-          <w:rFonts w:ascii="Gulim" w:hAnsi="Gulim" w:eastAsia="Gulim"/>
-          <w:b w:val="0"/>
-          <w:i w:val="0"/>
-          <w:sz w:val="24"/>
-          <w:u w:val="none"/>
-        </w:rPr>
-        <w:t xml:space="preserve">• </w:t>
+        <w:ind w:left="720" w:hanging="360"/>
+      </w:pPr>
+      <w:r>
+        <w:rPr>
+          <w:rFonts w:ascii="Gulim" w:hAnsi="Gulim" w:eastAsia="Gulim"/>
+          <w:b w:val="0"/>
+          <w:i w:val="0"/>
+          <w:sz w:val="20"/>
+          <w:u w:val="none"/>
+        </w:rPr>
+        <w:t>•</w:t>
+        <w:tab/>
       </w:r>
       <w:r>
         <w:rPr>
@@ -3707,17 +3717,18 @@
     <w:p>
       <w:pPr>
         <w:spacing w:before="0" w:after="0"/>
-        <w:ind w:left="425" w:hanging="255"/>
-      </w:pPr>
-      <w:r>
-        <w:rPr>
-          <w:rFonts w:ascii="Gulim" w:hAnsi="Gulim" w:eastAsia="Gulim"/>
-          <w:b w:val="0"/>
-          <w:i w:val="0"/>
-          <w:sz w:val="24"/>
-          <w:u w:val="none"/>
-        </w:rPr>
-        <w:t xml:space="preserve">• </w:t>
+        <w:ind w:left="720" w:hanging="360"/>
+      </w:pPr>
+      <w:r>
+        <w:rPr>
+          <w:rFonts w:ascii="Gulim" w:hAnsi="Gulim" w:eastAsia="Gulim"/>
+          <w:b w:val="0"/>
+          <w:i w:val="0"/>
+          <w:sz w:val="20"/>
+          <w:u w:val="none"/>
+        </w:rPr>
+        <w:t>•</w:t>
+        <w:tab/>
       </w:r>
       <w:r>
         <w:rPr>
@@ -3743,17 +3754,18 @@
     <w:p>
       <w:pPr>
         <w:spacing w:before="0" w:after="0"/>
-        <w:ind w:left="425" w:hanging="255"/>
-      </w:pPr>
-      <w:r>
-        <w:rPr>
-          <w:rFonts w:ascii="Gulim" w:hAnsi="Gulim" w:eastAsia="Gulim"/>
-          <w:b w:val="0"/>
-          <w:i w:val="0"/>
-          <w:sz w:val="24"/>
-          <w:u w:val="none"/>
-        </w:rPr>
-        <w:t xml:space="preserve">• </w:t>
+        <w:ind w:left="720" w:hanging="360"/>
+      </w:pPr>
+      <w:r>
+        <w:rPr>
+          <w:rFonts w:ascii="Gulim" w:hAnsi="Gulim" w:eastAsia="Gulim"/>
+          <w:b w:val="0"/>
+          <w:i w:val="0"/>
+          <w:sz w:val="20"/>
+          <w:u w:val="none"/>
+        </w:rPr>
+        <w:t>•</w:t>
+        <w:tab/>
       </w:r>
       <w:r>
         <w:rPr>
@@ -3779,17 +3791,18 @@
     <w:p>
       <w:pPr>
         <w:spacing w:before="0" w:after="0"/>
-        <w:ind w:left="850" w:hanging="255"/>
-      </w:pPr>
-      <w:r>
-        <w:rPr>
-          <w:rFonts w:ascii="Gulim" w:hAnsi="Gulim" w:eastAsia="Gulim"/>
-          <w:b w:val="0"/>
-          <w:i w:val="0"/>
-          <w:sz w:val="24"/>
-          <w:u w:val="none"/>
-        </w:rPr>
-        <w:t xml:space="preserve">o  </w:t>
+        <w:ind w:left="1440" w:hanging="360"/>
+      </w:pPr>
+      <w:r>
+        <w:rPr>
+          <w:rFonts w:ascii="Gulim" w:hAnsi="Gulim" w:eastAsia="Gulim"/>
+          <w:b w:val="0"/>
+          <w:i w:val="0"/>
+          <w:sz w:val="20"/>
+          <w:u w:val="none"/>
+        </w:rPr>
+        <w:t>o</w:t>
+        <w:tab/>
       </w:r>
       <w:r>
         <w:rPr>
@@ -3805,17 +3818,18 @@
     <w:p>
       <w:pPr>
         <w:spacing w:before="0" w:after="0"/>
-        <w:ind w:left="850" w:hanging="255"/>
-      </w:pPr>
-      <w:r>
-        <w:rPr>
-          <w:rFonts w:ascii="Gulim" w:hAnsi="Gulim" w:eastAsia="Gulim"/>
-          <w:b w:val="0"/>
-          <w:i w:val="0"/>
-          <w:sz w:val="24"/>
-          <w:u w:val="none"/>
-        </w:rPr>
-        <w:t xml:space="preserve">o  </w:t>
+        <w:ind w:left="1440" w:hanging="360"/>
+      </w:pPr>
+      <w:r>
+        <w:rPr>
+          <w:rFonts w:ascii="Gulim" w:hAnsi="Gulim" w:eastAsia="Gulim"/>
+          <w:b w:val="0"/>
+          <w:i w:val="0"/>
+          <w:sz w:val="20"/>
+          <w:u w:val="none"/>
+        </w:rPr>
+        <w:t>o</w:t>
+        <w:tab/>
       </w:r>
       <w:r>
         <w:rPr>
@@ -3831,17 +3845,18 @@
     <w:p>
       <w:pPr>
         <w:spacing w:before="0" w:after="0"/>
-        <w:ind w:left="850" w:hanging="255"/>
-      </w:pPr>
-      <w:r>
-        <w:rPr>
-          <w:rFonts w:ascii="Gulim" w:hAnsi="Gulim" w:eastAsia="Gulim"/>
-          <w:b w:val="0"/>
-          <w:i w:val="0"/>
-          <w:sz w:val="24"/>
-          <w:u w:val="none"/>
-        </w:rPr>
-        <w:t xml:space="preserve">o  </w:t>
+        <w:ind w:left="1440" w:hanging="360"/>
+      </w:pPr>
+      <w:r>
+        <w:rPr>
+          <w:rFonts w:ascii="Gulim" w:hAnsi="Gulim" w:eastAsia="Gulim"/>
+          <w:b w:val="0"/>
+          <w:i w:val="0"/>
+          <w:sz w:val="20"/>
+          <w:u w:val="none"/>
+        </w:rPr>
+        <w:t>o</w:t>
+        <w:tab/>
       </w:r>
       <w:r>
         <w:rPr>
@@ -3857,17 +3872,18 @@
     <w:p>
       <w:pPr>
         <w:spacing w:before="0" w:after="0"/>
-        <w:ind w:left="850" w:hanging="255"/>
-      </w:pPr>
-      <w:r>
-        <w:rPr>
-          <w:rFonts w:ascii="Gulim" w:hAnsi="Gulim" w:eastAsia="Gulim"/>
-          <w:b w:val="0"/>
-          <w:i w:val="0"/>
-          <w:sz w:val="24"/>
-          <w:u w:val="none"/>
-        </w:rPr>
-        <w:t xml:space="preserve">o  </w:t>
+        <w:ind w:left="1440" w:hanging="360"/>
+      </w:pPr>
+      <w:r>
+        <w:rPr>
+          <w:rFonts w:ascii="Gulim" w:hAnsi="Gulim" w:eastAsia="Gulim"/>
+          <w:b w:val="0"/>
+          <w:i w:val="0"/>
+          <w:sz w:val="20"/>
+          <w:u w:val="none"/>
+        </w:rPr>
+        <w:t>o</w:t>
+        <w:tab/>
       </w:r>
       <w:r>
         <w:rPr>
@@ -3883,17 +3899,18 @@
     <w:p>
       <w:pPr>
         <w:spacing w:before="0" w:after="0"/>
-        <w:ind w:left="850" w:hanging="255"/>
-      </w:pPr>
-      <w:r>
-        <w:rPr>
-          <w:rFonts w:ascii="Gulim" w:hAnsi="Gulim" w:eastAsia="Gulim"/>
-          <w:b w:val="0"/>
-          <w:i w:val="0"/>
-          <w:sz w:val="24"/>
-          <w:u w:val="none"/>
-        </w:rPr>
-        <w:t xml:space="preserve">o  </w:t>
+        <w:ind w:left="1440" w:hanging="360"/>
+      </w:pPr>
+      <w:r>
+        <w:rPr>
+          <w:rFonts w:ascii="Gulim" w:hAnsi="Gulim" w:eastAsia="Gulim"/>
+          <w:b w:val="0"/>
+          <w:i w:val="0"/>
+          <w:sz w:val="20"/>
+          <w:u w:val="none"/>
+        </w:rPr>
+        <w:t>o</w:t>
+        <w:tab/>
       </w:r>
       <w:r>
         <w:rPr>
@@ -3909,17 +3926,18 @@
     <w:p>
       <w:pPr>
         <w:spacing w:before="0" w:after="0"/>
-        <w:ind w:left="425" w:hanging="255"/>
-      </w:pPr>
-      <w:r>
-        <w:rPr>
-          <w:rFonts w:ascii="Gulim" w:hAnsi="Gulim" w:eastAsia="Gulim"/>
-          <w:b w:val="0"/>
-          <w:i w:val="0"/>
-          <w:sz w:val="24"/>
-          <w:u w:val="none"/>
-        </w:rPr>
-        <w:t xml:space="preserve">• </w:t>
+        <w:ind w:left="720" w:hanging="360"/>
+      </w:pPr>
+      <w:r>
+        <w:rPr>
+          <w:rFonts w:ascii="Gulim" w:hAnsi="Gulim" w:eastAsia="Gulim"/>
+          <w:b w:val="0"/>
+          <w:i w:val="0"/>
+          <w:sz w:val="20"/>
+          <w:u w:val="none"/>
+        </w:rPr>
+        <w:t>•</w:t>
+        <w:tab/>
       </w:r>
       <w:r>
         <w:rPr>
@@ -3945,17 +3963,18 @@
     <w:p>
       <w:pPr>
         <w:spacing w:before="0" w:after="0"/>
-        <w:ind w:left="425" w:hanging="255"/>
-      </w:pPr>
-      <w:r>
-        <w:rPr>
-          <w:rFonts w:ascii="Gulim" w:hAnsi="Gulim" w:eastAsia="Gulim"/>
-          <w:b w:val="0"/>
-          <w:i w:val="0"/>
-          <w:sz w:val="24"/>
-          <w:u w:val="none"/>
-        </w:rPr>
-        <w:t xml:space="preserve">• </w:t>
+        <w:ind w:left="720" w:hanging="360"/>
+      </w:pPr>
+      <w:r>
+        <w:rPr>
+          <w:rFonts w:ascii="Gulim" w:hAnsi="Gulim" w:eastAsia="Gulim"/>
+          <w:b w:val="0"/>
+          <w:i w:val="0"/>
+          <w:sz w:val="20"/>
+          <w:u w:val="none"/>
+        </w:rPr>
+        <w:t>•</w:t>
+        <w:tab/>
       </w:r>
       <w:r>
         <w:rPr>
@@ -3980,7 +3999,7 @@
     </w:p>
     <w:p>
       <w:pPr>
-        <w:spacing w:before="0" w:after="20"/>
+        <w:spacing w:before="160" w:after="20"/>
       </w:pPr>
       <w:r>
         <w:rPr>
@@ -3988,7 +4007,7 @@
           <w:b/>
           <w:i w:val="0"/>
           <w:sz w:val="25"/>
-          <w:u w:val="none"/>
+          <w:u w:val="single"/>
         </w:rPr>
         <w:t>2. KRAFTON</w:t>
       </w:r>
@@ -3996,17 +4015,18 @@
     <w:p>
       <w:pPr>
         <w:spacing w:before="0" w:after="0"/>
-        <w:ind w:left="425" w:hanging="255"/>
-      </w:pPr>
-      <w:r>
-        <w:rPr>
-          <w:rFonts w:ascii="Gulim" w:hAnsi="Gulim" w:eastAsia="Gulim"/>
-          <w:b w:val="0"/>
-          <w:i w:val="0"/>
-          <w:sz w:val="24"/>
-          <w:u w:val="none"/>
-        </w:rPr>
-        <w:t xml:space="preserve">• </w:t>
+        <w:ind w:left="720" w:hanging="360"/>
+      </w:pPr>
+      <w:r>
+        <w:rPr>
+          <w:rFonts w:ascii="Gulim" w:hAnsi="Gulim" w:eastAsia="Gulim"/>
+          <w:b w:val="0"/>
+          <w:i w:val="0"/>
+          <w:sz w:val="20"/>
+          <w:u w:val="none"/>
+        </w:rPr>
+        <w:t>•</w:t>
+        <w:tab/>
       </w:r>
       <w:r>
         <w:rPr>
@@ -4032,17 +4052,18 @@
     <w:p>
       <w:pPr>
         <w:spacing w:before="0" w:after="0"/>
-        <w:ind w:left="425" w:hanging="255"/>
-      </w:pPr>
-      <w:r>
-        <w:rPr>
-          <w:rFonts w:ascii="Gulim" w:hAnsi="Gulim" w:eastAsia="Gulim"/>
-          <w:b w:val="0"/>
-          <w:i w:val="0"/>
-          <w:sz w:val="24"/>
-          <w:u w:val="none"/>
-        </w:rPr>
-        <w:t xml:space="preserve">• </w:t>
+        <w:ind w:left="720" w:hanging="360"/>
+      </w:pPr>
+      <w:r>
+        <w:rPr>
+          <w:rFonts w:ascii="Gulim" w:hAnsi="Gulim" w:eastAsia="Gulim"/>
+          <w:b w:val="0"/>
+          <w:i w:val="0"/>
+          <w:sz w:val="20"/>
+          <w:u w:val="none"/>
+        </w:rPr>
+        <w:t>•</w:t>
+        <w:tab/>
       </w:r>
       <w:r>
         <w:rPr>
@@ -4068,17 +4089,18 @@
     <w:p>
       <w:pPr>
         <w:spacing w:before="0" w:after="0"/>
-        <w:ind w:left="425" w:hanging="255"/>
-      </w:pPr>
-      <w:r>
-        <w:rPr>
-          <w:rFonts w:ascii="Gulim" w:hAnsi="Gulim" w:eastAsia="Gulim"/>
-          <w:b w:val="0"/>
-          <w:i w:val="0"/>
-          <w:sz w:val="24"/>
-          <w:u w:val="none"/>
-        </w:rPr>
-        <w:t xml:space="preserve">• </w:t>
+        <w:ind w:left="720" w:hanging="360"/>
+      </w:pPr>
+      <w:r>
+        <w:rPr>
+          <w:rFonts w:ascii="Gulim" w:hAnsi="Gulim" w:eastAsia="Gulim"/>
+          <w:b w:val="0"/>
+          <w:i w:val="0"/>
+          <w:sz w:val="20"/>
+          <w:u w:val="none"/>
+        </w:rPr>
+        <w:t>•</w:t>
+        <w:tab/>
       </w:r>
       <w:r>
         <w:rPr>
@@ -4104,17 +4126,18 @@
     <w:p>
       <w:pPr>
         <w:spacing w:before="0" w:after="0"/>
-        <w:ind w:left="425" w:hanging="255"/>
-      </w:pPr>
-      <w:r>
-        <w:rPr>
-          <w:rFonts w:ascii="Gulim" w:hAnsi="Gulim" w:eastAsia="Gulim"/>
-          <w:b w:val="0"/>
-          <w:i w:val="0"/>
-          <w:sz w:val="24"/>
-          <w:u w:val="none"/>
-        </w:rPr>
-        <w:t xml:space="preserve">• </w:t>
+        <w:ind w:left="720" w:hanging="360"/>
+      </w:pPr>
+      <w:r>
+        <w:rPr>
+          <w:rFonts w:ascii="Gulim" w:hAnsi="Gulim" w:eastAsia="Gulim"/>
+          <w:b w:val="0"/>
+          <w:i w:val="0"/>
+          <w:sz w:val="20"/>
+          <w:u w:val="none"/>
+        </w:rPr>
+        <w:t>•</w:t>
+        <w:tab/>
       </w:r>
       <w:r>
         <w:rPr>
@@ -4140,17 +4163,18 @@
     <w:p>
       <w:pPr>
         <w:spacing w:before="0" w:after="0"/>
-        <w:ind w:left="850" w:hanging="255"/>
-      </w:pPr>
-      <w:r>
-        <w:rPr>
-          <w:rFonts w:ascii="Gulim" w:hAnsi="Gulim" w:eastAsia="Gulim"/>
-          <w:b w:val="0"/>
-          <w:i w:val="0"/>
-          <w:sz w:val="24"/>
-          <w:u w:val="none"/>
-        </w:rPr>
-        <w:t xml:space="preserve">o  </w:t>
+        <w:ind w:left="1440" w:hanging="360"/>
+      </w:pPr>
+      <w:r>
+        <w:rPr>
+          <w:rFonts w:ascii="Gulim" w:hAnsi="Gulim" w:eastAsia="Gulim"/>
+          <w:b w:val="0"/>
+          <w:i w:val="0"/>
+          <w:sz w:val="20"/>
+          <w:u w:val="none"/>
+        </w:rPr>
+        <w:t>o</w:t>
+        <w:tab/>
       </w:r>
       <w:r>
         <w:rPr>
@@ -4166,17 +4190,18 @@
     <w:p>
       <w:pPr>
         <w:spacing w:before="0" w:after="0"/>
-        <w:ind w:left="850" w:hanging="255"/>
-      </w:pPr>
-      <w:r>
-        <w:rPr>
-          <w:rFonts w:ascii="Gulim" w:hAnsi="Gulim" w:eastAsia="Gulim"/>
-          <w:b w:val="0"/>
-          <w:i w:val="0"/>
-          <w:sz w:val="24"/>
-          <w:u w:val="none"/>
-        </w:rPr>
-        <w:t xml:space="preserve">o  </w:t>
+        <w:ind w:left="1440" w:hanging="360"/>
+      </w:pPr>
+      <w:r>
+        <w:rPr>
+          <w:rFonts w:ascii="Gulim" w:hAnsi="Gulim" w:eastAsia="Gulim"/>
+          <w:b w:val="0"/>
+          <w:i w:val="0"/>
+          <w:sz w:val="20"/>
+          <w:u w:val="none"/>
+        </w:rPr>
+        <w:t>o</w:t>
+        <w:tab/>
       </w:r>
       <w:r>
         <w:rPr>
@@ -4192,17 +4217,18 @@
     <w:p>
       <w:pPr>
         <w:spacing w:before="0" w:after="0"/>
-        <w:ind w:left="425" w:hanging="255"/>
-      </w:pPr>
-      <w:r>
-        <w:rPr>
-          <w:rFonts w:ascii="Gulim" w:hAnsi="Gulim" w:eastAsia="Gulim"/>
-          <w:b w:val="0"/>
-          <w:i w:val="0"/>
-          <w:sz w:val="24"/>
-          <w:u w:val="none"/>
-        </w:rPr>
-        <w:t xml:space="preserve">• </w:t>
+        <w:ind w:left="720" w:hanging="360"/>
+      </w:pPr>
+      <w:r>
+        <w:rPr>
+          <w:rFonts w:ascii="Gulim" w:hAnsi="Gulim" w:eastAsia="Gulim"/>
+          <w:b w:val="0"/>
+          <w:i w:val="0"/>
+          <w:sz w:val="20"/>
+          <w:u w:val="none"/>
+        </w:rPr>
+        <w:t>•</w:t>
+        <w:tab/>
       </w:r>
       <w:r>
         <w:rPr>
@@ -4228,17 +4254,18 @@
     <w:p>
       <w:pPr>
         <w:spacing w:before="0" w:after="0"/>
-        <w:ind w:left="425" w:hanging="255"/>
-      </w:pPr>
-      <w:r>
-        <w:rPr>
-          <w:rFonts w:ascii="Gulim" w:hAnsi="Gulim" w:eastAsia="Gulim"/>
-          <w:b w:val="0"/>
-          <w:i w:val="0"/>
-          <w:sz w:val="24"/>
-          <w:u w:val="none"/>
-        </w:rPr>
-        <w:t xml:space="preserve">• </w:t>
+        <w:ind w:left="720" w:hanging="360"/>
+      </w:pPr>
+      <w:r>
+        <w:rPr>
+          <w:rFonts w:ascii="Gulim" w:hAnsi="Gulim" w:eastAsia="Gulim"/>
+          <w:b w:val="0"/>
+          <w:i w:val="0"/>
+          <w:sz w:val="20"/>
+          <w:u w:val="none"/>
+        </w:rPr>
+        <w:t>•</w:t>
+        <w:tab/>
       </w:r>
       <w:r>
         <w:rPr>
@@ -4263,7 +4290,7 @@
     </w:p>
     <w:p>
       <w:pPr>
-        <w:spacing w:before="0" w:after="20"/>
+        <w:spacing w:before="160" w:after="20"/>
       </w:pPr>
       <w:r>
         <w:rPr>
@@ -4271,7 +4298,7 @@
           <w:b/>
           <w:i w:val="0"/>
           <w:sz w:val="25"/>
-          <w:u w:val="none"/>
+          <w:u w:val="single"/>
         </w:rPr>
         <w:t>3. Naver Cloud (internship)</w:t>
       </w:r>
@@ -4279,17 +4306,18 @@
     <w:p>
       <w:pPr>
         <w:spacing w:before="0" w:after="0"/>
-        <w:ind w:left="425" w:hanging="255"/>
-      </w:pPr>
-      <w:r>
-        <w:rPr>
-          <w:rFonts w:ascii="Gulim" w:hAnsi="Gulim" w:eastAsia="Gulim"/>
-          <w:b w:val="0"/>
-          <w:i w:val="0"/>
-          <w:sz w:val="24"/>
-          <w:u w:val="none"/>
-        </w:rPr>
-        <w:t xml:space="preserve">• </w:t>
+        <w:ind w:left="720" w:hanging="360"/>
+      </w:pPr>
+      <w:r>
+        <w:rPr>
+          <w:rFonts w:ascii="Gulim" w:hAnsi="Gulim" w:eastAsia="Gulim"/>
+          <w:b w:val="0"/>
+          <w:i w:val="0"/>
+          <w:sz w:val="20"/>
+          <w:u w:val="none"/>
+        </w:rPr>
+        <w:t>•</w:t>
+        <w:tab/>
       </w:r>
       <w:r>
         <w:rPr>
@@ -4315,17 +4343,18 @@
     <w:p>
       <w:pPr>
         <w:spacing w:before="0" w:after="0"/>
-        <w:ind w:left="425" w:hanging="255"/>
-      </w:pPr>
-      <w:r>
-        <w:rPr>
-          <w:rFonts w:ascii="Gulim" w:hAnsi="Gulim" w:eastAsia="Gulim"/>
-          <w:b w:val="0"/>
-          <w:i w:val="0"/>
-          <w:sz w:val="24"/>
-          <w:u w:val="none"/>
-        </w:rPr>
-        <w:t xml:space="preserve">• </w:t>
+        <w:ind w:left="720" w:hanging="360"/>
+      </w:pPr>
+      <w:r>
+        <w:rPr>
+          <w:rFonts w:ascii="Gulim" w:hAnsi="Gulim" w:eastAsia="Gulim"/>
+          <w:b w:val="0"/>
+          <w:i w:val="0"/>
+          <w:sz w:val="20"/>
+          <w:u w:val="none"/>
+        </w:rPr>
+        <w:t>•</w:t>
+        <w:tab/>
       </w:r>
       <w:r>
         <w:rPr>
@@ -4351,17 +4380,18 @@
     <w:p>
       <w:pPr>
         <w:spacing w:before="0" w:after="0"/>
-        <w:ind w:left="425" w:hanging="255"/>
-      </w:pPr>
-      <w:r>
-        <w:rPr>
-          <w:rFonts w:ascii="Gulim" w:hAnsi="Gulim" w:eastAsia="Gulim"/>
-          <w:b w:val="0"/>
-          <w:i w:val="0"/>
-          <w:sz w:val="24"/>
-          <w:u w:val="none"/>
-        </w:rPr>
-        <w:t xml:space="preserve">• </w:t>
+        <w:ind w:left="720" w:hanging="360"/>
+      </w:pPr>
+      <w:r>
+        <w:rPr>
+          <w:rFonts w:ascii="Gulim" w:hAnsi="Gulim" w:eastAsia="Gulim"/>
+          <w:b w:val="0"/>
+          <w:i w:val="0"/>
+          <w:sz w:val="20"/>
+          <w:u w:val="none"/>
+        </w:rPr>
+        <w:t>•</w:t>
+        <w:tab/>
       </w:r>
       <w:r>
         <w:rPr>
@@ -4387,17 +4417,18 @@
     <w:p>
       <w:pPr>
         <w:spacing w:before="0" w:after="0"/>
-        <w:ind w:left="850" w:hanging="255"/>
-      </w:pPr>
-      <w:r>
-        <w:rPr>
-          <w:rFonts w:ascii="Gulim" w:hAnsi="Gulim" w:eastAsia="Gulim"/>
-          <w:b w:val="0"/>
-          <w:i w:val="0"/>
-          <w:sz w:val="24"/>
-          <w:u w:val="none"/>
-        </w:rPr>
-        <w:t xml:space="preserve">o  </w:t>
+        <w:ind w:left="1440" w:hanging="360"/>
+      </w:pPr>
+      <w:r>
+        <w:rPr>
+          <w:rFonts w:ascii="Gulim" w:hAnsi="Gulim" w:eastAsia="Gulim"/>
+          <w:b w:val="0"/>
+          <w:i w:val="0"/>
+          <w:sz w:val="20"/>
+          <w:u w:val="none"/>
+        </w:rPr>
+        <w:t>o</w:t>
+        <w:tab/>
       </w:r>
       <w:r>
         <w:rPr>
@@ -4413,17 +4444,18 @@
     <w:p>
       <w:pPr>
         <w:spacing w:before="0" w:after="0"/>
-        <w:ind w:left="850" w:hanging="255"/>
-      </w:pPr>
-      <w:r>
-        <w:rPr>
-          <w:rFonts w:ascii="Gulim" w:hAnsi="Gulim" w:eastAsia="Gulim"/>
-          <w:b w:val="0"/>
-          <w:i w:val="0"/>
-          <w:sz w:val="24"/>
-          <w:u w:val="none"/>
-        </w:rPr>
-        <w:t xml:space="preserve">o  </w:t>
+        <w:ind w:left="1440" w:hanging="360"/>
+      </w:pPr>
+      <w:r>
+        <w:rPr>
+          <w:rFonts w:ascii="Gulim" w:hAnsi="Gulim" w:eastAsia="Gulim"/>
+          <w:b w:val="0"/>
+          <w:i w:val="0"/>
+          <w:sz w:val="20"/>
+          <w:u w:val="none"/>
+        </w:rPr>
+        <w:t>o</w:t>
+        <w:tab/>
       </w:r>
       <w:r>
         <w:rPr>
@@ -4439,17 +4471,18 @@
     <w:p>
       <w:pPr>
         <w:spacing w:before="0" w:after="0"/>
-        <w:ind w:left="850" w:hanging="255"/>
-      </w:pPr>
-      <w:r>
-        <w:rPr>
-          <w:rFonts w:ascii="Gulim" w:hAnsi="Gulim" w:eastAsia="Gulim"/>
-          <w:b w:val="0"/>
-          <w:i w:val="0"/>
-          <w:sz w:val="24"/>
-          <w:u w:val="none"/>
-        </w:rPr>
-        <w:t xml:space="preserve">o  </w:t>
+        <w:ind w:left="1440" w:hanging="360"/>
+      </w:pPr>
+      <w:r>
+        <w:rPr>
+          <w:rFonts w:ascii="Gulim" w:hAnsi="Gulim" w:eastAsia="Gulim"/>
+          <w:b w:val="0"/>
+          <w:i w:val="0"/>
+          <w:sz w:val="20"/>
+          <w:u w:val="none"/>
+        </w:rPr>
+        <w:t>o</w:t>
+        <w:tab/>
       </w:r>
       <w:r>
         <w:rPr>
@@ -4465,17 +4498,18 @@
     <w:p>
       <w:pPr>
         <w:spacing w:before="0" w:after="0"/>
-        <w:ind w:left="425" w:hanging="255"/>
-      </w:pPr>
-      <w:r>
-        <w:rPr>
-          <w:rFonts w:ascii="Gulim" w:hAnsi="Gulim" w:eastAsia="Gulim"/>
-          <w:b w:val="0"/>
-          <w:i w:val="0"/>
-          <w:sz w:val="24"/>
-          <w:u w:val="none"/>
-        </w:rPr>
-        <w:t xml:space="preserve">• </w:t>
+        <w:ind w:left="720" w:hanging="360"/>
+      </w:pPr>
+      <w:r>
+        <w:rPr>
+          <w:rFonts w:ascii="Gulim" w:hAnsi="Gulim" w:eastAsia="Gulim"/>
+          <w:b w:val="0"/>
+          <w:i w:val="0"/>
+          <w:sz w:val="20"/>
+          <w:u w:val="none"/>
+        </w:rPr>
+        <w:t>•</w:t>
+        <w:tab/>
       </w:r>
       <w:r>
         <w:rPr>
@@ -4501,17 +4535,18 @@
     <w:p>
       <w:pPr>
         <w:spacing w:before="0" w:after="0"/>
-        <w:ind w:left="425" w:hanging="255"/>
-      </w:pPr>
-      <w:r>
-        <w:rPr>
-          <w:rFonts w:ascii="Gulim" w:hAnsi="Gulim" w:eastAsia="Gulim"/>
-          <w:b w:val="0"/>
-          <w:i w:val="0"/>
-          <w:sz w:val="24"/>
-          <w:u w:val="none"/>
-        </w:rPr>
-        <w:t xml:space="preserve">• </w:t>
+        <w:ind w:left="720" w:hanging="360"/>
+      </w:pPr>
+      <w:r>
+        <w:rPr>
+          <w:rFonts w:ascii="Gulim" w:hAnsi="Gulim" w:eastAsia="Gulim"/>
+          <w:b w:val="0"/>
+          <w:i w:val="0"/>
+          <w:sz w:val="20"/>
+          <w:u w:val="none"/>
+        </w:rPr>
+        <w:t>•</w:t>
+        <w:tab/>
       </w:r>
       <w:r>
         <w:rPr>
@@ -4536,7 +4571,7 @@
     </w:p>
     <w:p>
       <w:pPr>
-        <w:spacing w:before="0" w:after="20"/>
+        <w:spacing w:before="160" w:after="20"/>
       </w:pPr>
       <w:r>
         <w:rPr>
@@ -4544,7 +4579,7 @@
           <w:b/>
           <w:i w:val="0"/>
           <w:sz w:val="25"/>
-          <w:u w:val="none"/>
+          <w:u w:val="single"/>
         </w:rPr>
         <w:t>4. SK Telecom (internship)</w:t>
       </w:r>
@@ -4552,17 +4587,18 @@
     <w:p>
       <w:pPr>
         <w:spacing w:before="0" w:after="0"/>
-        <w:ind w:left="425" w:hanging="255"/>
-      </w:pPr>
-      <w:r>
-        <w:rPr>
-          <w:rFonts w:ascii="Gulim" w:hAnsi="Gulim" w:eastAsia="Gulim"/>
-          <w:b w:val="0"/>
-          <w:i w:val="0"/>
-          <w:sz w:val="24"/>
-          <w:u w:val="none"/>
-        </w:rPr>
-        <w:t xml:space="preserve">• </w:t>
+        <w:ind w:left="720" w:hanging="360"/>
+      </w:pPr>
+      <w:r>
+        <w:rPr>
+          <w:rFonts w:ascii="Gulim" w:hAnsi="Gulim" w:eastAsia="Gulim"/>
+          <w:b w:val="0"/>
+          <w:i w:val="0"/>
+          <w:sz w:val="20"/>
+          <w:u w:val="none"/>
+        </w:rPr>
+        <w:t>•</w:t>
+        <w:tab/>
       </w:r>
       <w:r>
         <w:rPr>
@@ -4588,17 +4624,18 @@
     <w:p>
       <w:pPr>
         <w:spacing w:before="0" w:after="0"/>
-        <w:ind w:left="425" w:hanging="255"/>
-      </w:pPr>
-      <w:r>
-        <w:rPr>
-          <w:rFonts w:ascii="Gulim" w:hAnsi="Gulim" w:eastAsia="Gulim"/>
-          <w:b w:val="0"/>
-          <w:i w:val="0"/>
-          <w:sz w:val="24"/>
-          <w:u w:val="none"/>
-        </w:rPr>
-        <w:t xml:space="preserve">• </w:t>
+        <w:ind w:left="720" w:hanging="360"/>
+      </w:pPr>
+      <w:r>
+        <w:rPr>
+          <w:rFonts w:ascii="Gulim" w:hAnsi="Gulim" w:eastAsia="Gulim"/>
+          <w:b w:val="0"/>
+          <w:i w:val="0"/>
+          <w:sz w:val="20"/>
+          <w:u w:val="none"/>
+        </w:rPr>
+        <w:t>•</w:t>
+        <w:tab/>
       </w:r>
       <w:r>
         <w:rPr>
@@ -4624,17 +4661,18 @@
     <w:p>
       <w:pPr>
         <w:spacing w:before="0" w:after="0"/>
-        <w:ind w:left="425" w:hanging="255"/>
-      </w:pPr>
-      <w:r>
-        <w:rPr>
-          <w:rFonts w:ascii="Gulim" w:hAnsi="Gulim" w:eastAsia="Gulim"/>
-          <w:b w:val="0"/>
-          <w:i w:val="0"/>
-          <w:sz w:val="24"/>
-          <w:u w:val="none"/>
-        </w:rPr>
-        <w:t xml:space="preserve">• </w:t>
+        <w:ind w:left="720" w:hanging="360"/>
+      </w:pPr>
+      <w:r>
+        <w:rPr>
+          <w:rFonts w:ascii="Gulim" w:hAnsi="Gulim" w:eastAsia="Gulim"/>
+          <w:b w:val="0"/>
+          <w:i w:val="0"/>
+          <w:sz w:val="20"/>
+          <w:u w:val="none"/>
+        </w:rPr>
+        <w:t>•</w:t>
+        <w:tab/>
       </w:r>
       <w:r>
         <w:rPr>
@@ -4660,17 +4698,18 @@
     <w:p>
       <w:pPr>
         <w:spacing w:before="0" w:after="0"/>
-        <w:ind w:left="850" w:hanging="255"/>
-      </w:pPr>
-      <w:r>
-        <w:rPr>
-          <w:rFonts w:ascii="Gulim" w:hAnsi="Gulim" w:eastAsia="Gulim"/>
-          <w:b w:val="0"/>
-          <w:i w:val="0"/>
-          <w:sz w:val="24"/>
-          <w:u w:val="none"/>
-        </w:rPr>
-        <w:t xml:space="preserve">o  </w:t>
+        <w:ind w:left="1440" w:hanging="360"/>
+      </w:pPr>
+      <w:r>
+        <w:rPr>
+          <w:rFonts w:ascii="Gulim" w:hAnsi="Gulim" w:eastAsia="Gulim"/>
+          <w:b w:val="0"/>
+          <w:i w:val="0"/>
+          <w:sz w:val="20"/>
+          <w:u w:val="none"/>
+        </w:rPr>
+        <w:t>o</w:t>
+        <w:tab/>
       </w:r>
       <w:r>
         <w:rPr>
@@ -4686,17 +4725,18 @@
     <w:p>
       <w:pPr>
         <w:spacing w:before="0" w:after="0"/>
-        <w:ind w:left="850" w:hanging="255"/>
-      </w:pPr>
-      <w:r>
-        <w:rPr>
-          <w:rFonts w:ascii="Gulim" w:hAnsi="Gulim" w:eastAsia="Gulim"/>
-          <w:b w:val="0"/>
-          <w:i w:val="0"/>
-          <w:sz w:val="24"/>
-          <w:u w:val="none"/>
-        </w:rPr>
-        <w:t xml:space="preserve">o  </w:t>
+        <w:ind w:left="1440" w:hanging="360"/>
+      </w:pPr>
+      <w:r>
+        <w:rPr>
+          <w:rFonts w:ascii="Gulim" w:hAnsi="Gulim" w:eastAsia="Gulim"/>
+          <w:b w:val="0"/>
+          <w:i w:val="0"/>
+          <w:sz w:val="20"/>
+          <w:u w:val="none"/>
+        </w:rPr>
+        <w:t>o</w:t>
+        <w:tab/>
       </w:r>
       <w:r>
         <w:rPr>
@@ -4712,17 +4752,18 @@
     <w:p>
       <w:pPr>
         <w:spacing w:before="0" w:after="0"/>
-        <w:ind w:left="850" w:hanging="255"/>
-      </w:pPr>
-      <w:r>
-        <w:rPr>
-          <w:rFonts w:ascii="Gulim" w:hAnsi="Gulim" w:eastAsia="Gulim"/>
-          <w:b w:val="0"/>
-          <w:i w:val="0"/>
-          <w:sz w:val="24"/>
-          <w:u w:val="none"/>
-        </w:rPr>
-        <w:t xml:space="preserve">o  </w:t>
+        <w:ind w:left="1440" w:hanging="360"/>
+      </w:pPr>
+      <w:r>
+        <w:rPr>
+          <w:rFonts w:ascii="Gulim" w:hAnsi="Gulim" w:eastAsia="Gulim"/>
+          <w:b w:val="0"/>
+          <w:i w:val="0"/>
+          <w:sz w:val="20"/>
+          <w:u w:val="none"/>
+        </w:rPr>
+        <w:t>o</w:t>
+        <w:tab/>
       </w:r>
       <w:r>
         <w:rPr>
@@ -4738,17 +4779,18 @@
     <w:p>
       <w:pPr>
         <w:spacing w:before="0" w:after="0"/>
-        <w:ind w:left="425" w:hanging="255"/>
-      </w:pPr>
-      <w:r>
-        <w:rPr>
-          <w:rFonts w:ascii="Gulim" w:hAnsi="Gulim" w:eastAsia="Gulim"/>
-          <w:b w:val="0"/>
-          <w:i w:val="0"/>
-          <w:sz w:val="24"/>
-          <w:u w:val="none"/>
-        </w:rPr>
-        <w:t xml:space="preserve">• </w:t>
+        <w:ind w:left="720" w:hanging="360"/>
+      </w:pPr>
+      <w:r>
+        <w:rPr>
+          <w:rFonts w:ascii="Gulim" w:hAnsi="Gulim" w:eastAsia="Gulim"/>
+          <w:b w:val="0"/>
+          <w:i w:val="0"/>
+          <w:sz w:val="20"/>
+          <w:u w:val="none"/>
+        </w:rPr>
+        <w:t>•</w:t>
+        <w:tab/>
       </w:r>
       <w:r>
         <w:rPr>
@@ -4774,17 +4816,18 @@
     <w:p>
       <w:pPr>
         <w:spacing w:before="0" w:after="0"/>
-        <w:ind w:left="425" w:hanging="255"/>
-      </w:pPr>
-      <w:r>
-        <w:rPr>
-          <w:rFonts w:ascii="Gulim" w:hAnsi="Gulim" w:eastAsia="Gulim"/>
-          <w:b w:val="0"/>
-          <w:i w:val="0"/>
-          <w:sz w:val="24"/>
-          <w:u w:val="none"/>
-        </w:rPr>
-        <w:t xml:space="preserve">• </w:t>
+        <w:ind w:left="720" w:hanging="360"/>
+      </w:pPr>
+      <w:r>
+        <w:rPr>
+          <w:rFonts w:ascii="Gulim" w:hAnsi="Gulim" w:eastAsia="Gulim"/>
+          <w:b w:val="0"/>
+          <w:i w:val="0"/>
+          <w:sz w:val="20"/>
+          <w:u w:val="none"/>
+        </w:rPr>
+        <w:t>•</w:t>
+        <w:tab/>
       </w:r>
       <w:r>
         <w:rPr>
@@ -4809,7 +4852,7 @@
     </w:p>
     <w:p>
       <w:pPr>
-        <w:spacing w:before="0" w:after="20"/>
+        <w:spacing w:before="160" w:after="20"/>
       </w:pPr>
       <w:r>
         <w:rPr>
@@ -4817,7 +4860,7 @@
           <w:b/>
           <w:i w:val="0"/>
           <w:sz w:val="25"/>
-          <w:u w:val="none"/>
+          <w:u w:val="single"/>
         </w:rPr>
         <w:t>5. Yonsei Univ. Department of Computational Science &amp; Engineering</w:t>
       </w:r>
@@ -4825,17 +4868,18 @@
     <w:p>
       <w:pPr>
         <w:spacing w:before="0" w:after="0"/>
-        <w:ind w:left="425" w:hanging="255"/>
-      </w:pPr>
-      <w:r>
-        <w:rPr>
-          <w:rFonts w:ascii="Gulim" w:hAnsi="Gulim" w:eastAsia="Gulim"/>
-          <w:b w:val="0"/>
-          <w:i w:val="0"/>
-          <w:sz w:val="24"/>
-          <w:u w:val="none"/>
-        </w:rPr>
-        <w:t xml:space="preserve">• </w:t>
+        <w:ind w:left="720" w:hanging="360"/>
+      </w:pPr>
+      <w:r>
+        <w:rPr>
+          <w:rFonts w:ascii="Gulim" w:hAnsi="Gulim" w:eastAsia="Gulim"/>
+          <w:b w:val="0"/>
+          <w:i w:val="0"/>
+          <w:sz w:val="20"/>
+          <w:u w:val="none"/>
+        </w:rPr>
+        <w:t>•</w:t>
+        <w:tab/>
       </w:r>
       <w:r>
         <w:rPr>
@@ -4861,17 +4905,18 @@
     <w:p>
       <w:pPr>
         <w:spacing w:before="0" w:after="0"/>
-        <w:ind w:left="425" w:hanging="255"/>
-      </w:pPr>
-      <w:r>
-        <w:rPr>
-          <w:rFonts w:ascii="Gulim" w:hAnsi="Gulim" w:eastAsia="Gulim"/>
-          <w:b w:val="0"/>
-          <w:i w:val="0"/>
-          <w:sz w:val="24"/>
-          <w:u w:val="none"/>
-        </w:rPr>
-        <w:t xml:space="preserve">• </w:t>
+        <w:ind w:left="720" w:hanging="360"/>
+      </w:pPr>
+      <w:r>
+        <w:rPr>
+          <w:rFonts w:ascii="Gulim" w:hAnsi="Gulim" w:eastAsia="Gulim"/>
+          <w:b w:val="0"/>
+          <w:i w:val="0"/>
+          <w:sz w:val="20"/>
+          <w:u w:val="none"/>
+        </w:rPr>
+        <w:t>•</w:t>
+        <w:tab/>
       </w:r>
       <w:r>
         <w:rPr>
@@ -4897,17 +4942,18 @@
     <w:p>
       <w:pPr>
         <w:spacing w:before="0" w:after="0"/>
-        <w:ind w:left="425" w:hanging="255"/>
-      </w:pPr>
-      <w:r>
-        <w:rPr>
-          <w:rFonts w:ascii="Gulim" w:hAnsi="Gulim" w:eastAsia="Gulim"/>
-          <w:b w:val="0"/>
-          <w:i w:val="0"/>
-          <w:sz w:val="24"/>
-          <w:u w:val="none"/>
-        </w:rPr>
-        <w:t xml:space="preserve">• </w:t>
+        <w:ind w:left="720" w:hanging="360"/>
+      </w:pPr>
+      <w:r>
+        <w:rPr>
+          <w:rFonts w:ascii="Gulim" w:hAnsi="Gulim" w:eastAsia="Gulim"/>
+          <w:b w:val="0"/>
+          <w:i w:val="0"/>
+          <w:sz w:val="20"/>
+          <w:u w:val="none"/>
+        </w:rPr>
+        <w:t>•</w:t>
+        <w:tab/>
       </w:r>
       <w:r>
         <w:rPr>
@@ -4933,17 +4979,18 @@
     <w:p>
       <w:pPr>
         <w:spacing w:before="0" w:after="0"/>
-        <w:ind w:left="425" w:hanging="255"/>
-      </w:pPr>
-      <w:r>
-        <w:rPr>
-          <w:rFonts w:ascii="Gulim" w:hAnsi="Gulim" w:eastAsia="Gulim"/>
-          <w:b w:val="0"/>
-          <w:i w:val="0"/>
-          <w:sz w:val="24"/>
-          <w:u w:val="none"/>
-        </w:rPr>
-        <w:t xml:space="preserve">• </w:t>
+        <w:ind w:left="720" w:hanging="360"/>
+      </w:pPr>
+      <w:r>
+        <w:rPr>
+          <w:rFonts w:ascii="Gulim" w:hAnsi="Gulim" w:eastAsia="Gulim"/>
+          <w:b w:val="0"/>
+          <w:i w:val="0"/>
+          <w:sz w:val="20"/>
+          <w:u w:val="none"/>
+        </w:rPr>
+        <w:t>•</w:t>
+        <w:tab/>
       </w:r>
       <w:r>
         <w:rPr>
@@ -4969,17 +5016,18 @@
     <w:p>
       <w:pPr>
         <w:spacing w:before="0" w:after="0"/>
-        <w:ind w:left="425" w:hanging="255"/>
-      </w:pPr>
-      <w:r>
-        <w:rPr>
-          <w:rFonts w:ascii="Gulim" w:hAnsi="Gulim" w:eastAsia="Gulim"/>
-          <w:b w:val="0"/>
-          <w:i w:val="0"/>
-          <w:sz w:val="24"/>
-          <w:u w:val="none"/>
-        </w:rPr>
-        <w:t xml:space="preserve">• </w:t>
+        <w:ind w:left="720" w:hanging="360"/>
+      </w:pPr>
+      <w:r>
+        <w:rPr>
+          <w:rFonts w:ascii="Gulim" w:hAnsi="Gulim" w:eastAsia="Gulim"/>
+          <w:b w:val="0"/>
+          <w:i w:val="0"/>
+          <w:sz w:val="20"/>
+          <w:u w:val="none"/>
+        </w:rPr>
+        <w:t>•</w:t>
+        <w:tab/>
       </w:r>
       <w:r>
         <w:rPr>
@@ -5009,7 +5057,10 @@
     </w:p>
     <w:p>
       <w:pPr>
-        <w:spacing w:before="0" w:after="200"/>
+        <w:pBdr>
+          <w:bottom w:val="single" w:sz="12" w:space="1" w:color="000000"/>
+        </w:pBdr>
+        <w:spacing w:before="0" w:after="200" w:line="240" w:lineRule="auto"/>
       </w:pPr>
       <w:r>
         <w:rPr>
@@ -5032,7 +5083,7 @@
           <w:b/>
           <w:i w:val="0"/>
           <w:sz w:val="25"/>
-          <w:u w:val="none"/>
+          <w:u w:val="single"/>
         </w:rPr>
         <w:t>1. Amore Pacific</w:t>
       </w:r>
@@ -5040,17 +5091,18 @@
     <w:p>
       <w:pPr>
         <w:spacing w:before="0" w:after="0"/>
-        <w:ind w:left="425" w:hanging="255"/>
-      </w:pPr>
-      <w:r>
-        <w:rPr>
-          <w:rFonts w:ascii="Gulim" w:hAnsi="Gulim" w:eastAsia="Gulim"/>
-          <w:b w:val="0"/>
-          <w:i w:val="0"/>
-          <w:sz w:val="24"/>
-          <w:u w:val="none"/>
-        </w:rPr>
-        <w:t xml:space="preserve">• </w:t>
+        <w:ind w:left="720" w:hanging="360"/>
+      </w:pPr>
+      <w:r>
+        <w:rPr>
+          <w:rFonts w:ascii="Gulim" w:hAnsi="Gulim" w:eastAsia="Gulim"/>
+          <w:b w:val="0"/>
+          <w:i w:val="0"/>
+          <w:sz w:val="20"/>
+          <w:u w:val="none"/>
+        </w:rPr>
+        <w:t>•</w:t>
+        <w:tab/>
       </w:r>
       <w:r>
         <w:rPr>
@@ -5076,17 +5128,18 @@
     <w:p>
       <w:pPr>
         <w:spacing w:before="0" w:after="0"/>
-        <w:ind w:left="425" w:hanging="255"/>
-      </w:pPr>
-      <w:r>
-        <w:rPr>
-          <w:rFonts w:ascii="Gulim" w:hAnsi="Gulim" w:eastAsia="Gulim"/>
-          <w:b w:val="0"/>
-          <w:i w:val="0"/>
-          <w:sz w:val="24"/>
-          <w:u w:val="none"/>
-        </w:rPr>
-        <w:t xml:space="preserve">• </w:t>
+        <w:ind w:left="720" w:hanging="360"/>
+      </w:pPr>
+      <w:r>
+        <w:rPr>
+          <w:rFonts w:ascii="Gulim" w:hAnsi="Gulim" w:eastAsia="Gulim"/>
+          <w:b w:val="0"/>
+          <w:i w:val="0"/>
+          <w:sz w:val="20"/>
+          <w:u w:val="none"/>
+        </w:rPr>
+        <w:t>•</w:t>
+        <w:tab/>
       </w:r>
       <w:r>
         <w:rPr>
@@ -5112,17 +5165,18 @@
     <w:p>
       <w:pPr>
         <w:spacing w:before="0" w:after="0"/>
-        <w:ind w:left="850" w:hanging="255"/>
-      </w:pPr>
-      <w:r>
-        <w:rPr>
-          <w:rFonts w:ascii="Gulim" w:hAnsi="Gulim" w:eastAsia="Gulim"/>
-          <w:b w:val="0"/>
-          <w:i w:val="0"/>
-          <w:sz w:val="24"/>
-          <w:u w:val="none"/>
-        </w:rPr>
-        <w:t xml:space="preserve">o  </w:t>
+        <w:ind w:left="1440" w:hanging="360"/>
+      </w:pPr>
+      <w:r>
+        <w:rPr>
+          <w:rFonts w:ascii="Gulim" w:hAnsi="Gulim" w:eastAsia="Gulim"/>
+          <w:b w:val="0"/>
+          <w:i w:val="0"/>
+          <w:sz w:val="20"/>
+          <w:u w:val="none"/>
+        </w:rPr>
+        <w:t>o</w:t>
+        <w:tab/>
       </w:r>
       <w:r>
         <w:rPr>
@@ -5138,17 +5192,18 @@
     <w:p>
       <w:pPr>
         <w:spacing w:before="0" w:after="0"/>
-        <w:ind w:left="850" w:hanging="255"/>
-      </w:pPr>
-      <w:r>
-        <w:rPr>
-          <w:rFonts w:ascii="Gulim" w:hAnsi="Gulim" w:eastAsia="Gulim"/>
-          <w:b w:val="0"/>
-          <w:i w:val="0"/>
-          <w:sz w:val="24"/>
-          <w:u w:val="none"/>
-        </w:rPr>
-        <w:t xml:space="preserve">o  </w:t>
+        <w:ind w:left="1440" w:hanging="360"/>
+      </w:pPr>
+      <w:r>
+        <w:rPr>
+          <w:rFonts w:ascii="Gulim" w:hAnsi="Gulim" w:eastAsia="Gulim"/>
+          <w:b w:val="0"/>
+          <w:i w:val="0"/>
+          <w:sz w:val="20"/>
+          <w:u w:val="none"/>
+        </w:rPr>
+        <w:t>o</w:t>
+        <w:tab/>
       </w:r>
       <w:r>
         <w:rPr>
@@ -5164,17 +5219,18 @@
     <w:p>
       <w:pPr>
         <w:spacing w:before="0" w:after="0"/>
-        <w:ind w:left="850" w:hanging="255"/>
-      </w:pPr>
-      <w:r>
-        <w:rPr>
-          <w:rFonts w:ascii="Gulim" w:hAnsi="Gulim" w:eastAsia="Gulim"/>
-          <w:b w:val="0"/>
-          <w:i w:val="0"/>
-          <w:sz w:val="24"/>
-          <w:u w:val="none"/>
-        </w:rPr>
-        <w:t xml:space="preserve">o  </w:t>
+        <w:ind w:left="1440" w:hanging="360"/>
+      </w:pPr>
+      <w:r>
+        <w:rPr>
+          <w:rFonts w:ascii="Gulim" w:hAnsi="Gulim" w:eastAsia="Gulim"/>
+          <w:b w:val="0"/>
+          <w:i w:val="0"/>
+          <w:sz w:val="20"/>
+          <w:u w:val="none"/>
+        </w:rPr>
+        <w:t>o</w:t>
+        <w:tab/>
       </w:r>
       <w:r>
         <w:rPr>
@@ -5190,17 +5246,18 @@
     <w:p>
       <w:pPr>
         <w:spacing w:before="0" w:after="0"/>
-        <w:ind w:left="850" w:hanging="255"/>
-      </w:pPr>
-      <w:r>
-        <w:rPr>
-          <w:rFonts w:ascii="Gulim" w:hAnsi="Gulim" w:eastAsia="Gulim"/>
-          <w:b w:val="0"/>
-          <w:i w:val="0"/>
-          <w:sz w:val="24"/>
-          <w:u w:val="none"/>
-        </w:rPr>
-        <w:t xml:space="preserve">o  </w:t>
+        <w:ind w:left="1440" w:hanging="360"/>
+      </w:pPr>
+      <w:r>
+        <w:rPr>
+          <w:rFonts w:ascii="Gulim" w:hAnsi="Gulim" w:eastAsia="Gulim"/>
+          <w:b w:val="0"/>
+          <w:i w:val="0"/>
+          <w:sz w:val="20"/>
+          <w:u w:val="none"/>
+        </w:rPr>
+        <w:t>o</w:t>
+        <w:tab/>
       </w:r>
       <w:r>
         <w:rPr>
@@ -5226,17 +5283,18 @@
     <w:p>
       <w:pPr>
         <w:spacing w:before="0" w:after="0"/>
-        <w:ind w:left="425" w:hanging="255"/>
-      </w:pPr>
-      <w:r>
-        <w:rPr>
-          <w:rFonts w:ascii="Gulim" w:hAnsi="Gulim" w:eastAsia="Gulim"/>
-          <w:b w:val="0"/>
-          <w:i w:val="0"/>
-          <w:sz w:val="24"/>
-          <w:u w:val="none"/>
-        </w:rPr>
-        <w:t xml:space="preserve">• </w:t>
+        <w:ind w:left="720" w:hanging="360"/>
+      </w:pPr>
+      <w:r>
+        <w:rPr>
+          <w:rFonts w:ascii="Gulim" w:hAnsi="Gulim" w:eastAsia="Gulim"/>
+          <w:b w:val="0"/>
+          <w:i w:val="0"/>
+          <w:sz w:val="20"/>
+          <w:u w:val="none"/>
+        </w:rPr>
+        <w:t>•</w:t>
+        <w:tab/>
       </w:r>
       <w:r>
         <w:rPr>
@@ -5262,17 +5320,18 @@
     <w:p>
       <w:pPr>
         <w:spacing w:before="0" w:after="0"/>
-        <w:ind w:left="850" w:hanging="255"/>
-      </w:pPr>
-      <w:r>
-        <w:rPr>
-          <w:rFonts w:ascii="Gulim" w:hAnsi="Gulim" w:eastAsia="Gulim"/>
-          <w:b w:val="0"/>
-          <w:i w:val="0"/>
-          <w:sz w:val="24"/>
-          <w:u w:val="none"/>
-        </w:rPr>
-        <w:t xml:space="preserve">o  </w:t>
+        <w:ind w:left="1440" w:hanging="360"/>
+      </w:pPr>
+      <w:r>
+        <w:rPr>
+          <w:rFonts w:ascii="Gulim" w:hAnsi="Gulim" w:eastAsia="Gulim"/>
+          <w:b w:val="0"/>
+          <w:i w:val="0"/>
+          <w:sz w:val="20"/>
+          <w:u w:val="none"/>
+        </w:rPr>
+        <w:t>o</w:t>
+        <w:tab/>
       </w:r>
       <w:r>
         <w:rPr>
@@ -5288,17 +5347,18 @@
     <w:p>
       <w:pPr>
         <w:spacing w:before="0" w:after="0"/>
-        <w:ind w:left="850" w:hanging="255"/>
-      </w:pPr>
-      <w:r>
-        <w:rPr>
-          <w:rFonts w:ascii="Gulim" w:hAnsi="Gulim" w:eastAsia="Gulim"/>
-          <w:b w:val="0"/>
-          <w:i w:val="0"/>
-          <w:sz w:val="24"/>
-          <w:u w:val="none"/>
-        </w:rPr>
-        <w:t xml:space="preserve">o  </w:t>
+        <w:ind w:left="1440" w:hanging="360"/>
+      </w:pPr>
+      <w:r>
+        <w:rPr>
+          <w:rFonts w:ascii="Gulim" w:hAnsi="Gulim" w:eastAsia="Gulim"/>
+          <w:b w:val="0"/>
+          <w:i w:val="0"/>
+          <w:sz w:val="20"/>
+          <w:u w:val="none"/>
+        </w:rPr>
+        <w:t>o</w:t>
+        <w:tab/>
       </w:r>
       <w:r>
         <w:rPr>
@@ -5324,17 +5384,18 @@
     <w:p>
       <w:pPr>
         <w:spacing w:before="0" w:after="0"/>
-        <w:ind w:left="425" w:hanging="255"/>
-      </w:pPr>
-      <w:r>
-        <w:rPr>
-          <w:rFonts w:ascii="Gulim" w:hAnsi="Gulim" w:eastAsia="Gulim"/>
-          <w:b w:val="0"/>
-          <w:i w:val="0"/>
-          <w:sz w:val="24"/>
-          <w:u w:val="none"/>
-        </w:rPr>
-        <w:t xml:space="preserve">• </w:t>
+        <w:ind w:left="720" w:hanging="360"/>
+      </w:pPr>
+      <w:r>
+        <w:rPr>
+          <w:rFonts w:ascii="Gulim" w:hAnsi="Gulim" w:eastAsia="Gulim"/>
+          <w:b w:val="0"/>
+          <w:i w:val="0"/>
+          <w:sz w:val="20"/>
+          <w:u w:val="none"/>
+        </w:rPr>
+        <w:t>•</w:t>
+        <w:tab/>
       </w:r>
       <w:r>
         <w:rPr>
@@ -5367,7 +5428,7 @@
           <w:b/>
           <w:i w:val="0"/>
           <w:sz w:val="25"/>
-          <w:u w:val="none"/>
+          <w:u w:val="single"/>
         </w:rPr>
         <w:t>2. Hyundai Mobis</w:t>
       </w:r>
@@ -5375,17 +5436,18 @@
     <w:p>
       <w:pPr>
         <w:spacing w:before="0" w:after="0"/>
-        <w:ind w:left="425" w:hanging="255"/>
-      </w:pPr>
-      <w:r>
-        <w:rPr>
-          <w:rFonts w:ascii="Gulim" w:hAnsi="Gulim" w:eastAsia="Gulim"/>
-          <w:b w:val="0"/>
-          <w:i w:val="0"/>
-          <w:sz w:val="24"/>
-          <w:u w:val="none"/>
-        </w:rPr>
-        <w:t xml:space="preserve">• </w:t>
+        <w:ind w:left="720" w:hanging="360"/>
+      </w:pPr>
+      <w:r>
+        <w:rPr>
+          <w:rFonts w:ascii="Gulim" w:hAnsi="Gulim" w:eastAsia="Gulim"/>
+          <w:b w:val="0"/>
+          <w:i w:val="0"/>
+          <w:sz w:val="20"/>
+          <w:u w:val="none"/>
+        </w:rPr>
+        <w:t>•</w:t>
+        <w:tab/>
       </w:r>
       <w:r>
         <w:rPr>
@@ -5411,17 +5473,18 @@
     <w:p>
       <w:pPr>
         <w:spacing w:before="0" w:after="0"/>
-        <w:ind w:left="425" w:hanging="255"/>
-      </w:pPr>
-      <w:r>
-        <w:rPr>
-          <w:rFonts w:ascii="Gulim" w:hAnsi="Gulim" w:eastAsia="Gulim"/>
-          <w:b w:val="0"/>
-          <w:i w:val="0"/>
-          <w:sz w:val="24"/>
-          <w:u w:val="none"/>
-        </w:rPr>
-        <w:t xml:space="preserve">• </w:t>
+        <w:ind w:left="720" w:hanging="360"/>
+      </w:pPr>
+      <w:r>
+        <w:rPr>
+          <w:rFonts w:ascii="Gulim" w:hAnsi="Gulim" w:eastAsia="Gulim"/>
+          <w:b w:val="0"/>
+          <w:i w:val="0"/>
+          <w:sz w:val="20"/>
+          <w:u w:val="none"/>
+        </w:rPr>
+        <w:t>•</w:t>
+        <w:tab/>
       </w:r>
       <w:r>
         <w:rPr>
@@ -5447,17 +5510,18 @@
     <w:p>
       <w:pPr>
         <w:spacing w:before="0" w:after="0"/>
-        <w:ind w:left="850" w:hanging="255"/>
-      </w:pPr>
-      <w:r>
-        <w:rPr>
-          <w:rFonts w:ascii="Gulim" w:hAnsi="Gulim" w:eastAsia="Gulim"/>
-          <w:b w:val="0"/>
-          <w:i w:val="0"/>
-          <w:sz w:val="24"/>
-          <w:u w:val="none"/>
-        </w:rPr>
-        <w:t xml:space="preserve">o  </w:t>
+        <w:ind w:left="1440" w:hanging="360"/>
+      </w:pPr>
+      <w:r>
+        <w:rPr>
+          <w:rFonts w:ascii="Gulim" w:hAnsi="Gulim" w:eastAsia="Gulim"/>
+          <w:b w:val="0"/>
+          <w:i w:val="0"/>
+          <w:sz w:val="20"/>
+          <w:u w:val="none"/>
+        </w:rPr>
+        <w:t>o</w:t>
+        <w:tab/>
       </w:r>
       <w:r>
         <w:rPr>
@@ -5473,17 +5537,18 @@
     <w:p>
       <w:pPr>
         <w:spacing w:before="0" w:after="0"/>
-        <w:ind w:left="850" w:hanging="255"/>
-      </w:pPr>
-      <w:r>
-        <w:rPr>
-          <w:rFonts w:ascii="Gulim" w:hAnsi="Gulim" w:eastAsia="Gulim"/>
-          <w:b w:val="0"/>
-          <w:i w:val="0"/>
-          <w:sz w:val="24"/>
-          <w:u w:val="none"/>
-        </w:rPr>
-        <w:t xml:space="preserve">o  </w:t>
+        <w:ind w:left="1440" w:hanging="360"/>
+      </w:pPr>
+      <w:r>
+        <w:rPr>
+          <w:rFonts w:ascii="Gulim" w:hAnsi="Gulim" w:eastAsia="Gulim"/>
+          <w:b w:val="0"/>
+          <w:i w:val="0"/>
+          <w:sz w:val="20"/>
+          <w:u w:val="none"/>
+        </w:rPr>
+        <w:t>o</w:t>
+        <w:tab/>
       </w:r>
       <w:r>
         <w:rPr>
@@ -5499,17 +5564,18 @@
     <w:p>
       <w:pPr>
         <w:spacing w:before="0" w:after="0"/>
-        <w:ind w:left="425" w:hanging="255"/>
-      </w:pPr>
-      <w:r>
-        <w:rPr>
-          <w:rFonts w:ascii="Gulim" w:hAnsi="Gulim" w:eastAsia="Gulim"/>
-          <w:b w:val="0"/>
-          <w:i w:val="0"/>
-          <w:sz w:val="24"/>
-          <w:u w:val="none"/>
-        </w:rPr>
-        <w:t xml:space="preserve">• </w:t>
+        <w:ind w:left="720" w:hanging="360"/>
+      </w:pPr>
+      <w:r>
+        <w:rPr>
+          <w:rFonts w:ascii="Gulim" w:hAnsi="Gulim" w:eastAsia="Gulim"/>
+          <w:b w:val="0"/>
+          <w:i w:val="0"/>
+          <w:sz w:val="20"/>
+          <w:u w:val="none"/>
+        </w:rPr>
+        <w:t>•</w:t>
+        <w:tab/>
       </w:r>
       <w:r>
         <w:rPr>
@@ -5535,17 +5601,18 @@
     <w:p>
       <w:pPr>
         <w:spacing w:before="0" w:after="0"/>
-        <w:ind w:left="425" w:hanging="255"/>
-      </w:pPr>
-      <w:r>
-        <w:rPr>
-          <w:rFonts w:ascii="Gulim" w:hAnsi="Gulim" w:eastAsia="Gulim"/>
-          <w:b w:val="0"/>
-          <w:i w:val="0"/>
-          <w:sz w:val="24"/>
-          <w:u w:val="none"/>
-        </w:rPr>
-        <w:t xml:space="preserve">• </w:t>
+        <w:ind w:left="720" w:hanging="360"/>
+      </w:pPr>
+      <w:r>
+        <w:rPr>
+          <w:rFonts w:ascii="Gulim" w:hAnsi="Gulim" w:eastAsia="Gulim"/>
+          <w:b w:val="0"/>
+          <w:i w:val="0"/>
+          <w:sz w:val="20"/>
+          <w:u w:val="none"/>
+        </w:rPr>
+        <w:t>•</w:t>
+        <w:tab/>
       </w:r>
       <w:r>
         <w:rPr>
@@ -5570,7 +5637,10 @@
     </w:p>
     <w:p>
       <w:pPr>
-        <w:spacing w:before="400" w:after="120"/>
+        <w:pBdr>
+          <w:bottom w:val="single" w:sz="12" w:space="1" w:color="000000"/>
+        </w:pBdr>
+        <w:spacing w:before="400" w:after="120" w:line="240" w:lineRule="auto"/>
       </w:pPr>
       <w:r>
         <w:rPr>
@@ -5586,17 +5656,18 @@
     <w:p>
       <w:pPr>
         <w:spacing w:before="0" w:after="0"/>
-        <w:ind w:left="425" w:hanging="255"/>
-      </w:pPr>
-      <w:r>
-        <w:rPr>
-          <w:rFonts w:ascii="Gulim" w:hAnsi="Gulim" w:eastAsia="Gulim"/>
-          <w:b w:val="0"/>
-          <w:i w:val="0"/>
-          <w:sz w:val="24"/>
-          <w:u w:val="none"/>
-        </w:rPr>
-        <w:t xml:space="preserve">• </w:t>
+        <w:ind w:left="720" w:hanging="360"/>
+      </w:pPr>
+      <w:r>
+        <w:rPr>
+          <w:rFonts w:ascii="Gulim" w:hAnsi="Gulim" w:eastAsia="Gulim"/>
+          <w:b w:val="0"/>
+          <w:i w:val="0"/>
+          <w:sz w:val="20"/>
+          <w:u w:val="none"/>
+        </w:rPr>
+        <w:t>•</w:t>
+        <w:tab/>
       </w:r>
       <w:r>
         <w:rPr>
@@ -5611,7 +5682,10 @@
     </w:p>
     <w:p>
       <w:pPr>
-        <w:spacing w:before="400" w:after="120"/>
+        <w:pBdr>
+          <w:bottom w:val="single" w:sz="12" w:space="1" w:color="000000"/>
+        </w:pBdr>
+        <w:spacing w:before="400" w:after="120" w:line="240" w:lineRule="auto"/>
       </w:pPr>
       <w:r>
         <w:rPr>
@@ -5627,17 +5701,18 @@
     <w:p>
       <w:pPr>
         <w:spacing w:before="0" w:after="0"/>
-        <w:ind w:left="425" w:hanging="255"/>
-      </w:pPr>
-      <w:r>
-        <w:rPr>
-          <w:rFonts w:ascii="Gulim" w:hAnsi="Gulim" w:eastAsia="Gulim"/>
-          <w:b w:val="0"/>
-          <w:i w:val="0"/>
-          <w:sz w:val="24"/>
-          <w:u w:val="none"/>
-        </w:rPr>
-        <w:t xml:space="preserve">• </w:t>
+        <w:ind w:left="720" w:hanging="360"/>
+      </w:pPr>
+      <w:r>
+        <w:rPr>
+          <w:rFonts w:ascii="Gulim" w:hAnsi="Gulim" w:eastAsia="Gulim"/>
+          <w:b w:val="0"/>
+          <w:i w:val="0"/>
+          <w:sz w:val="20"/>
+          <w:u w:val="none"/>
+        </w:rPr>
+        <w:t>•</w:t>
+        <w:tab/>
       </w:r>
       <w:r>
         <w:rPr>
@@ -5653,17 +5728,18 @@
     <w:p>
       <w:pPr>
         <w:spacing w:before="0" w:after="0"/>
-        <w:ind w:left="425" w:hanging="255"/>
-      </w:pPr>
-      <w:r>
-        <w:rPr>
-          <w:rFonts w:ascii="Gulim" w:hAnsi="Gulim" w:eastAsia="Gulim"/>
-          <w:b w:val="0"/>
-          <w:i w:val="0"/>
-          <w:sz w:val="24"/>
-          <w:u w:val="none"/>
-        </w:rPr>
-        <w:t xml:space="preserve">• </w:t>
+        <w:ind w:left="720" w:hanging="360"/>
+      </w:pPr>
+      <w:r>
+        <w:rPr>
+          <w:rFonts w:ascii="Gulim" w:hAnsi="Gulim" w:eastAsia="Gulim"/>
+          <w:b w:val="0"/>
+          <w:i w:val="0"/>
+          <w:sz w:val="20"/>
+          <w:u w:val="none"/>
+        </w:rPr>
+        <w:t>•</w:t>
+        <w:tab/>
       </w:r>
       <w:r>
         <w:rPr>
@@ -5683,7 +5759,10 @@
     </w:p>
     <w:p>
       <w:pPr>
-        <w:spacing w:before="0" w:after="120"/>
+        <w:pBdr>
+          <w:bottom w:val="single" w:sz="12" w:space="1" w:color="000000"/>
+        </w:pBdr>
+        <w:spacing w:before="0" w:after="120" w:line="240" w:lineRule="auto"/>
       </w:pPr>
       <w:r>
         <w:rPr>
@@ -5699,17 +5778,18 @@
     <w:p>
       <w:pPr>
         <w:spacing w:before="0" w:after="0"/>
-        <w:ind w:left="425" w:hanging="255"/>
-      </w:pPr>
-      <w:r>
-        <w:rPr>
-          <w:rFonts w:ascii="Gulim" w:hAnsi="Gulim" w:eastAsia="Gulim"/>
-          <w:b w:val="0"/>
-          <w:i w:val="0"/>
-          <w:sz w:val="24"/>
-          <w:u w:val="none"/>
-        </w:rPr>
-        <w:t xml:space="preserve">• </w:t>
+        <w:ind w:left="720" w:hanging="360"/>
+      </w:pPr>
+      <w:r>
+        <w:rPr>
+          <w:rFonts w:ascii="Gulim" w:hAnsi="Gulim" w:eastAsia="Gulim"/>
+          <w:b w:val="0"/>
+          <w:i w:val="0"/>
+          <w:sz w:val="20"/>
+          <w:u w:val="none"/>
+        </w:rPr>
+        <w:t>•</w:t>
+        <w:tab/>
       </w:r>
       <w:r>
         <w:rPr>
@@ -5735,17 +5815,18 @@
     <w:p>
       <w:pPr>
         <w:spacing w:before="0" w:after="0"/>
-        <w:ind w:left="425" w:hanging="255"/>
-      </w:pPr>
-      <w:r>
-        <w:rPr>
-          <w:rFonts w:ascii="Gulim" w:hAnsi="Gulim" w:eastAsia="Gulim"/>
-          <w:b w:val="0"/>
-          <w:i w:val="0"/>
-          <w:sz w:val="24"/>
-          <w:u w:val="none"/>
-        </w:rPr>
-        <w:t xml:space="preserve">• </w:t>
+        <w:ind w:left="720" w:hanging="360"/>
+      </w:pPr>
+      <w:r>
+        <w:rPr>
+          <w:rFonts w:ascii="Gulim" w:hAnsi="Gulim" w:eastAsia="Gulim"/>
+          <w:b w:val="0"/>
+          <w:i w:val="0"/>
+          <w:sz w:val="20"/>
+          <w:u w:val="none"/>
+        </w:rPr>
+        <w:t>•</w:t>
+        <w:tab/>
       </w:r>
       <w:r>
         <w:rPr>
@@ -5771,17 +5852,18 @@
     <w:p>
       <w:pPr>
         <w:spacing w:before="0" w:after="0"/>
-        <w:ind w:left="425" w:hanging="255"/>
-      </w:pPr>
-      <w:r>
-        <w:rPr>
-          <w:rFonts w:ascii="Gulim" w:hAnsi="Gulim" w:eastAsia="Gulim"/>
-          <w:b w:val="0"/>
-          <w:i w:val="0"/>
-          <w:sz w:val="24"/>
-          <w:u w:val="none"/>
-        </w:rPr>
-        <w:t xml:space="preserve">• </w:t>
+        <w:ind w:left="720" w:hanging="360"/>
+      </w:pPr>
+      <w:r>
+        <w:rPr>
+          <w:rFonts w:ascii="Gulim" w:hAnsi="Gulim" w:eastAsia="Gulim"/>
+          <w:b w:val="0"/>
+          <w:i w:val="0"/>
+          <w:sz w:val="20"/>
+          <w:u w:val="none"/>
+        </w:rPr>
+        <w:t>•</w:t>
+        <w:tab/>
       </w:r>
       <w:r>
         <w:rPr>
@@ -5806,7 +5888,10 @@
     </w:p>
     <w:p>
       <w:pPr>
-        <w:spacing w:before="400" w:after="120"/>
+        <w:pBdr>
+          <w:bottom w:val="single" w:sz="12" w:space="1" w:color="000000"/>
+        </w:pBdr>
+        <w:spacing w:before="400" w:after="120" w:line="240" w:lineRule="auto"/>
       </w:pPr>
       <w:r>
         <w:rPr>
@@ -5829,7 +5914,7 @@
           <w:b/>
           <w:i w:val="0"/>
           <w:sz w:val="25"/>
-          <w:u w:val="none"/>
+          <w:u w:val="single"/>
         </w:rPr>
         <w:t>1. [Instructor] Yonsei University Atmospheric Science Department – Data Analysis</w:t>
       </w:r>
@@ -5837,17 +5922,18 @@
     <w:p>
       <w:pPr>
         <w:spacing w:before="0" w:after="0"/>
-        <w:ind w:left="425" w:hanging="255"/>
-      </w:pPr>
-      <w:r>
-        <w:rPr>
-          <w:rFonts w:ascii="Gulim" w:hAnsi="Gulim" w:eastAsia="Gulim"/>
-          <w:b w:val="0"/>
-          <w:i w:val="0"/>
-          <w:sz w:val="24"/>
-          <w:u w:val="none"/>
-        </w:rPr>
-        <w:t xml:space="preserve">• </w:t>
+        <w:ind w:left="720" w:hanging="360"/>
+      </w:pPr>
+      <w:r>
+        <w:rPr>
+          <w:rFonts w:ascii="Gulim" w:hAnsi="Gulim" w:eastAsia="Gulim"/>
+          <w:b w:val="0"/>
+          <w:i w:val="0"/>
+          <w:sz w:val="20"/>
+          <w:u w:val="none"/>
+        </w:rPr>
+        <w:t>•</w:t>
+        <w:tab/>
       </w:r>
       <w:r>
         <w:rPr>
@@ -5873,17 +5959,18 @@
     <w:p>
       <w:pPr>
         <w:spacing w:before="0" w:after="0"/>
-        <w:ind w:left="425" w:hanging="255"/>
-      </w:pPr>
-      <w:r>
-        <w:rPr>
-          <w:rFonts w:ascii="Gulim" w:hAnsi="Gulim" w:eastAsia="Gulim"/>
-          <w:b w:val="0"/>
-          <w:i w:val="0"/>
-          <w:sz w:val="24"/>
-          <w:u w:val="none"/>
-        </w:rPr>
-        <w:t xml:space="preserve">• </w:t>
+        <w:ind w:left="720" w:hanging="360"/>
+      </w:pPr>
+      <w:r>
+        <w:rPr>
+          <w:rFonts w:ascii="Gulim" w:hAnsi="Gulim" w:eastAsia="Gulim"/>
+          <w:b w:val="0"/>
+          <w:i w:val="0"/>
+          <w:sz w:val="20"/>
+          <w:u w:val="none"/>
+        </w:rPr>
+        <w:t>•</w:t>
+        <w:tab/>
       </w:r>
       <w:r>
         <w:rPr>
@@ -5916,7 +6003,7 @@
           <w:b/>
           <w:i w:val="0"/>
           <w:sz w:val="25"/>
-          <w:u w:val="none"/>
+          <w:u w:val="single"/>
         </w:rPr>
         <w:t>2. [Instructor] KB Bank – Computer Vision / GAN</w:t>
       </w:r>
@@ -5924,17 +6011,18 @@
     <w:p>
       <w:pPr>
         <w:spacing w:before="0" w:after="0"/>
-        <w:ind w:left="425" w:hanging="255"/>
-      </w:pPr>
-      <w:r>
-        <w:rPr>
-          <w:rFonts w:ascii="Gulim" w:hAnsi="Gulim" w:eastAsia="Gulim"/>
-          <w:b w:val="0"/>
-          <w:i w:val="0"/>
-          <w:sz w:val="24"/>
-          <w:u w:val="none"/>
-        </w:rPr>
-        <w:t xml:space="preserve">• </w:t>
+        <w:ind w:left="720" w:hanging="360"/>
+      </w:pPr>
+      <w:r>
+        <w:rPr>
+          <w:rFonts w:ascii="Gulim" w:hAnsi="Gulim" w:eastAsia="Gulim"/>
+          <w:b w:val="0"/>
+          <w:i w:val="0"/>
+          <w:sz w:val="20"/>
+          <w:u w:val="none"/>
+        </w:rPr>
+        <w:t>•</w:t>
+        <w:tab/>
       </w:r>
       <w:r>
         <w:rPr>
@@ -5960,17 +6048,18 @@
     <w:p>
       <w:pPr>
         <w:spacing w:before="0" w:after="0"/>
-        <w:ind w:left="425" w:hanging="255"/>
-      </w:pPr>
-      <w:r>
-        <w:rPr>
-          <w:rFonts w:ascii="Gulim" w:hAnsi="Gulim" w:eastAsia="Gulim"/>
-          <w:b w:val="0"/>
-          <w:i w:val="0"/>
-          <w:sz w:val="24"/>
-          <w:u w:val="none"/>
-        </w:rPr>
-        <w:t xml:space="preserve">• </w:t>
+        <w:ind w:left="720" w:hanging="360"/>
+      </w:pPr>
+      <w:r>
+        <w:rPr>
+          <w:rFonts w:ascii="Gulim" w:hAnsi="Gulim" w:eastAsia="Gulim"/>
+          <w:b w:val="0"/>
+          <w:i w:val="0"/>
+          <w:sz w:val="20"/>
+          <w:u w:val="none"/>
+        </w:rPr>
+        <w:t>•</w:t>
+        <w:tab/>
       </w:r>
       <w:r>
         <w:rPr>
@@ -6003,7 +6092,7 @@
           <w:b/>
           <w:i w:val="0"/>
           <w:sz w:val="25"/>
-          <w:u w:val="none"/>
+          <w:u w:val="single"/>
         </w:rPr>
         <w:t>3. [Instructor] Hanwha Ocean – Data Analysis &amp; Statistics</w:t>
       </w:r>
@@ -6011,17 +6100,18 @@
     <w:p>
       <w:pPr>
         <w:spacing w:before="0" w:after="0"/>
-        <w:ind w:left="425" w:hanging="255"/>
-      </w:pPr>
-      <w:r>
-        <w:rPr>
-          <w:rFonts w:ascii="Gulim" w:hAnsi="Gulim" w:eastAsia="Gulim"/>
-          <w:b w:val="0"/>
-          <w:i w:val="0"/>
-          <w:sz w:val="24"/>
-          <w:u w:val="none"/>
-        </w:rPr>
-        <w:t xml:space="preserve">• </w:t>
+        <w:ind w:left="720" w:hanging="360"/>
+      </w:pPr>
+      <w:r>
+        <w:rPr>
+          <w:rFonts w:ascii="Gulim" w:hAnsi="Gulim" w:eastAsia="Gulim"/>
+          <w:b w:val="0"/>
+          <w:i w:val="0"/>
+          <w:sz w:val="20"/>
+          <w:u w:val="none"/>
+        </w:rPr>
+        <w:t>•</w:t>
+        <w:tab/>
       </w:r>
       <w:r>
         <w:rPr>
@@ -6047,17 +6137,18 @@
     <w:p>
       <w:pPr>
         <w:spacing w:before="0" w:after="0"/>
-        <w:ind w:left="425" w:hanging="255"/>
-      </w:pPr>
-      <w:r>
-        <w:rPr>
-          <w:rFonts w:ascii="Gulim" w:hAnsi="Gulim" w:eastAsia="Gulim"/>
-          <w:b w:val="0"/>
-          <w:i w:val="0"/>
-          <w:sz w:val="24"/>
-          <w:u w:val="none"/>
-        </w:rPr>
-        <w:t xml:space="preserve">• </w:t>
+        <w:ind w:left="720" w:hanging="360"/>
+      </w:pPr>
+      <w:r>
+        <w:rPr>
+          <w:rFonts w:ascii="Gulim" w:hAnsi="Gulim" w:eastAsia="Gulim"/>
+          <w:b w:val="0"/>
+          <w:i w:val="0"/>
+          <w:sz w:val="20"/>
+          <w:u w:val="none"/>
+        </w:rPr>
+        <w:t>•</w:t>
+        <w:tab/>
       </w:r>
       <w:r>
         <w:rPr>
@@ -6090,7 +6181,7 @@
           <w:b/>
           <w:i w:val="0"/>
           <w:sz w:val="25"/>
-          <w:u w:val="none"/>
+          <w:u w:val="single"/>
         </w:rPr>
         <w:t>4. [TA] Python Programming &amp; Web Crawling</w:t>
       </w:r>
@@ -6098,17 +6189,18 @@
     <w:p>
       <w:pPr>
         <w:spacing w:before="0" w:after="0"/>
-        <w:ind w:left="425" w:hanging="255"/>
-      </w:pPr>
-      <w:r>
-        <w:rPr>
-          <w:rFonts w:ascii="Gulim" w:hAnsi="Gulim" w:eastAsia="Gulim"/>
-          <w:b w:val="0"/>
-          <w:i w:val="0"/>
-          <w:sz w:val="24"/>
-          <w:u w:val="none"/>
-        </w:rPr>
-        <w:t xml:space="preserve">• </w:t>
+        <w:ind w:left="720" w:hanging="360"/>
+      </w:pPr>
+      <w:r>
+        <w:rPr>
+          <w:rFonts w:ascii="Gulim" w:hAnsi="Gulim" w:eastAsia="Gulim"/>
+          <w:b w:val="0"/>
+          <w:i w:val="0"/>
+          <w:sz w:val="20"/>
+          <w:u w:val="none"/>
+        </w:rPr>
+        <w:t>•</w:t>
+        <w:tab/>
       </w:r>
       <w:r>
         <w:rPr>
@@ -6134,17 +6226,18 @@
     <w:p>
       <w:pPr>
         <w:spacing w:before="0" w:after="0"/>
-        <w:ind w:left="425" w:hanging="255"/>
-      </w:pPr>
-      <w:r>
-        <w:rPr>
-          <w:rFonts w:ascii="Gulim" w:hAnsi="Gulim" w:eastAsia="Gulim"/>
-          <w:b w:val="0"/>
-          <w:i w:val="0"/>
-          <w:sz w:val="24"/>
-          <w:u w:val="none"/>
-        </w:rPr>
-        <w:t xml:space="preserve">• </w:t>
+        <w:ind w:left="720" w:hanging="360"/>
+      </w:pPr>
+      <w:r>
+        <w:rPr>
+          <w:rFonts w:ascii="Gulim" w:hAnsi="Gulim" w:eastAsia="Gulim"/>
+          <w:b w:val="0"/>
+          <w:i w:val="0"/>
+          <w:sz w:val="20"/>
+          <w:u w:val="none"/>
+        </w:rPr>
+        <w:t>•</w:t>
+        <w:tab/>
       </w:r>
       <w:r>
         <w:rPr>
@@ -6177,7 +6270,7 @@
           <w:b/>
           <w:i w:val="0"/>
           <w:sz w:val="25"/>
-          <w:u w:val="none"/>
+          <w:u w:val="single"/>
         </w:rPr>
         <w:t>5. [TA] SK Hynix – Bayesian Statistics &amp; ML Course</w:t>
       </w:r>
@@ -6185,17 +6278,18 @@
     <w:p>
       <w:pPr>
         <w:spacing w:before="0" w:after="0"/>
-        <w:ind w:left="425" w:hanging="255"/>
-      </w:pPr>
-      <w:r>
-        <w:rPr>
-          <w:rFonts w:ascii="Gulim" w:hAnsi="Gulim" w:eastAsia="Gulim"/>
-          <w:b w:val="0"/>
-          <w:i w:val="0"/>
-          <w:sz w:val="24"/>
-          <w:u w:val="none"/>
-        </w:rPr>
-        <w:t xml:space="preserve">• </w:t>
+        <w:ind w:left="720" w:hanging="360"/>
+      </w:pPr>
+      <w:r>
+        <w:rPr>
+          <w:rFonts w:ascii="Gulim" w:hAnsi="Gulim" w:eastAsia="Gulim"/>
+          <w:b w:val="0"/>
+          <w:i w:val="0"/>
+          <w:sz w:val="20"/>
+          <w:u w:val="none"/>
+        </w:rPr>
+        <w:t>•</w:t>
+        <w:tab/>
       </w:r>
       <w:r>
         <w:rPr>
@@ -6221,17 +6315,18 @@
     <w:p>
       <w:pPr>
         <w:spacing w:before="0" w:after="0"/>
-        <w:ind w:left="425" w:hanging="255"/>
-      </w:pPr>
-      <w:r>
-        <w:rPr>
-          <w:rFonts w:ascii="Gulim" w:hAnsi="Gulim" w:eastAsia="Gulim"/>
-          <w:b w:val="0"/>
-          <w:i w:val="0"/>
-          <w:sz w:val="24"/>
-          <w:u w:val="none"/>
-        </w:rPr>
-        <w:t xml:space="preserve">• </w:t>
+        <w:ind w:left="720" w:hanging="360"/>
+      </w:pPr>
+      <w:r>
+        <w:rPr>
+          <w:rFonts w:ascii="Gulim" w:hAnsi="Gulim" w:eastAsia="Gulim"/>
+          <w:b w:val="0"/>
+          <w:i w:val="0"/>
+          <w:sz w:val="20"/>
+          <w:u w:val="none"/>
+        </w:rPr>
+        <w:t>•</w:t>
+        <w:tab/>
       </w:r>
       <w:r>
         <w:rPr>
@@ -6261,7 +6356,10 @@
     </w:p>
     <w:p>
       <w:pPr>
-        <w:spacing w:before="0" w:after="200"/>
+        <w:pBdr>
+          <w:bottom w:val="single" w:sz="12" w:space="1" w:color="000000"/>
+        </w:pBdr>
+        <w:spacing w:before="0" w:after="200" w:line="240" w:lineRule="auto"/>
       </w:pPr>
       <w:r>
         <w:rPr>
@@ -6284,7 +6382,7 @@
           <w:b/>
           <w:i w:val="0"/>
           <w:sz w:val="25"/>
-          <w:u w:val="none"/>
+          <w:u w:val="single"/>
         </w:rPr>
         <w:t>1. ISSU (Yonsei University IT Management Strategy Society)</w:t>
       </w:r>
@@ -6292,17 +6390,18 @@
     <w:p>
       <w:pPr>
         <w:spacing w:before="0" w:after="0"/>
-        <w:ind w:left="425" w:hanging="255"/>
-      </w:pPr>
-      <w:r>
-        <w:rPr>
-          <w:rFonts w:ascii="Gulim" w:hAnsi="Gulim" w:eastAsia="Gulim"/>
-          <w:b w:val="0"/>
-          <w:i w:val="0"/>
-          <w:sz w:val="24"/>
-          <w:u w:val="none"/>
-        </w:rPr>
-        <w:t xml:space="preserve">• </w:t>
+        <w:ind w:left="720" w:hanging="360"/>
+      </w:pPr>
+      <w:r>
+        <w:rPr>
+          <w:rFonts w:ascii="Gulim" w:hAnsi="Gulim" w:eastAsia="Gulim"/>
+          <w:b w:val="0"/>
+          <w:i w:val="0"/>
+          <w:sz w:val="20"/>
+          <w:u w:val="none"/>
+        </w:rPr>
+        <w:t>•</w:t>
+        <w:tab/>
       </w:r>
       <w:r>
         <w:rPr>
@@ -6328,17 +6427,18 @@
     <w:p>
       <w:pPr>
         <w:spacing w:before="0" w:after="0"/>
-        <w:ind w:left="425" w:hanging="255"/>
-      </w:pPr>
-      <w:r>
-        <w:rPr>
-          <w:rFonts w:ascii="Gulim" w:hAnsi="Gulim" w:eastAsia="Gulim"/>
-          <w:b w:val="0"/>
-          <w:i w:val="0"/>
-          <w:sz w:val="24"/>
-          <w:u w:val="none"/>
-        </w:rPr>
-        <w:t xml:space="preserve">• </w:t>
+        <w:ind w:left="720" w:hanging="360"/>
+      </w:pPr>
+      <w:r>
+        <w:rPr>
+          <w:rFonts w:ascii="Gulim" w:hAnsi="Gulim" w:eastAsia="Gulim"/>
+          <w:b w:val="0"/>
+          <w:i w:val="0"/>
+          <w:sz w:val="20"/>
+          <w:u w:val="none"/>
+        </w:rPr>
+        <w:t>•</w:t>
+        <w:tab/>
       </w:r>
       <w:r>
         <w:rPr>
@@ -6364,17 +6464,18 @@
     <w:p>
       <w:pPr>
         <w:spacing w:before="0" w:after="0"/>
-        <w:ind w:left="425" w:hanging="255"/>
-      </w:pPr>
-      <w:r>
-        <w:rPr>
-          <w:rFonts w:ascii="Gulim" w:hAnsi="Gulim" w:eastAsia="Gulim"/>
-          <w:b w:val="0"/>
-          <w:i w:val="0"/>
-          <w:sz w:val="24"/>
-          <w:u w:val="none"/>
-        </w:rPr>
-        <w:t xml:space="preserve">• </w:t>
+        <w:ind w:left="720" w:hanging="360"/>
+      </w:pPr>
+      <w:r>
+        <w:rPr>
+          <w:rFonts w:ascii="Gulim" w:hAnsi="Gulim" w:eastAsia="Gulim"/>
+          <w:b w:val="0"/>
+          <w:i w:val="0"/>
+          <w:sz w:val="20"/>
+          <w:u w:val="none"/>
+        </w:rPr>
+        <w:t>•</w:t>
+        <w:tab/>
       </w:r>
       <w:r>
         <w:rPr>
@@ -6400,17 +6501,18 @@
     <w:p>
       <w:pPr>
         <w:spacing w:before="0" w:after="0"/>
-        <w:ind w:left="850" w:hanging="255"/>
-      </w:pPr>
-      <w:r>
-        <w:rPr>
-          <w:rFonts w:ascii="Gulim" w:hAnsi="Gulim" w:eastAsia="Gulim"/>
-          <w:b w:val="0"/>
-          <w:i w:val="0"/>
-          <w:sz w:val="24"/>
-          <w:u w:val="none"/>
-        </w:rPr>
-        <w:t xml:space="preserve">o  </w:t>
+        <w:ind w:left="1440" w:hanging="360"/>
+      </w:pPr>
+      <w:r>
+        <w:rPr>
+          <w:rFonts w:ascii="Gulim" w:hAnsi="Gulim" w:eastAsia="Gulim"/>
+          <w:b w:val="0"/>
+          <w:i w:val="0"/>
+          <w:sz w:val="20"/>
+          <w:u w:val="none"/>
+        </w:rPr>
+        <w:t>o</w:t>
+        <w:tab/>
       </w:r>
       <w:r>
         <w:rPr>
@@ -6448,17 +6550,18 @@
     <w:p>
       <w:pPr>
         <w:spacing w:before="0" w:after="0"/>
-        <w:ind w:left="850" w:hanging="255"/>
-      </w:pPr>
-      <w:r>
-        <w:rPr>
-          <w:rFonts w:ascii="Gulim" w:hAnsi="Gulim" w:eastAsia="Gulim"/>
-          <w:b w:val="0"/>
-          <w:i w:val="0"/>
-          <w:sz w:val="24"/>
-          <w:u w:val="none"/>
-        </w:rPr>
-        <w:t xml:space="preserve">o  </w:t>
+        <w:ind w:left="1440" w:hanging="360"/>
+      </w:pPr>
+      <w:r>
+        <w:rPr>
+          <w:rFonts w:ascii="Gulim" w:hAnsi="Gulim" w:eastAsia="Gulim"/>
+          <w:b w:val="0"/>
+          <w:i w:val="0"/>
+          <w:sz w:val="20"/>
+          <w:u w:val="none"/>
+        </w:rPr>
+        <w:t>o</w:t>
+        <w:tab/>
       </w:r>
       <w:r>
         <w:rPr>
@@ -6481,7 +6584,7 @@
           <w:b/>
           <w:i w:val="0"/>
           <w:sz w:val="25"/>
-          <w:u w:val="none"/>
+          <w:u w:val="single"/>
         </w:rPr>
         <w:t>2. BITAMIN (Big Data Analytics Club)</w:t>
       </w:r>
@@ -6489,17 +6592,18 @@
     <w:p>
       <w:pPr>
         <w:spacing w:before="0" w:after="0"/>
-        <w:ind w:left="425" w:hanging="255"/>
-      </w:pPr>
-      <w:r>
-        <w:rPr>
-          <w:rFonts w:ascii="Gulim" w:hAnsi="Gulim" w:eastAsia="Gulim"/>
-          <w:b w:val="0"/>
-          <w:i w:val="0"/>
-          <w:sz w:val="24"/>
-          <w:u w:val="none"/>
-        </w:rPr>
-        <w:t xml:space="preserve">• </w:t>
+        <w:ind w:left="720" w:hanging="360"/>
+      </w:pPr>
+      <w:r>
+        <w:rPr>
+          <w:rFonts w:ascii="Gulim" w:hAnsi="Gulim" w:eastAsia="Gulim"/>
+          <w:b w:val="0"/>
+          <w:i w:val="0"/>
+          <w:sz w:val="20"/>
+          <w:u w:val="none"/>
+        </w:rPr>
+        <w:t>•</w:t>
+        <w:tab/>
       </w:r>
       <w:r>
         <w:rPr>
@@ -6525,17 +6629,18 @@
     <w:p>
       <w:pPr>
         <w:spacing w:before="0" w:after="0"/>
-        <w:ind w:left="425" w:hanging="255"/>
-      </w:pPr>
-      <w:r>
-        <w:rPr>
-          <w:rFonts w:ascii="Gulim" w:hAnsi="Gulim" w:eastAsia="Gulim"/>
-          <w:b w:val="0"/>
-          <w:i w:val="0"/>
-          <w:sz w:val="24"/>
-          <w:u w:val="none"/>
-        </w:rPr>
-        <w:t xml:space="preserve">• </w:t>
+        <w:ind w:left="720" w:hanging="360"/>
+      </w:pPr>
+      <w:r>
+        <w:rPr>
+          <w:rFonts w:ascii="Gulim" w:hAnsi="Gulim" w:eastAsia="Gulim"/>
+          <w:b w:val="0"/>
+          <w:i w:val="0"/>
+          <w:sz w:val="20"/>
+          <w:u w:val="none"/>
+        </w:rPr>
+        <w:t>•</w:t>
+        <w:tab/>
       </w:r>
       <w:r>
         <w:rPr>
@@ -6561,17 +6666,18 @@
     <w:p>
       <w:pPr>
         <w:spacing w:before="0" w:after="0"/>
-        <w:ind w:left="425" w:hanging="255"/>
-      </w:pPr>
-      <w:r>
-        <w:rPr>
-          <w:rFonts w:ascii="Gulim" w:hAnsi="Gulim" w:eastAsia="Gulim"/>
-          <w:b w:val="0"/>
-          <w:i w:val="0"/>
-          <w:sz w:val="24"/>
-          <w:u w:val="none"/>
-        </w:rPr>
-        <w:t xml:space="preserve">• </w:t>
+        <w:ind w:left="720" w:hanging="360"/>
+      </w:pPr>
+      <w:r>
+        <w:rPr>
+          <w:rFonts w:ascii="Gulim" w:hAnsi="Gulim" w:eastAsia="Gulim"/>
+          <w:b w:val="0"/>
+          <w:i w:val="0"/>
+          <w:sz w:val="20"/>
+          <w:u w:val="none"/>
+        </w:rPr>
+        <w:t>•</w:t>
+        <w:tab/>
       </w:r>
       <w:r>
         <w:rPr>
@@ -6604,7 +6710,7 @@
           <w:b/>
           <w:i w:val="0"/>
           <w:sz w:val="25"/>
-          <w:u w:val="none"/>
+          <w:u w:val="single"/>
         </w:rPr>
         <w:t>3. Data Science Lab (Yonsei University Data Science Society)</w:t>
       </w:r>
@@ -6612,17 +6718,18 @@
     <w:p>
       <w:pPr>
         <w:spacing w:before="0" w:after="0"/>
-        <w:ind w:left="425" w:hanging="255"/>
-      </w:pPr>
-      <w:r>
-        <w:rPr>
-          <w:rFonts w:ascii="Gulim" w:hAnsi="Gulim" w:eastAsia="Gulim"/>
-          <w:b w:val="0"/>
-          <w:i w:val="0"/>
-          <w:sz w:val="24"/>
-          <w:u w:val="none"/>
-        </w:rPr>
-        <w:t xml:space="preserve">• </w:t>
+        <w:ind w:left="720" w:hanging="360"/>
+      </w:pPr>
+      <w:r>
+        <w:rPr>
+          <w:rFonts w:ascii="Gulim" w:hAnsi="Gulim" w:eastAsia="Gulim"/>
+          <w:b w:val="0"/>
+          <w:i w:val="0"/>
+          <w:sz w:val="20"/>
+          <w:u w:val="none"/>
+        </w:rPr>
+        <w:t>•</w:t>
+        <w:tab/>
       </w:r>
       <w:r>
         <w:rPr>
@@ -6648,17 +6755,18 @@
     <w:p>
       <w:pPr>
         <w:spacing w:before="0" w:after="0"/>
-        <w:ind w:left="425" w:hanging="255"/>
-      </w:pPr>
-      <w:r>
-        <w:rPr>
-          <w:rFonts w:ascii="Gulim" w:hAnsi="Gulim" w:eastAsia="Gulim"/>
-          <w:b w:val="0"/>
-          <w:i w:val="0"/>
-          <w:sz w:val="24"/>
-          <w:u w:val="none"/>
-        </w:rPr>
-        <w:t xml:space="preserve">• </w:t>
+        <w:ind w:left="720" w:hanging="360"/>
+      </w:pPr>
+      <w:r>
+        <w:rPr>
+          <w:rFonts w:ascii="Gulim" w:hAnsi="Gulim" w:eastAsia="Gulim"/>
+          <w:b w:val="0"/>
+          <w:i w:val="0"/>
+          <w:sz w:val="20"/>
+          <w:u w:val="none"/>
+        </w:rPr>
+        <w:t>•</w:t>
+        <w:tab/>
       </w:r>
       <w:r>
         <w:rPr>
@@ -6684,17 +6792,18 @@
     <w:p>
       <w:pPr>
         <w:spacing w:before="0" w:after="0"/>
-        <w:ind w:left="425" w:hanging="255"/>
-      </w:pPr>
-      <w:r>
-        <w:rPr>
-          <w:rFonts w:ascii="Gulim" w:hAnsi="Gulim" w:eastAsia="Gulim"/>
-          <w:b w:val="0"/>
-          <w:i w:val="0"/>
-          <w:sz w:val="24"/>
-          <w:u w:val="none"/>
-        </w:rPr>
-        <w:t xml:space="preserve">• </w:t>
+        <w:ind w:left="720" w:hanging="360"/>
+      </w:pPr>
+      <w:r>
+        <w:rPr>
+          <w:rFonts w:ascii="Gulim" w:hAnsi="Gulim" w:eastAsia="Gulim"/>
+          <w:b w:val="0"/>
+          <w:i w:val="0"/>
+          <w:sz w:val="20"/>
+          <w:u w:val="none"/>
+        </w:rPr>
+        <w:t>•</w:t>
+        <w:tab/>
       </w:r>
       <w:r>
         <w:rPr>
@@ -6720,17 +6829,18 @@
     <w:p>
       <w:pPr>
         <w:spacing w:before="0" w:after="0"/>
-        <w:ind w:left="850" w:hanging="255"/>
-      </w:pPr>
-      <w:r>
-        <w:rPr>
-          <w:rFonts w:ascii="Gulim" w:hAnsi="Gulim" w:eastAsia="Gulim"/>
-          <w:b w:val="0"/>
-          <w:i w:val="0"/>
-          <w:sz w:val="24"/>
-          <w:u w:val="none"/>
-        </w:rPr>
-        <w:t xml:space="preserve">o  </w:t>
+        <w:ind w:left="1440" w:hanging="360"/>
+      </w:pPr>
+      <w:r>
+        <w:rPr>
+          <w:rFonts w:ascii="Gulim" w:hAnsi="Gulim" w:eastAsia="Gulim"/>
+          <w:b w:val="0"/>
+          <w:i w:val="0"/>
+          <w:sz w:val="20"/>
+          <w:u w:val="none"/>
+        </w:rPr>
+        <w:t>o</w:t>
+        <w:tab/>
       </w:r>
       <w:r>
         <w:rPr>
@@ -6746,17 +6856,18 @@
     <w:p>
       <w:pPr>
         <w:spacing w:before="0" w:after="0"/>
-        <w:ind w:left="850" w:hanging="255"/>
-      </w:pPr>
-      <w:r>
-        <w:rPr>
-          <w:rFonts w:ascii="Gulim" w:hAnsi="Gulim" w:eastAsia="Gulim"/>
-          <w:b w:val="0"/>
-          <w:i w:val="0"/>
-          <w:sz w:val="24"/>
-          <w:u w:val="none"/>
-        </w:rPr>
-        <w:t xml:space="preserve">o  </w:t>
+        <w:ind w:left="1440" w:hanging="360"/>
+      </w:pPr>
+      <w:r>
+        <w:rPr>
+          <w:rFonts w:ascii="Gulim" w:hAnsi="Gulim" w:eastAsia="Gulim"/>
+          <w:b w:val="0"/>
+          <w:i w:val="0"/>
+          <w:sz w:val="20"/>
+          <w:u w:val="none"/>
+        </w:rPr>
+        <w:t>o</w:t>
+        <w:tab/>
       </w:r>
       <w:r>
         <w:rPr>
@@ -6772,17 +6883,18 @@
     <w:p>
       <w:pPr>
         <w:spacing w:before="0" w:after="0"/>
-        <w:ind w:left="1276" w:hanging="255"/>
-      </w:pPr>
-      <w:r>
-        <w:rPr>
-          <w:rFonts w:ascii="Gulim" w:hAnsi="Gulim" w:eastAsia="Gulim"/>
-          <w:b w:val="0"/>
-          <w:i w:val="0"/>
-          <w:sz w:val="24"/>
-          <w:u w:val="none"/>
-        </w:rPr>
-        <w:t xml:space="preserve">§  </w:t>
+        <w:ind w:left="2160" w:hanging="360"/>
+      </w:pPr>
+      <w:r>
+        <w:rPr>
+          <w:rFonts w:ascii="Gulim" w:hAnsi="Gulim" w:eastAsia="Gulim"/>
+          <w:b w:val="0"/>
+          <w:i w:val="0"/>
+          <w:sz w:val="20"/>
+          <w:u w:val="none"/>
+        </w:rPr>
+        <w:t>§</w:t>
+        <w:tab/>
       </w:r>
       <w:r>
         <w:rPr>
@@ -6798,17 +6910,18 @@
     <w:p>
       <w:pPr>
         <w:spacing w:before="0" w:after="0"/>
-        <w:ind w:left="425" w:hanging="255"/>
-      </w:pPr>
-      <w:r>
-        <w:rPr>
-          <w:rFonts w:ascii="Gulim" w:hAnsi="Gulim" w:eastAsia="Gulim"/>
-          <w:b w:val="0"/>
-          <w:i w:val="0"/>
-          <w:sz w:val="24"/>
-          <w:u w:val="none"/>
-        </w:rPr>
-        <w:t xml:space="preserve">• </w:t>
+        <w:ind w:left="720" w:hanging="360"/>
+      </w:pPr>
+      <w:r>
+        <w:rPr>
+          <w:rFonts w:ascii="Gulim" w:hAnsi="Gulim" w:eastAsia="Gulim"/>
+          <w:b w:val="0"/>
+          <w:i w:val="0"/>
+          <w:sz w:val="20"/>
+          <w:u w:val="none"/>
+        </w:rPr>
+        <w:t>•</w:t>
+        <w:tab/>
       </w:r>
       <w:r>
         <w:rPr>
@@ -6850,23 +6963,24 @@
         <w:tblStyle w:val="TableGrid"/>
         <w:tblW w:type="auto" w:w="0"/>
         <w:jc w:val="center"/>
+        <w:tblLayout w:type="fixed"/>
         <w:tblLook w:firstColumn="1" w:firstRow="1" w:lastColumn="0" w:lastRow="0" w:noHBand="0" w:noVBand="1" w:val="04A0"/>
       </w:tblPr>
       <w:tblGrid>
-        <w:gridCol w:w="2438"/>
-        <w:gridCol w:w="2438"/>
-        <w:gridCol w:w="2438"/>
-        <w:gridCol w:w="2438"/>
+        <w:gridCol w:w="1814"/>
+        <w:gridCol w:w="3628"/>
+        <w:gridCol w:w="1814"/>
+        <w:gridCol w:w="2494"/>
       </w:tblGrid>
       <w:tr>
         <w:tc>
           <w:tcPr>
-            <w:tcW w:type="dxa" w:w="1871"/>
+            <w:tcW w:type="dxa" w:w="1814"/>
             <w:shd w:val="clear" w:fill="D9E2F3"/>
           </w:tcPr>
           <w:p>
             <w:pPr>
-              <w:spacing w:after="0"/>
+              <w:spacing w:after="0" w:line="240" w:lineRule="auto"/>
               <w:jc w:val="center"/>
             </w:pPr>
             <w:r/>
@@ -6884,12 +6998,12 @@
         </w:tc>
         <w:tc>
           <w:tcPr>
-            <w:tcW w:type="dxa" w:w="3402"/>
+            <w:tcW w:type="dxa" w:w="3628"/>
             <w:shd w:val="clear" w:fill="D9E2F3"/>
           </w:tcPr>
           <w:p>
             <w:pPr>
-              <w:spacing w:after="0"/>
+              <w:spacing w:after="0" w:line="240" w:lineRule="auto"/>
               <w:jc w:val="center"/>
             </w:pPr>
             <w:r/>
@@ -6907,12 +7021,12 @@
         </w:tc>
         <w:tc>
           <w:tcPr>
-            <w:tcW w:type="dxa" w:w="1928"/>
+            <w:tcW w:type="dxa" w:w="1814"/>
             <w:shd w:val="clear" w:fill="D9E2F3"/>
           </w:tcPr>
           <w:p>
             <w:pPr>
-              <w:spacing w:after="0"/>
+              <w:spacing w:after="0" w:line="240" w:lineRule="auto"/>
               <w:jc w:val="center"/>
             </w:pPr>
             <w:r/>
@@ -6930,12 +7044,12 @@
         </w:tc>
         <w:tc>
           <w:tcPr>
-            <w:tcW w:type="dxa" w:w="2551"/>
+            <w:tcW w:type="dxa" w:w="2494"/>
             <w:shd w:val="clear" w:fill="D9E2F3"/>
           </w:tcPr>
           <w:p>
             <w:pPr>
-              <w:spacing w:after="0"/>
+              <w:spacing w:after="0" w:line="240" w:lineRule="auto"/>
               <w:jc w:val="center"/>
             </w:pPr>
             <w:r/>
@@ -6955,11 +7069,11 @@
       <w:tr>
         <w:tc>
           <w:tcPr>
-            <w:tcW w:type="dxa" w:w="1871"/>
+            <w:tcW w:type="dxa" w:w="1814"/>
           </w:tcPr>
           <w:p>
             <w:pPr>
-              <w:spacing w:after="0"/>
+              <w:spacing w:after="0" w:line="240" w:lineRule="auto"/>
               <w:jc w:val="center"/>
             </w:pPr>
             <w:r/>
@@ -6977,11 +7091,11 @@
         </w:tc>
         <w:tc>
           <w:tcPr>
-            <w:tcW w:type="dxa" w:w="3402"/>
+            <w:tcW w:type="dxa" w:w="3628"/>
           </w:tcPr>
           <w:p>
             <w:pPr>
-              <w:spacing w:after="0"/>
+              <w:spacing w:after="0" w:line="240" w:lineRule="auto"/>
             </w:pPr>
             <w:r/>
             <w:r>
@@ -6998,11 +7112,11 @@
         </w:tc>
         <w:tc>
           <w:tcPr>
-            <w:tcW w:type="dxa" w:w="1928"/>
+            <w:tcW w:type="dxa" w:w="1814"/>
           </w:tcPr>
           <w:p>
             <w:pPr>
-              <w:spacing w:after="0"/>
+              <w:spacing w:after="0" w:line="240" w:lineRule="auto"/>
               <w:jc w:val="center"/>
             </w:pPr>
             <w:r/>
@@ -7020,11 +7134,11 @@
         </w:tc>
         <w:tc>
           <w:tcPr>
-            <w:tcW w:type="dxa" w:w="2551"/>
+            <w:tcW w:type="dxa" w:w="2494"/>
           </w:tcPr>
           <w:p>
             <w:pPr>
-              <w:spacing w:after="0"/>
+              <w:spacing w:after="0" w:line="240" w:lineRule="auto"/>
             </w:pPr>
             <w:r/>
             <w:r>
@@ -7040,7 +7154,7 @@
           </w:p>
           <w:p>
             <w:pPr>
-              <w:spacing w:after="0"/>
+              <w:spacing w:after="0" w:line="240" w:lineRule="auto"/>
             </w:pPr>
             <w:r>
               <w:rPr>
@@ -7058,11 +7172,11 @@
       <w:tr>
         <w:tc>
           <w:tcPr>
-            <w:tcW w:type="dxa" w:w="1871"/>
+            <w:tcW w:type="dxa" w:w="1814"/>
           </w:tcPr>
           <w:p>
             <w:pPr>
-              <w:spacing w:after="0"/>
+              <w:spacing w:after="0" w:line="240" w:lineRule="auto"/>
               <w:jc w:val="center"/>
             </w:pPr>
             <w:r/>
@@ -7080,11 +7194,11 @@
         </w:tc>
         <w:tc>
           <w:tcPr>
-            <w:tcW w:type="dxa" w:w="3402"/>
+            <w:tcW w:type="dxa" w:w="3628"/>
           </w:tcPr>
           <w:p>
             <w:pPr>
-              <w:spacing w:after="0"/>
+              <w:spacing w:after="0" w:line="240" w:lineRule="auto"/>
             </w:pPr>
             <w:r/>
             <w:r>
@@ -7101,11 +7215,11 @@
         </w:tc>
         <w:tc>
           <w:tcPr>
-            <w:tcW w:type="dxa" w:w="1928"/>
+            <w:tcW w:type="dxa" w:w="1814"/>
           </w:tcPr>
           <w:p>
             <w:pPr>
-              <w:spacing w:after="0"/>
+              <w:spacing w:after="0" w:line="240" w:lineRule="auto"/>
               <w:jc w:val="center"/>
             </w:pPr>
             <w:r/>
@@ -7123,11 +7237,11 @@
         </w:tc>
         <w:tc>
           <w:tcPr>
-            <w:tcW w:type="dxa" w:w="2551"/>
+            <w:tcW w:type="dxa" w:w="2494"/>
           </w:tcPr>
           <w:p>
             <w:pPr>
-              <w:spacing w:after="0"/>
+              <w:spacing w:after="0" w:line="240" w:lineRule="auto"/>
             </w:pPr>
             <w:r/>
             <w:r>
@@ -7145,11 +7259,11 @@
       <w:tr>
         <w:tc>
           <w:tcPr>
-            <w:tcW w:type="dxa" w:w="1871"/>
+            <w:tcW w:type="dxa" w:w="1814"/>
           </w:tcPr>
           <w:p>
             <w:pPr>
-              <w:spacing w:after="0"/>
+              <w:spacing w:after="0" w:line="240" w:lineRule="auto"/>
               <w:jc w:val="center"/>
             </w:pPr>
             <w:r/>
@@ -7167,11 +7281,11 @@
         </w:tc>
         <w:tc>
           <w:tcPr>
-            <w:tcW w:type="dxa" w:w="3402"/>
+            <w:tcW w:type="dxa" w:w="3628"/>
           </w:tcPr>
           <w:p>
             <w:pPr>
-              <w:spacing w:after="0"/>
+              <w:spacing w:after="0" w:line="240" w:lineRule="auto"/>
             </w:pPr>
             <w:r/>
             <w:r>
@@ -7188,11 +7302,11 @@
         </w:tc>
         <w:tc>
           <w:tcPr>
-            <w:tcW w:type="dxa" w:w="1928"/>
+            <w:tcW w:type="dxa" w:w="1814"/>
           </w:tcPr>
           <w:p>
             <w:pPr>
-              <w:spacing w:after="0"/>
+              <w:spacing w:after="0" w:line="240" w:lineRule="auto"/>
               <w:jc w:val="center"/>
             </w:pPr>
             <w:r/>
@@ -7210,11 +7324,11 @@
         </w:tc>
         <w:tc>
           <w:tcPr>
-            <w:tcW w:type="dxa" w:w="2551"/>
+            <w:tcW w:type="dxa" w:w="2494"/>
           </w:tcPr>
           <w:p>
             <w:pPr>
-              <w:spacing w:after="0"/>
+              <w:spacing w:after="0" w:line="240" w:lineRule="auto"/>
             </w:pPr>
             <w:r/>
             <w:r>
@@ -7241,7 +7355,7 @@
           <w:b/>
           <w:i w:val="0"/>
           <w:sz w:val="25"/>
-          <w:u w:val="none"/>
+          <w:u w:val="single"/>
         </w:rPr>
         <w:t>4. OWOP (One Week One Paper)</w:t>
       </w:r>
@@ -7249,17 +7363,18 @@
     <w:p>
       <w:pPr>
         <w:spacing w:before="0" w:after="0"/>
-        <w:ind w:left="425" w:hanging="255"/>
-      </w:pPr>
-      <w:r>
-        <w:rPr>
-          <w:rFonts w:ascii="Gulim" w:hAnsi="Gulim" w:eastAsia="Gulim"/>
-          <w:b w:val="0"/>
-          <w:i w:val="0"/>
-          <w:sz w:val="24"/>
-          <w:u w:val="none"/>
-        </w:rPr>
-        <w:t xml:space="preserve">• </w:t>
+        <w:ind w:left="720" w:hanging="360"/>
+      </w:pPr>
+      <w:r>
+        <w:rPr>
+          <w:rFonts w:ascii="Gulim" w:hAnsi="Gulim" w:eastAsia="Gulim"/>
+          <w:b w:val="0"/>
+          <w:i w:val="0"/>
+          <w:sz w:val="20"/>
+          <w:u w:val="none"/>
+        </w:rPr>
+        <w:t>•</w:t>
+        <w:tab/>
       </w:r>
       <w:r>
         <w:rPr>
@@ -7285,17 +7400,18 @@
     <w:p>
       <w:pPr>
         <w:spacing w:before="0" w:after="0"/>
-        <w:ind w:left="425" w:hanging="255"/>
-      </w:pPr>
-      <w:r>
-        <w:rPr>
-          <w:rFonts w:ascii="Gulim" w:hAnsi="Gulim" w:eastAsia="Gulim"/>
-          <w:b w:val="0"/>
-          <w:i w:val="0"/>
-          <w:sz w:val="24"/>
-          <w:u w:val="none"/>
-        </w:rPr>
-        <w:t xml:space="preserve">• </w:t>
+        <w:ind w:left="720" w:hanging="360"/>
+      </w:pPr>
+      <w:r>
+        <w:rPr>
+          <w:rFonts w:ascii="Gulim" w:hAnsi="Gulim" w:eastAsia="Gulim"/>
+          <w:b w:val="0"/>
+          <w:i w:val="0"/>
+          <w:sz w:val="20"/>
+          <w:u w:val="none"/>
+        </w:rPr>
+        <w:t>•</w:t>
+        <w:tab/>
       </w:r>
       <w:r>
         <w:rPr>
@@ -7321,17 +7437,18 @@
     <w:p>
       <w:pPr>
         <w:spacing w:before="0" w:after="0"/>
-        <w:ind w:left="425" w:hanging="255"/>
-      </w:pPr>
-      <w:r>
-        <w:rPr>
-          <w:rFonts w:ascii="Gulim" w:hAnsi="Gulim" w:eastAsia="Gulim"/>
-          <w:b w:val="0"/>
-          <w:i w:val="0"/>
-          <w:sz w:val="24"/>
-          <w:u w:val="none"/>
-        </w:rPr>
-        <w:t xml:space="preserve">• </w:t>
+        <w:ind w:left="720" w:hanging="360"/>
+      </w:pPr>
+      <w:r>
+        <w:rPr>
+          <w:rFonts w:ascii="Gulim" w:hAnsi="Gulim" w:eastAsia="Gulim"/>
+          <w:b w:val="0"/>
+          <w:i w:val="0"/>
+          <w:sz w:val="20"/>
+          <w:u w:val="none"/>
+        </w:rPr>
+        <w:t>•</w:t>
+        <w:tab/>
       </w:r>
       <w:r>
         <w:rPr>
@@ -7364,7 +7481,7 @@
           <w:b/>
           <w:i w:val="0"/>
           <w:sz w:val="25"/>
-          <w:u w:val="none"/>
+          <w:u w:val="single"/>
         </w:rPr>
         <w:t>5. Deep Learning Paper Reading Study</w:t>
       </w:r>
@@ -7372,17 +7489,18 @@
     <w:p>
       <w:pPr>
         <w:spacing w:before="0" w:after="0"/>
-        <w:ind w:left="425" w:hanging="255"/>
-      </w:pPr>
-      <w:r>
-        <w:rPr>
-          <w:rFonts w:ascii="Gulim" w:hAnsi="Gulim" w:eastAsia="Gulim"/>
-          <w:b w:val="0"/>
-          <w:i w:val="0"/>
-          <w:sz w:val="24"/>
-          <w:u w:val="none"/>
-        </w:rPr>
-        <w:t xml:space="preserve">• </w:t>
+        <w:ind w:left="720" w:hanging="360"/>
+      </w:pPr>
+      <w:r>
+        <w:rPr>
+          <w:rFonts w:ascii="Gulim" w:hAnsi="Gulim" w:eastAsia="Gulim"/>
+          <w:b w:val="0"/>
+          <w:i w:val="0"/>
+          <w:sz w:val="20"/>
+          <w:u w:val="none"/>
+        </w:rPr>
+        <w:t>•</w:t>
+        <w:tab/>
       </w:r>
       <w:r>
         <w:rPr>
@@ -7408,17 +7526,18 @@
     <w:p>
       <w:pPr>
         <w:spacing w:before="0" w:after="0"/>
-        <w:ind w:left="425" w:hanging="255"/>
-      </w:pPr>
-      <w:r>
-        <w:rPr>
-          <w:rFonts w:ascii="Gulim" w:hAnsi="Gulim" w:eastAsia="Gulim"/>
-          <w:b w:val="0"/>
-          <w:i w:val="0"/>
-          <w:sz w:val="24"/>
-          <w:u w:val="none"/>
-        </w:rPr>
-        <w:t xml:space="preserve">• </w:t>
+        <w:ind w:left="720" w:hanging="360"/>
+      </w:pPr>
+      <w:r>
+        <w:rPr>
+          <w:rFonts w:ascii="Gulim" w:hAnsi="Gulim" w:eastAsia="Gulim"/>
+          <w:b w:val="0"/>
+          <w:i w:val="0"/>
+          <w:sz w:val="20"/>
+          <w:u w:val="none"/>
+        </w:rPr>
+        <w:t>•</w:t>
+        <w:tab/>
       </w:r>
       <w:r>
         <w:rPr>
@@ -7444,17 +7563,18 @@
     <w:p>
       <w:pPr>
         <w:spacing w:before="0" w:after="0"/>
-        <w:ind w:left="425" w:hanging="255"/>
-      </w:pPr>
-      <w:r>
-        <w:rPr>
-          <w:rFonts w:ascii="Gulim" w:hAnsi="Gulim" w:eastAsia="Gulim"/>
-          <w:b w:val="0"/>
-          <w:i w:val="0"/>
-          <w:sz w:val="24"/>
-          <w:u w:val="none"/>
-        </w:rPr>
-        <w:t xml:space="preserve">• </w:t>
+        <w:ind w:left="720" w:hanging="360"/>
+      </w:pPr>
+      <w:r>
+        <w:rPr>
+          <w:rFonts w:ascii="Gulim" w:hAnsi="Gulim" w:eastAsia="Gulim"/>
+          <w:b w:val="0"/>
+          <w:i w:val="0"/>
+          <w:sz w:val="20"/>
+          <w:u w:val="none"/>
+        </w:rPr>
+        <w:t>•</w:t>
+        <w:tab/>
       </w:r>
       <w:r>
         <w:rPr>
@@ -7484,7 +7604,10 @@
     </w:p>
     <w:p>
       <w:pPr>
-        <w:spacing w:before="0" w:after="200"/>
+        <w:pBdr>
+          <w:bottom w:val="single" w:sz="12" w:space="1" w:color="000000"/>
+        </w:pBdr>
+        <w:spacing w:before="0" w:after="200" w:line="240" w:lineRule="auto"/>
       </w:pPr>
       <w:r>
         <w:rPr>
@@ -7506,8 +7629,8 @@
           <w:rFonts w:ascii="Gulim" w:hAnsi="Gulim" w:eastAsia="Gulim"/>
           <w:b/>
           <w:i w:val="0"/>
-          <w:sz w:val="30"/>
-          <w:u w:val="none"/>
+          <w:sz w:val="25"/>
+          <w:u w:val="single"/>
         </w:rPr>
         <w:t>Certifications</w:t>
       </w:r>
@@ -7516,23 +7639,24 @@
       <w:tblPr>
         <w:tblStyle w:val="TableGrid"/>
         <w:tblW w:type="auto" w:w="0"/>
+        <w:tblLayout w:type="fixed"/>
         <w:tblLook w:firstColumn="1" w:firstRow="1" w:lastColumn="0" w:lastRow="0" w:noHBand="0" w:noVBand="1" w:val="04A0"/>
       </w:tblPr>
       <w:tblGrid>
-        <w:gridCol w:w="2438"/>
-        <w:gridCol w:w="2438"/>
-        <w:gridCol w:w="2438"/>
-        <w:gridCol w:w="2438"/>
+        <w:gridCol w:w="1247"/>
+        <w:gridCol w:w="5216"/>
+        <w:gridCol w:w="1474"/>
+        <w:gridCol w:w="1814"/>
       </w:tblGrid>
       <w:tr>
         <w:tc>
           <w:tcPr>
-            <w:tcW w:type="dxa" w:w="1474"/>
+            <w:tcW w:type="dxa" w:w="1247"/>
             <w:shd w:val="clear" w:fill="D9E2F3"/>
           </w:tcPr>
           <w:p>
             <w:pPr>
-              <w:spacing w:after="0"/>
+              <w:spacing w:after="0" w:line="240" w:lineRule="auto"/>
               <w:jc w:val="center"/>
             </w:pPr>
             <w:r/>
@@ -7550,12 +7674,12 @@
         </w:tc>
         <w:tc>
           <w:tcPr>
-            <w:tcW w:type="dxa" w:w="4762"/>
+            <w:tcW w:type="dxa" w:w="5216"/>
             <w:shd w:val="clear" w:fill="D9E2F3"/>
           </w:tcPr>
           <w:p>
             <w:pPr>
-              <w:spacing w:after="0"/>
+              <w:spacing w:after="0" w:line="240" w:lineRule="auto"/>
               <w:jc w:val="center"/>
             </w:pPr>
             <w:r/>
@@ -7573,12 +7697,12 @@
         </w:tc>
         <w:tc>
           <w:tcPr>
-            <w:tcW w:type="dxa" w:w="1701"/>
+            <w:tcW w:type="dxa" w:w="1474"/>
             <w:shd w:val="clear" w:fill="D9E2F3"/>
           </w:tcPr>
           <w:p>
             <w:pPr>
-              <w:spacing w:after="0"/>
+              <w:spacing w:after="0" w:line="240" w:lineRule="auto"/>
               <w:jc w:val="center"/>
             </w:pPr>
             <w:r/>
@@ -7601,7 +7725,7 @@
           </w:tcPr>
           <w:p>
             <w:pPr>
-              <w:spacing w:after="0"/>
+              <w:spacing w:after="0" w:line="240" w:lineRule="auto"/>
               <w:jc w:val="center"/>
             </w:pPr>
             <w:r/>
@@ -7621,12 +7745,12 @@
       <w:tr>
         <w:tc>
           <w:tcPr>
-            <w:tcW w:type="dxa" w:w="1474"/>
+            <w:tcW w:type="dxa" w:w="1247"/>
             <w:vMerge w:val="restart"/>
           </w:tcPr>
           <w:p>
             <w:pPr>
-              <w:spacing w:after="0"/>
+              <w:spacing w:after="0" w:line="240" w:lineRule="auto"/>
               <w:jc w:val="center"/>
             </w:pPr>
             <w:r/>
@@ -7644,11 +7768,11 @@
         </w:tc>
         <w:tc>
           <w:tcPr>
-            <w:tcW w:type="dxa" w:w="4762"/>
+            <w:tcW w:type="dxa" w:w="5216"/>
           </w:tcPr>
           <w:p>
             <w:pPr>
-              <w:spacing w:after="0"/>
+              <w:spacing w:after="0" w:line="240" w:lineRule="auto"/>
             </w:pPr>
             <w:r/>
             <w:r>
@@ -7665,12 +7789,12 @@
         </w:tc>
         <w:tc>
           <w:tcPr>
-            <w:tcW w:type="dxa" w:w="1701"/>
+            <w:tcW w:type="dxa" w:w="1474"/>
             <w:vMerge w:val="restart"/>
           </w:tcPr>
           <w:p>
             <w:pPr>
-              <w:spacing w:after="0"/>
+              <w:spacing w:after="0" w:line="240" w:lineRule="auto"/>
               <w:jc w:val="center"/>
             </w:pPr>
             <w:r/>
@@ -7692,7 +7816,7 @@
           </w:tcPr>
           <w:p>
             <w:pPr>
-              <w:spacing w:after="0"/>
+              <w:spacing w:after="0" w:line="240" w:lineRule="auto"/>
               <w:jc w:val="center"/>
             </w:pPr>
             <w:r/>
@@ -7712,18 +7836,18 @@
       <w:tr>
         <w:tc>
           <w:tcPr>
-            <w:tcW w:type="dxa" w:w="1474"/>
+            <w:tcW w:type="dxa" w:w="1247"/>
             <w:vMerge/>
           </w:tcPr>
           <w:p/>
         </w:tc>
         <w:tc>
           <w:tcPr>
-            <w:tcW w:type="dxa" w:w="4762"/>
+            <w:tcW w:type="dxa" w:w="5216"/>
           </w:tcPr>
           <w:p>
             <w:pPr>
-              <w:spacing w:after="0"/>
+              <w:spacing w:after="0" w:line="240" w:lineRule="auto"/>
             </w:pPr>
             <w:r/>
             <w:r>
@@ -7740,7 +7864,7 @@
         </w:tc>
         <w:tc>
           <w:tcPr>
-            <w:tcW w:type="dxa" w:w="1701"/>
+            <w:tcW w:type="dxa" w:w="1474"/>
             <w:vMerge/>
           </w:tcPr>
           <w:p/>
@@ -7751,7 +7875,7 @@
           </w:tcPr>
           <w:p>
             <w:pPr>
-              <w:spacing w:after="0"/>
+              <w:spacing w:after="0" w:line="240" w:lineRule="auto"/>
               <w:jc w:val="center"/>
             </w:pPr>
             <w:r/>
@@ -7771,18 +7895,18 @@
       <w:tr>
         <w:tc>
           <w:tcPr>
-            <w:tcW w:type="dxa" w:w="1474"/>
+            <w:tcW w:type="dxa" w:w="1247"/>
             <w:vMerge/>
           </w:tcPr>
           <w:p/>
         </w:tc>
         <w:tc>
           <w:tcPr>
-            <w:tcW w:type="dxa" w:w="4762"/>
+            <w:tcW w:type="dxa" w:w="5216"/>
           </w:tcPr>
           <w:p>
             <w:pPr>
-              <w:spacing w:after="0"/>
+              <w:spacing w:after="0" w:line="240" w:lineRule="auto"/>
             </w:pPr>
             <w:r/>
             <w:r>
@@ -7799,7 +7923,7 @@
         </w:tc>
         <w:tc>
           <w:tcPr>
-            <w:tcW w:type="dxa" w:w="1701"/>
+            <w:tcW w:type="dxa" w:w="1474"/>
             <w:vMerge/>
           </w:tcPr>
           <w:p/>
@@ -7810,7 +7934,7 @@
           </w:tcPr>
           <w:p>
             <w:pPr>
-              <w:spacing w:after="0"/>
+              <w:spacing w:after="0" w:line="240" w:lineRule="auto"/>
               <w:jc w:val="center"/>
             </w:pPr>
             <w:r/>
@@ -7830,18 +7954,18 @@
       <w:tr>
         <w:tc>
           <w:tcPr>
-            <w:tcW w:type="dxa" w:w="1474"/>
+            <w:tcW w:type="dxa" w:w="1247"/>
             <w:vMerge/>
           </w:tcPr>
           <w:p/>
         </w:tc>
         <w:tc>
           <w:tcPr>
-            <w:tcW w:type="dxa" w:w="4762"/>
+            <w:tcW w:type="dxa" w:w="5216"/>
           </w:tcPr>
           <w:p>
             <w:pPr>
-              <w:spacing w:after="0"/>
+              <w:spacing w:after="0" w:line="240" w:lineRule="auto"/>
             </w:pPr>
             <w:r/>
             <w:r>
@@ -7858,7 +7982,7 @@
         </w:tc>
         <w:tc>
           <w:tcPr>
-            <w:tcW w:type="dxa" w:w="1701"/>
+            <w:tcW w:type="dxa" w:w="1474"/>
             <w:vMerge/>
           </w:tcPr>
           <w:p/>
@@ -7869,7 +7993,7 @@
           </w:tcPr>
           <w:p>
             <w:pPr>
-              <w:spacing w:after="0"/>
+              <w:spacing w:after="0" w:line="240" w:lineRule="auto"/>
               <w:jc w:val="center"/>
             </w:pPr>
             <w:r/>
@@ -7889,18 +8013,18 @@
       <w:tr>
         <w:tc>
           <w:tcPr>
-            <w:tcW w:type="dxa" w:w="1474"/>
+            <w:tcW w:type="dxa" w:w="1247"/>
             <w:vMerge/>
           </w:tcPr>
           <w:p/>
         </w:tc>
         <w:tc>
           <w:tcPr>
-            <w:tcW w:type="dxa" w:w="4762"/>
+            <w:tcW w:type="dxa" w:w="5216"/>
           </w:tcPr>
           <w:p>
             <w:pPr>
-              <w:spacing w:after="0"/>
+              <w:spacing w:after="0" w:line="240" w:lineRule="auto"/>
             </w:pPr>
             <w:r/>
             <w:r>
@@ -7917,7 +8041,7 @@
         </w:tc>
         <w:tc>
           <w:tcPr>
-            <w:tcW w:type="dxa" w:w="1701"/>
+            <w:tcW w:type="dxa" w:w="1474"/>
             <w:vMerge/>
           </w:tcPr>
           <w:p/>
@@ -7928,7 +8052,7 @@
           </w:tcPr>
           <w:p>
             <w:pPr>
-              <w:spacing w:after="0"/>
+              <w:spacing w:after="0" w:line="240" w:lineRule="auto"/>
               <w:jc w:val="center"/>
             </w:pPr>
             <w:r/>
@@ -7948,11 +8072,11 @@
       <w:tr>
         <w:tc>
           <w:tcPr>
-            <w:tcW w:type="dxa" w:w="1474"/>
+            <w:tcW w:type="dxa" w:w="1247"/>
           </w:tcPr>
           <w:p>
             <w:pPr>
-              <w:spacing w:after="0"/>
+              <w:spacing w:after="0" w:line="240" w:lineRule="auto"/>
               <w:jc w:val="center"/>
             </w:pPr>
             <w:r/>
@@ -7970,11 +8094,11 @@
         </w:tc>
         <w:tc>
           <w:tcPr>
-            <w:tcW w:type="dxa" w:w="4762"/>
+            <w:tcW w:type="dxa" w:w="5216"/>
           </w:tcPr>
           <w:p>
             <w:pPr>
-              <w:spacing w:after="0"/>
+              <w:spacing w:after="0" w:line="240" w:lineRule="auto"/>
             </w:pPr>
             <w:r/>
             <w:r>
@@ -7991,11 +8115,11 @@
         </w:tc>
         <w:tc>
           <w:tcPr>
-            <w:tcW w:type="dxa" w:w="1701"/>
+            <w:tcW w:type="dxa" w:w="1474"/>
           </w:tcPr>
           <w:p>
             <w:pPr>
-              <w:spacing w:after="0"/>
+              <w:spacing w:after="0" w:line="240" w:lineRule="auto"/>
               <w:jc w:val="center"/>
             </w:pPr>
             <w:r/>
@@ -8017,7 +8141,7 @@
           </w:tcPr>
           <w:p>
             <w:pPr>
-              <w:spacing w:after="0"/>
+              <w:spacing w:after="0" w:line="240" w:lineRule="auto"/>
               <w:jc w:val="center"/>
             </w:pPr>
             <w:r/>
@@ -8037,12 +8161,12 @@
       <w:tr>
         <w:tc>
           <w:tcPr>
-            <w:tcW w:type="dxa" w:w="1474"/>
+            <w:tcW w:type="dxa" w:w="1247"/>
             <w:vMerge w:val="restart"/>
           </w:tcPr>
           <w:p>
             <w:pPr>
-              <w:spacing w:after="0"/>
+              <w:spacing w:after="0" w:line="240" w:lineRule="auto"/>
               <w:jc w:val="center"/>
             </w:pPr>
             <w:r/>
@@ -8060,11 +8184,11 @@
         </w:tc>
         <w:tc>
           <w:tcPr>
-            <w:tcW w:type="dxa" w:w="4762"/>
+            <w:tcW w:type="dxa" w:w="5216"/>
           </w:tcPr>
           <w:p>
             <w:pPr>
-              <w:spacing w:after="0"/>
+              <w:spacing w:after="0" w:line="240" w:lineRule="auto"/>
             </w:pPr>
             <w:r/>
             <w:r>
@@ -8081,11 +8205,11 @@
         </w:tc>
         <w:tc>
           <w:tcPr>
-            <w:tcW w:type="dxa" w:w="1701"/>
+            <w:tcW w:type="dxa" w:w="1474"/>
           </w:tcPr>
           <w:p>
             <w:pPr>
-              <w:spacing w:after="0"/>
+              <w:spacing w:after="0" w:line="240" w:lineRule="auto"/>
               <w:jc w:val="center"/>
             </w:pPr>
             <w:r/>
@@ -8107,7 +8231,7 @@
           </w:tcPr>
           <w:p>
             <w:pPr>
-              <w:spacing w:after="0"/>
+              <w:spacing w:after="0" w:line="240" w:lineRule="auto"/>
               <w:jc w:val="center"/>
             </w:pPr>
             <w:r/>
@@ -8127,18 +8251,18 @@
       <w:tr>
         <w:tc>
           <w:tcPr>
-            <w:tcW w:type="dxa" w:w="1474"/>
+            <w:tcW w:type="dxa" w:w="1247"/>
             <w:vMerge/>
           </w:tcPr>
           <w:p/>
         </w:tc>
         <w:tc>
           <w:tcPr>
-            <w:tcW w:type="dxa" w:w="4762"/>
+            <w:tcW w:type="dxa" w:w="5216"/>
           </w:tcPr>
           <w:p>
             <w:pPr>
-              <w:spacing w:after="0"/>
+              <w:spacing w:after="0" w:line="240" w:lineRule="auto"/>
             </w:pPr>
             <w:r/>
             <w:r>
@@ -8155,11 +8279,11 @@
         </w:tc>
         <w:tc>
           <w:tcPr>
-            <w:tcW w:type="dxa" w:w="1701"/>
+            <w:tcW w:type="dxa" w:w="1474"/>
           </w:tcPr>
           <w:p>
             <w:pPr>
-              <w:spacing w:after="0"/>
+              <w:spacing w:after="0" w:line="240" w:lineRule="auto"/>
               <w:jc w:val="center"/>
             </w:pPr>
             <w:r/>
@@ -8181,7 +8305,7 @@
           </w:tcPr>
           <w:p>
             <w:pPr>
-              <w:spacing w:after="0"/>
+              <w:spacing w:after="0" w:line="240" w:lineRule="auto"/>
               <w:jc w:val="center"/>
             </w:pPr>
             <w:r/>
@@ -8208,8 +8332,8 @@
           <w:rFonts w:ascii="Gulim" w:hAnsi="Gulim" w:eastAsia="Gulim"/>
           <w:b/>
           <w:i w:val="0"/>
-          <w:sz w:val="30"/>
-          <w:u w:val="none"/>
+          <w:sz w:val="25"/>
+          <w:u w:val="single"/>
         </w:rPr>
         <w:t>Awards</w:t>
       </w:r>
@@ -8218,23 +8342,24 @@
       <w:tblPr>
         <w:tblStyle w:val="TableGrid"/>
         <w:tblW w:type="auto" w:w="0"/>
+        <w:tblLayout w:type="fixed"/>
         <w:tblLook w:firstColumn="1" w:firstRow="1" w:lastColumn="0" w:lastRow="0" w:noHBand="0" w:noVBand="1" w:val="04A0"/>
       </w:tblPr>
       <w:tblGrid>
-        <w:gridCol w:w="2438"/>
-        <w:gridCol w:w="2438"/>
-        <w:gridCol w:w="2438"/>
-        <w:gridCol w:w="2438"/>
+        <w:gridCol w:w="1247"/>
+        <w:gridCol w:w="5216"/>
+        <w:gridCol w:w="1474"/>
+        <w:gridCol w:w="1814"/>
       </w:tblGrid>
       <w:tr>
         <w:tc>
           <w:tcPr>
-            <w:tcW w:type="dxa" w:w="1474"/>
+            <w:tcW w:type="dxa" w:w="1247"/>
             <w:shd w:val="clear" w:fill="D9E2F3"/>
           </w:tcPr>
           <w:p>
             <w:pPr>
-              <w:spacing w:after="0"/>
+              <w:spacing w:after="0" w:line="240" w:lineRule="auto"/>
               <w:jc w:val="center"/>
             </w:pPr>
             <w:r/>
@@ -8252,12 +8377,12 @@
         </w:tc>
         <w:tc>
           <w:tcPr>
-            <w:tcW w:type="dxa" w:w="4762"/>
+            <w:tcW w:type="dxa" w:w="5216"/>
             <w:shd w:val="clear" w:fill="D9E2F3"/>
           </w:tcPr>
           <w:p>
             <w:pPr>
-              <w:spacing w:after="0"/>
+              <w:spacing w:after="0" w:line="240" w:lineRule="auto"/>
               <w:jc w:val="center"/>
             </w:pPr>
             <w:r/>
@@ -8275,12 +8400,12 @@
         </w:tc>
         <w:tc>
           <w:tcPr>
-            <w:tcW w:type="dxa" w:w="1701"/>
+            <w:tcW w:type="dxa" w:w="1474"/>
             <w:shd w:val="clear" w:fill="D9E2F3"/>
           </w:tcPr>
           <w:p>
             <w:pPr>
-              <w:spacing w:after="0"/>
+              <w:spacing w:after="0" w:line="240" w:lineRule="auto"/>
               <w:jc w:val="center"/>
             </w:pPr>
             <w:r/>
@@ -8303,7 +8428,7 @@
           </w:tcPr>
           <w:p>
             <w:pPr>
-              <w:spacing w:after="0"/>
+              <w:spacing w:after="0" w:line="240" w:lineRule="auto"/>
               <w:jc w:val="center"/>
             </w:pPr>
             <w:r/>
@@ -8323,12 +8448,12 @@
       <w:tr>
         <w:tc>
           <w:tcPr>
-            <w:tcW w:type="dxa" w:w="1474"/>
+            <w:tcW w:type="dxa" w:w="1247"/>
             <w:vMerge w:val="restart"/>
           </w:tcPr>
           <w:p>
             <w:pPr>
-              <w:spacing w:after="0"/>
+              <w:spacing w:after="0" w:line="240" w:lineRule="auto"/>
               <w:jc w:val="center"/>
             </w:pPr>
             <w:r/>
@@ -8346,11 +8471,11 @@
         </w:tc>
         <w:tc>
           <w:tcPr>
-            <w:tcW w:type="dxa" w:w="4762"/>
+            <w:tcW w:type="dxa" w:w="5216"/>
           </w:tcPr>
           <w:p>
             <w:pPr>
-              <w:spacing w:after="0"/>
+              <w:spacing w:after="0" w:line="240" w:lineRule="auto"/>
             </w:pPr>
             <w:r/>
             <w:r>
@@ -8367,12 +8492,12 @@
         </w:tc>
         <w:tc>
           <w:tcPr>
-            <w:tcW w:type="dxa" w:w="1701"/>
+            <w:tcW w:type="dxa" w:w="1474"/>
             <w:vMerge w:val="restart"/>
           </w:tcPr>
           <w:p>
             <w:pPr>
-              <w:spacing w:after="0"/>
+              <w:spacing w:after="0" w:line="240" w:lineRule="auto"/>
               <w:jc w:val="center"/>
             </w:pPr>
             <w:r/>
@@ -8393,7 +8518,7 @@
           </w:tcPr>
           <w:p>
             <w:pPr>
-              <w:spacing w:after="0"/>
+              <w:spacing w:after="0" w:line="240" w:lineRule="auto"/>
               <w:jc w:val="center"/>
             </w:pPr>
             <w:r/>
@@ -8413,18 +8538,18 @@
       <w:tr>
         <w:tc>
           <w:tcPr>
-            <w:tcW w:type="dxa" w:w="1474"/>
+            <w:tcW w:type="dxa" w:w="1247"/>
             <w:vMerge/>
           </w:tcPr>
           <w:p/>
         </w:tc>
         <w:tc>
           <w:tcPr>
-            <w:tcW w:type="dxa" w:w="4762"/>
+            <w:tcW w:type="dxa" w:w="5216"/>
           </w:tcPr>
           <w:p>
             <w:pPr>
-              <w:spacing w:after="0"/>
+              <w:spacing w:after="0" w:line="240" w:lineRule="auto"/>
             </w:pPr>
             <w:r/>
             <w:r>
@@ -8441,7 +8566,7 @@
         </w:tc>
         <w:tc>
           <w:tcPr>
-            <w:tcW w:type="dxa" w:w="1701"/>
+            <w:tcW w:type="dxa" w:w="1474"/>
             <w:vMerge/>
           </w:tcPr>
           <w:p/>
@@ -8452,7 +8577,7 @@
           </w:tcPr>
           <w:p>
             <w:pPr>
-              <w:spacing w:after="0"/>
+              <w:spacing w:after="0" w:line="240" w:lineRule="auto"/>
               <w:jc w:val="center"/>
             </w:pPr>
             <w:r/>
@@ -8472,12 +8597,12 @@
       <w:tr>
         <w:tc>
           <w:tcPr>
-            <w:tcW w:type="dxa" w:w="1474"/>
+            <w:tcW w:type="dxa" w:w="1247"/>
             <w:vMerge w:val="restart"/>
           </w:tcPr>
           <w:p>
             <w:pPr>
-              <w:spacing w:after="0"/>
+              <w:spacing w:after="0" w:line="240" w:lineRule="auto"/>
               <w:jc w:val="center"/>
             </w:pPr>
             <w:r/>
@@ -8495,11 +8620,11 @@
         </w:tc>
         <w:tc>
           <w:tcPr>
-            <w:tcW w:type="dxa" w:w="4762"/>
+            <w:tcW w:type="dxa" w:w="5216"/>
           </w:tcPr>
           <w:p>
             <w:pPr>
-              <w:spacing w:after="0"/>
+              <w:spacing w:after="0" w:line="240" w:lineRule="auto"/>
             </w:pPr>
             <w:r/>
             <w:r>
@@ -8516,11 +8641,11 @@
         </w:tc>
         <w:tc>
           <w:tcPr>
-            <w:tcW w:type="dxa" w:w="1701"/>
+            <w:tcW w:type="dxa" w:w="1474"/>
           </w:tcPr>
           <w:p>
             <w:pPr>
-              <w:spacing w:after="0"/>
+              <w:spacing w:after="0" w:line="240" w:lineRule="auto"/>
               <w:jc w:val="center"/>
             </w:pPr>
             <w:r/>
@@ -8542,7 +8667,7 @@
           </w:tcPr>
           <w:p>
             <w:pPr>
-              <w:spacing w:after="0"/>
+              <w:spacing w:after="0" w:line="240" w:lineRule="auto"/>
               <w:jc w:val="center"/>
             </w:pPr>
             <w:r/>
@@ -8562,18 +8687,18 @@
       <w:tr>
         <w:tc>
           <w:tcPr>
-            <w:tcW w:type="dxa" w:w="1474"/>
+            <w:tcW w:type="dxa" w:w="1247"/>
             <w:vMerge/>
           </w:tcPr>
           <w:p/>
         </w:tc>
         <w:tc>
           <w:tcPr>
-            <w:tcW w:type="dxa" w:w="4762"/>
+            <w:tcW w:type="dxa" w:w="5216"/>
           </w:tcPr>
           <w:p>
             <w:pPr>
-              <w:spacing w:after="0"/>
+              <w:spacing w:after="0" w:line="240" w:lineRule="auto"/>
             </w:pPr>
             <w:r/>
             <w:r>
@@ -8590,11 +8715,11 @@
         </w:tc>
         <w:tc>
           <w:tcPr>
-            <w:tcW w:type="dxa" w:w="1701"/>
+            <w:tcW w:type="dxa" w:w="1474"/>
           </w:tcPr>
           <w:p>
             <w:pPr>
-              <w:spacing w:after="0"/>
+              <w:spacing w:after="0" w:line="240" w:lineRule="auto"/>
               <w:jc w:val="center"/>
             </w:pPr>
             <w:r/>
@@ -8616,7 +8741,7 @@
           </w:tcPr>
           <w:p>
             <w:pPr>
-              <w:spacing w:after="0"/>
+              <w:spacing w:after="0" w:line="240" w:lineRule="auto"/>
               <w:jc w:val="center"/>
             </w:pPr>
             <w:r/>
@@ -8636,18 +8761,18 @@
       <w:tr>
         <w:tc>
           <w:tcPr>
-            <w:tcW w:type="dxa" w:w="1474"/>
+            <w:tcW w:type="dxa" w:w="1247"/>
             <w:vMerge/>
           </w:tcPr>
           <w:p/>
         </w:tc>
         <w:tc>
           <w:tcPr>
-            <w:tcW w:type="dxa" w:w="4762"/>
+            <w:tcW w:type="dxa" w:w="5216"/>
           </w:tcPr>
           <w:p>
             <w:pPr>
-              <w:spacing w:after="0"/>
+              <w:spacing w:after="0" w:line="240" w:lineRule="auto"/>
             </w:pPr>
             <w:r/>
             <w:r>
@@ -8664,11 +8789,11 @@
         </w:tc>
         <w:tc>
           <w:tcPr>
-            <w:tcW w:type="dxa" w:w="1701"/>
+            <w:tcW w:type="dxa" w:w="1474"/>
           </w:tcPr>
           <w:p>
             <w:pPr>
-              <w:spacing w:after="0"/>
+              <w:spacing w:after="0" w:line="240" w:lineRule="auto"/>
               <w:jc w:val="center"/>
             </w:pPr>
             <w:r/>
@@ -8690,7 +8815,7 @@
           </w:tcPr>
           <w:p>
             <w:pPr>
-              <w:spacing w:after="0"/>
+              <w:spacing w:after="0" w:line="240" w:lineRule="auto"/>
               <w:jc w:val="center"/>
             </w:pPr>
             <w:r/>
@@ -8710,18 +8835,18 @@
       <w:tr>
         <w:tc>
           <w:tcPr>
-            <w:tcW w:type="dxa" w:w="1474"/>
+            <w:tcW w:type="dxa" w:w="1247"/>
             <w:vMerge/>
           </w:tcPr>
           <w:p/>
         </w:tc>
         <w:tc>
           <w:tcPr>
-            <w:tcW w:type="dxa" w:w="4762"/>
+            <w:tcW w:type="dxa" w:w="5216"/>
           </w:tcPr>
           <w:p>
             <w:pPr>
-              <w:spacing w:after="0"/>
+              <w:spacing w:after="0" w:line="240" w:lineRule="auto"/>
             </w:pPr>
             <w:r/>
             <w:r>
@@ -8738,11 +8863,11 @@
         </w:tc>
         <w:tc>
           <w:tcPr>
-            <w:tcW w:type="dxa" w:w="1701"/>
+            <w:tcW w:type="dxa" w:w="1474"/>
           </w:tcPr>
           <w:p>
             <w:pPr>
-              <w:spacing w:after="0"/>
+              <w:spacing w:after="0" w:line="240" w:lineRule="auto"/>
               <w:jc w:val="center"/>
             </w:pPr>
             <w:r/>
@@ -8764,7 +8889,7 @@
           </w:tcPr>
           <w:p>
             <w:pPr>
-              <w:spacing w:after="0"/>
+              <w:spacing w:after="0" w:line="240" w:lineRule="auto"/>
               <w:jc w:val="center"/>
             </w:pPr>
             <w:r/>
@@ -8784,18 +8909,18 @@
       <w:tr>
         <w:tc>
           <w:tcPr>
-            <w:tcW w:type="dxa" w:w="1474"/>
+            <w:tcW w:type="dxa" w:w="1247"/>
             <w:vMerge/>
           </w:tcPr>
           <w:p/>
         </w:tc>
         <w:tc>
           <w:tcPr>
-            <w:tcW w:type="dxa" w:w="4762"/>
+            <w:tcW w:type="dxa" w:w="5216"/>
           </w:tcPr>
           <w:p>
             <w:pPr>
-              <w:spacing w:after="0"/>
+              <w:spacing w:after="0" w:line="240" w:lineRule="auto"/>
             </w:pPr>
             <w:r/>
             <w:r>
@@ -8812,11 +8937,11 @@
         </w:tc>
         <w:tc>
           <w:tcPr>
-            <w:tcW w:type="dxa" w:w="1701"/>
+            <w:tcW w:type="dxa" w:w="1474"/>
           </w:tcPr>
           <w:p>
             <w:pPr>
-              <w:spacing w:after="0"/>
+              <w:spacing w:after="0" w:line="240" w:lineRule="auto"/>
               <w:jc w:val="center"/>
             </w:pPr>
             <w:r/>
@@ -8838,7 +8963,7 @@
           </w:tcPr>
           <w:p>
             <w:pPr>
-              <w:spacing w:after="0"/>
+              <w:spacing w:after="0" w:line="240" w:lineRule="auto"/>
               <w:jc w:val="center"/>
             </w:pPr>
             <w:r/>
@@ -8858,11 +8983,11 @@
       <w:tr>
         <w:tc>
           <w:tcPr>
-            <w:tcW w:type="dxa" w:w="1474"/>
+            <w:tcW w:type="dxa" w:w="1247"/>
           </w:tcPr>
           <w:p>
             <w:pPr>
-              <w:spacing w:after="0"/>
+              <w:spacing w:after="0" w:line="240" w:lineRule="auto"/>
               <w:jc w:val="center"/>
             </w:pPr>
             <w:r/>
@@ -8880,11 +9005,11 @@
         </w:tc>
         <w:tc>
           <w:tcPr>
-            <w:tcW w:type="dxa" w:w="4762"/>
+            <w:tcW w:type="dxa" w:w="5216"/>
           </w:tcPr>
           <w:p>
             <w:pPr>
-              <w:spacing w:after="0"/>
+              <w:spacing w:after="0" w:line="240" w:lineRule="auto"/>
             </w:pPr>
             <w:r/>
             <w:r>
@@ -8901,11 +9026,11 @@
         </w:tc>
         <w:tc>
           <w:tcPr>
-            <w:tcW w:type="dxa" w:w="1701"/>
+            <w:tcW w:type="dxa" w:w="1474"/>
           </w:tcPr>
           <w:p>
             <w:pPr>
-              <w:spacing w:after="0"/>
+              <w:spacing w:after="0" w:line="240" w:lineRule="auto"/>
               <w:jc w:val="center"/>
             </w:pPr>
             <w:r/>
@@ -8927,7 +9052,7 @@
           </w:tcPr>
           <w:p>
             <w:pPr>
-              <w:spacing w:after="0"/>
+              <w:spacing w:after="0" w:line="240" w:lineRule="auto"/>
               <w:jc w:val="center"/>
             </w:pPr>
             <w:r/>
@@ -8952,7 +9077,10 @@
     </w:p>
     <w:p>
       <w:pPr>
-        <w:spacing w:before="0" w:after="160"/>
+        <w:pBdr>
+          <w:bottom w:val="single" w:sz="12" w:space="1" w:color="000000"/>
+        </w:pBdr>
+        <w:spacing w:before="0" w:after="160" w:line="240" w:lineRule="auto"/>
       </w:pPr>
       <w:r>
         <w:rPr>
@@ -8975,7 +9103,7 @@
           <w:b/>
           <w:i w:val="0"/>
           <w:sz w:val="25"/>
-          <w:u w:val="none"/>
+          <w:u w:val="single"/>
         </w:rPr>
         <w:t>1. Fine-tuning LLM</w:t>
       </w:r>
@@ -8983,17 +9111,18 @@
     <w:p>
       <w:pPr>
         <w:spacing w:before="0" w:after="0"/>
-        <w:ind w:left="425" w:hanging="255"/>
-      </w:pPr>
-      <w:r>
-        <w:rPr>
-          <w:rFonts w:ascii="Gulim" w:hAnsi="Gulim" w:eastAsia="Gulim"/>
-          <w:b w:val="0"/>
-          <w:i w:val="0"/>
-          <w:sz w:val="24"/>
-          <w:u w:val="none"/>
-        </w:rPr>
-        <w:t xml:space="preserve">• </w:t>
+        <w:ind w:left="720" w:hanging="360"/>
+      </w:pPr>
+      <w:r>
+        <w:rPr>
+          <w:rFonts w:ascii="Gulim" w:hAnsi="Gulim" w:eastAsia="Gulim"/>
+          <w:b w:val="0"/>
+          <w:i w:val="0"/>
+          <w:sz w:val="20"/>
+          <w:u w:val="none"/>
+        </w:rPr>
+        <w:t>•</w:t>
+        <w:tab/>
       </w:r>
       <w:r>
         <w:rPr>
@@ -9019,17 +9148,18 @@
     <w:p>
       <w:pPr>
         <w:spacing w:before="0" w:after="0"/>
-        <w:ind w:left="425" w:hanging="255"/>
-      </w:pPr>
-      <w:r>
-        <w:rPr>
-          <w:rFonts w:ascii="Gulim" w:hAnsi="Gulim" w:eastAsia="Gulim"/>
-          <w:b w:val="0"/>
-          <w:i w:val="0"/>
-          <w:sz w:val="24"/>
-          <w:u w:val="none"/>
-        </w:rPr>
-        <w:t xml:space="preserve">• </w:t>
+        <w:ind w:left="720" w:hanging="360"/>
+      </w:pPr>
+      <w:r>
+        <w:rPr>
+          <w:rFonts w:ascii="Gulim" w:hAnsi="Gulim" w:eastAsia="Gulim"/>
+          <w:b w:val="0"/>
+          <w:i w:val="0"/>
+          <w:sz w:val="20"/>
+          <w:u w:val="none"/>
+        </w:rPr>
+        <w:t>•</w:t>
+        <w:tab/>
       </w:r>
       <w:r>
         <w:rPr>
@@ -9055,17 +9185,18 @@
     <w:p>
       <w:pPr>
         <w:spacing w:before="0" w:after="0"/>
-        <w:ind w:left="850" w:hanging="255"/>
-      </w:pPr>
-      <w:r>
-        <w:rPr>
-          <w:rFonts w:ascii="Gulim" w:hAnsi="Gulim" w:eastAsia="Gulim"/>
-          <w:b w:val="0"/>
-          <w:i w:val="0"/>
-          <w:sz w:val="24"/>
-          <w:u w:val="none"/>
-        </w:rPr>
-        <w:t xml:space="preserve">o  </w:t>
+        <w:ind w:left="1440" w:hanging="360"/>
+      </w:pPr>
+      <w:r>
+        <w:rPr>
+          <w:rFonts w:ascii="Gulim" w:hAnsi="Gulim" w:eastAsia="Gulim"/>
+          <w:b w:val="0"/>
+          <w:i w:val="0"/>
+          <w:sz w:val="20"/>
+          <w:u w:val="none"/>
+        </w:rPr>
+        <w:t>o</w:t>
+        <w:tab/>
       </w:r>
       <w:r>
         <w:rPr>
@@ -9081,17 +9212,18 @@
     <w:p>
       <w:pPr>
         <w:spacing w:before="0" w:after="0"/>
-        <w:ind w:left="850" w:hanging="255"/>
-      </w:pPr>
-      <w:r>
-        <w:rPr>
-          <w:rFonts w:ascii="Gulim" w:hAnsi="Gulim" w:eastAsia="Gulim"/>
-          <w:b w:val="0"/>
-          <w:i w:val="0"/>
-          <w:sz w:val="24"/>
-          <w:u w:val="none"/>
-        </w:rPr>
-        <w:t xml:space="preserve">o  </w:t>
+        <w:ind w:left="1440" w:hanging="360"/>
+      </w:pPr>
+      <w:r>
+        <w:rPr>
+          <w:rFonts w:ascii="Gulim" w:hAnsi="Gulim" w:eastAsia="Gulim"/>
+          <w:b w:val="0"/>
+          <w:i w:val="0"/>
+          <w:sz w:val="20"/>
+          <w:u w:val="none"/>
+        </w:rPr>
+        <w:t>o</w:t>
+        <w:tab/>
       </w:r>
       <w:r>
         <w:rPr>
@@ -9107,17 +9239,18 @@
     <w:p>
       <w:pPr>
         <w:spacing w:before="0" w:after="0"/>
-        <w:ind w:left="1276" w:hanging="255"/>
-      </w:pPr>
-      <w:r>
-        <w:rPr>
-          <w:rFonts w:ascii="Gulim" w:hAnsi="Gulim" w:eastAsia="Gulim"/>
-          <w:b w:val="0"/>
-          <w:i w:val="0"/>
-          <w:sz w:val="24"/>
-          <w:u w:val="none"/>
-        </w:rPr>
-        <w:t xml:space="preserve">§  </w:t>
+        <w:ind w:left="2160" w:hanging="360"/>
+      </w:pPr>
+      <w:r>
+        <w:rPr>
+          <w:rFonts w:ascii="Gulim" w:hAnsi="Gulim" w:eastAsia="Gulim"/>
+          <w:b w:val="0"/>
+          <w:i w:val="0"/>
+          <w:sz w:val="20"/>
+          <w:u w:val="none"/>
+        </w:rPr>
+        <w:t>§</w:t>
+        <w:tab/>
       </w:r>
       <w:r>
         <w:rPr>
@@ -9133,17 +9266,18 @@
     <w:p>
       <w:pPr>
         <w:spacing w:before="0" w:after="0"/>
-        <w:ind w:left="1276" w:hanging="255"/>
-      </w:pPr>
-      <w:r>
-        <w:rPr>
-          <w:rFonts w:ascii="Gulim" w:hAnsi="Gulim" w:eastAsia="Gulim"/>
-          <w:b w:val="0"/>
-          <w:i w:val="0"/>
-          <w:sz w:val="24"/>
-          <w:u w:val="none"/>
-        </w:rPr>
-        <w:t xml:space="preserve">§  </w:t>
+        <w:ind w:left="2160" w:hanging="360"/>
+      </w:pPr>
+      <w:r>
+        <w:rPr>
+          <w:rFonts w:ascii="Gulim" w:hAnsi="Gulim" w:eastAsia="Gulim"/>
+          <w:b w:val="0"/>
+          <w:i w:val="0"/>
+          <w:sz w:val="20"/>
+          <w:u w:val="none"/>
+        </w:rPr>
+        <w:t>§</w:t>
+        <w:tab/>
       </w:r>
       <w:r>
         <w:rPr>
@@ -9159,17 +9293,18 @@
     <w:p>
       <w:pPr>
         <w:spacing w:before="0" w:after="0"/>
-        <w:ind w:left="850" w:hanging="255"/>
-      </w:pPr>
-      <w:r>
-        <w:rPr>
-          <w:rFonts w:ascii="Gulim" w:hAnsi="Gulim" w:eastAsia="Gulim"/>
-          <w:b w:val="0"/>
-          <w:i w:val="0"/>
-          <w:sz w:val="24"/>
-          <w:u w:val="none"/>
-        </w:rPr>
-        <w:t xml:space="preserve">o  </w:t>
+        <w:ind w:left="1440" w:hanging="360"/>
+      </w:pPr>
+      <w:r>
+        <w:rPr>
+          <w:rFonts w:ascii="Gulim" w:hAnsi="Gulim" w:eastAsia="Gulim"/>
+          <w:b w:val="0"/>
+          <w:i w:val="0"/>
+          <w:sz w:val="20"/>
+          <w:u w:val="none"/>
+        </w:rPr>
+        <w:t>o</w:t>
+        <w:tab/>
       </w:r>
       <w:r>
         <w:rPr>
@@ -9185,17 +9320,18 @@
     <w:p>
       <w:pPr>
         <w:spacing w:before="0" w:after="0"/>
-        <w:ind w:left="1276" w:hanging="255"/>
-      </w:pPr>
-      <w:r>
-        <w:rPr>
-          <w:rFonts w:ascii="Gulim" w:hAnsi="Gulim" w:eastAsia="Gulim"/>
-          <w:b w:val="0"/>
-          <w:i w:val="0"/>
-          <w:sz w:val="24"/>
-          <w:u w:val="none"/>
-        </w:rPr>
-        <w:t xml:space="preserve">§  </w:t>
+        <w:ind w:left="2160" w:hanging="360"/>
+      </w:pPr>
+      <w:r>
+        <w:rPr>
+          <w:rFonts w:ascii="Gulim" w:hAnsi="Gulim" w:eastAsia="Gulim"/>
+          <w:b w:val="0"/>
+          <w:i w:val="0"/>
+          <w:sz w:val="20"/>
+          <w:u w:val="none"/>
+        </w:rPr>
+        <w:t>§</w:t>
+        <w:tab/>
       </w:r>
       <w:r>
         <w:rPr>
@@ -9211,17 +9347,18 @@
     <w:p>
       <w:pPr>
         <w:spacing w:before="0" w:after="0"/>
-        <w:ind w:left="1276" w:hanging="255"/>
-      </w:pPr>
-      <w:r>
-        <w:rPr>
-          <w:rFonts w:ascii="Gulim" w:hAnsi="Gulim" w:eastAsia="Gulim"/>
-          <w:b w:val="0"/>
-          <w:i w:val="0"/>
-          <w:sz w:val="24"/>
-          <w:u w:val="none"/>
-        </w:rPr>
-        <w:t xml:space="preserve">§  </w:t>
+        <w:ind w:left="2160" w:hanging="360"/>
+      </w:pPr>
+      <w:r>
+        <w:rPr>
+          <w:rFonts w:ascii="Gulim" w:hAnsi="Gulim" w:eastAsia="Gulim"/>
+          <w:b w:val="0"/>
+          <w:i w:val="0"/>
+          <w:sz w:val="20"/>
+          <w:u w:val="none"/>
+        </w:rPr>
+        <w:t>§</w:t>
+        <w:tab/>
       </w:r>
       <w:r>
         <w:rPr>
@@ -9253,17 +9390,18 @@
     <w:p>
       <w:pPr>
         <w:spacing w:before="0" w:after="0"/>
-        <w:ind w:left="425" w:hanging="255"/>
-      </w:pPr>
-      <w:r>
-        <w:rPr>
-          <w:rFonts w:ascii="Gulim" w:hAnsi="Gulim" w:eastAsia="Gulim"/>
-          <w:b w:val="0"/>
-          <w:i w:val="0"/>
-          <w:sz w:val="24"/>
-          <w:u w:val="none"/>
-        </w:rPr>
-        <w:t xml:space="preserve">• </w:t>
+        <w:ind w:left="720" w:hanging="360"/>
+      </w:pPr>
+      <w:r>
+        <w:rPr>
+          <w:rFonts w:ascii="Gulim" w:hAnsi="Gulim" w:eastAsia="Gulim"/>
+          <w:b w:val="0"/>
+          <w:i w:val="0"/>
+          <w:sz w:val="20"/>
+          <w:u w:val="none"/>
+        </w:rPr>
+        <w:t>•</w:t>
+        <w:tab/>
       </w:r>
       <w:r>
         <w:rPr>
@@ -9289,17 +9427,18 @@
     <w:p>
       <w:pPr>
         <w:spacing w:before="0" w:after="0"/>
-        <w:ind w:left="425" w:hanging="255"/>
-      </w:pPr>
-      <w:r>
-        <w:rPr>
-          <w:rFonts w:ascii="Gulim" w:hAnsi="Gulim" w:eastAsia="Gulim"/>
-          <w:b w:val="0"/>
-          <w:i w:val="0"/>
-          <w:sz w:val="24"/>
-          <w:u w:val="none"/>
-        </w:rPr>
-        <w:t xml:space="preserve">• </w:t>
+        <w:ind w:left="720" w:hanging="360"/>
+      </w:pPr>
+      <w:r>
+        <w:rPr>
+          <w:rFonts w:ascii="Gulim" w:hAnsi="Gulim" w:eastAsia="Gulim"/>
+          <w:b w:val="0"/>
+          <w:i w:val="0"/>
+          <w:sz w:val="20"/>
+          <w:u w:val="none"/>
+        </w:rPr>
+        <w:t>•</w:t>
+        <w:tab/>
       </w:r>
       <w:r>
         <w:rPr>
@@ -9325,17 +9464,18 @@
     <w:p>
       <w:pPr>
         <w:spacing w:before="0" w:after="0"/>
-        <w:ind w:left="850" w:hanging="255"/>
-      </w:pPr>
-      <w:r>
-        <w:rPr>
-          <w:rFonts w:ascii="Gulim" w:hAnsi="Gulim" w:eastAsia="Gulim"/>
-          <w:b w:val="0"/>
-          <w:i w:val="0"/>
-          <w:sz w:val="24"/>
-          <w:u w:val="none"/>
-        </w:rPr>
-        <w:t xml:space="preserve">o  </w:t>
+        <w:ind w:left="1440" w:hanging="360"/>
+      </w:pPr>
+      <w:r>
+        <w:rPr>
+          <w:rFonts w:ascii="Gulim" w:hAnsi="Gulim" w:eastAsia="Gulim"/>
+          <w:b w:val="0"/>
+          <w:i w:val="0"/>
+          <w:sz w:val="20"/>
+          <w:u w:val="none"/>
+        </w:rPr>
+        <w:t>o</w:t>
+        <w:tab/>
       </w:r>
       <w:r>
         <w:rPr>
@@ -9352,17 +9492,18 @@
     <w:p>
       <w:pPr>
         <w:spacing w:before="0" w:after="0"/>
-        <w:ind w:left="850" w:hanging="255"/>
-      </w:pPr>
-      <w:r>
-        <w:rPr>
-          <w:rFonts w:ascii="Gulim" w:hAnsi="Gulim" w:eastAsia="Gulim"/>
-          <w:b w:val="0"/>
-          <w:i w:val="0"/>
-          <w:sz w:val="24"/>
-          <w:u w:val="none"/>
-        </w:rPr>
-        <w:t xml:space="preserve">o  </w:t>
+        <w:ind w:left="1440" w:hanging="360"/>
+      </w:pPr>
+      <w:r>
+        <w:rPr>
+          <w:rFonts w:ascii="Gulim" w:hAnsi="Gulim" w:eastAsia="Gulim"/>
+          <w:b w:val="0"/>
+          <w:i w:val="0"/>
+          <w:sz w:val="20"/>
+          <w:u w:val="none"/>
+        </w:rPr>
+        <w:t>o</w:t>
+        <w:tab/>
       </w:r>
       <w:r>
         <w:rPr>
@@ -9379,17 +9520,18 @@
     <w:p>
       <w:pPr>
         <w:spacing w:before="0" w:after="0"/>
-        <w:ind w:left="850" w:hanging="255"/>
-      </w:pPr>
-      <w:r>
-        <w:rPr>
-          <w:rFonts w:ascii="Gulim" w:hAnsi="Gulim" w:eastAsia="Gulim"/>
-          <w:b w:val="0"/>
-          <w:i w:val="0"/>
-          <w:sz w:val="24"/>
-          <w:u w:val="none"/>
-        </w:rPr>
-        <w:t xml:space="preserve">o  </w:t>
+        <w:ind w:left="1440" w:hanging="360"/>
+      </w:pPr>
+      <w:r>
+        <w:rPr>
+          <w:rFonts w:ascii="Gulim" w:hAnsi="Gulim" w:eastAsia="Gulim"/>
+          <w:b w:val="0"/>
+          <w:i w:val="0"/>
+          <w:sz w:val="20"/>
+          <w:u w:val="none"/>
+        </w:rPr>
+        <w:t>o</w:t>
+        <w:tab/>
       </w:r>
       <w:r>
         <w:rPr>
@@ -9410,7 +9552,10 @@
     </w:p>
     <w:p>
       <w:pPr>
-        <w:spacing w:before="0" w:after="160"/>
+        <w:pBdr>
+          <w:bottom w:val="single" w:sz="12" w:space="1" w:color="000000"/>
+        </w:pBdr>
+        <w:spacing w:before="0" w:after="160" w:line="240" w:lineRule="auto"/>
       </w:pPr>
       <w:r>
         <w:rPr>
@@ -9433,7 +9578,7 @@
           <w:b/>
           <w:i w:val="0"/>
           <w:sz w:val="25"/>
-          <w:u w:val="none"/>
+          <w:u w:val="single"/>
         </w:rPr>
         <w:t>1. [Dacon] 2019 KBO Baseball Player Performance Prediction</w:t>
       </w:r>
@@ -9441,17 +9586,18 @@
     <w:p>
       <w:pPr>
         <w:spacing w:before="0" w:after="0"/>
-        <w:ind w:left="425" w:hanging="255"/>
-      </w:pPr>
-      <w:r>
-        <w:rPr>
-          <w:rFonts w:ascii="Gulim" w:hAnsi="Gulim" w:eastAsia="Gulim"/>
-          <w:b w:val="0"/>
-          <w:i w:val="0"/>
-          <w:sz w:val="24"/>
-          <w:u w:val="none"/>
-        </w:rPr>
-        <w:t xml:space="preserve">• </w:t>
+        <w:ind w:left="720" w:hanging="360"/>
+      </w:pPr>
+      <w:r>
+        <w:rPr>
+          <w:rFonts w:ascii="Gulim" w:hAnsi="Gulim" w:eastAsia="Gulim"/>
+          <w:b w:val="0"/>
+          <w:i w:val="0"/>
+          <w:sz w:val="20"/>
+          <w:u w:val="none"/>
+        </w:rPr>
+        <w:t>•</w:t>
+        <w:tab/>
       </w:r>
       <w:r>
         <w:rPr>
@@ -9477,17 +9623,18 @@
     <w:p>
       <w:pPr>
         <w:spacing w:before="0" w:after="0"/>
-        <w:ind w:left="425" w:hanging="255"/>
-      </w:pPr>
-      <w:r>
-        <w:rPr>
-          <w:rFonts w:ascii="Gulim" w:hAnsi="Gulim" w:eastAsia="Gulim"/>
-          <w:b w:val="0"/>
-          <w:i w:val="0"/>
-          <w:sz w:val="24"/>
-          <w:u w:val="none"/>
-        </w:rPr>
-        <w:t xml:space="preserve">• </w:t>
+        <w:ind w:left="720" w:hanging="360"/>
+      </w:pPr>
+      <w:r>
+        <w:rPr>
+          <w:rFonts w:ascii="Gulim" w:hAnsi="Gulim" w:eastAsia="Gulim"/>
+          <w:b w:val="0"/>
+          <w:i w:val="0"/>
+          <w:sz w:val="20"/>
+          <w:u w:val="none"/>
+        </w:rPr>
+        <w:t>•</w:t>
+        <w:tab/>
       </w:r>
       <w:r>
         <w:rPr>
@@ -9513,17 +9660,18 @@
     <w:p>
       <w:pPr>
         <w:spacing w:before="0" w:after="0"/>
-        <w:ind w:left="425" w:hanging="255"/>
-      </w:pPr>
-      <w:r>
-        <w:rPr>
-          <w:rFonts w:ascii="Gulim" w:hAnsi="Gulim" w:eastAsia="Gulim"/>
-          <w:b w:val="0"/>
-          <w:i w:val="0"/>
-          <w:sz w:val="24"/>
-          <w:u w:val="none"/>
-        </w:rPr>
-        <w:t xml:space="preserve">• </w:t>
+        <w:ind w:left="720" w:hanging="360"/>
+      </w:pPr>
+      <w:r>
+        <w:rPr>
+          <w:rFonts w:ascii="Gulim" w:hAnsi="Gulim" w:eastAsia="Gulim"/>
+          <w:b w:val="0"/>
+          <w:i w:val="0"/>
+          <w:sz w:val="20"/>
+          <w:u w:val="none"/>
+        </w:rPr>
+        <w:t>•</w:t>
+        <w:tab/>
       </w:r>
       <w:r>
         <w:rPr>
@@ -9556,7 +9704,7 @@
           <w:b/>
           <w:i w:val="0"/>
           <w:sz w:val="25"/>
-          <w:u w:val="none"/>
+          <w:u w:val="single"/>
         </w:rPr>
         <w:t>2. [Yonsei Data Science Competition] Embrain</w:t>
       </w:r>
@@ -9564,17 +9712,18 @@
     <w:p>
       <w:pPr>
         <w:spacing w:before="0" w:after="0"/>
-        <w:ind w:left="425" w:hanging="255"/>
-      </w:pPr>
-      <w:r>
-        <w:rPr>
-          <w:rFonts w:ascii="Gulim" w:hAnsi="Gulim" w:eastAsia="Gulim"/>
-          <w:b w:val="0"/>
-          <w:i w:val="0"/>
-          <w:sz w:val="24"/>
-          <w:u w:val="none"/>
-        </w:rPr>
-        <w:t xml:space="preserve">• </w:t>
+        <w:ind w:left="720" w:hanging="360"/>
+      </w:pPr>
+      <w:r>
+        <w:rPr>
+          <w:rFonts w:ascii="Gulim" w:hAnsi="Gulim" w:eastAsia="Gulim"/>
+          <w:b w:val="0"/>
+          <w:i w:val="0"/>
+          <w:sz w:val="20"/>
+          <w:u w:val="none"/>
+        </w:rPr>
+        <w:t>•</w:t>
+        <w:tab/>
       </w:r>
       <w:r>
         <w:rPr>
@@ -9600,17 +9749,18 @@
     <w:p>
       <w:pPr>
         <w:spacing w:before="0" w:after="0"/>
-        <w:ind w:left="425" w:hanging="255"/>
-      </w:pPr>
-      <w:r>
-        <w:rPr>
-          <w:rFonts w:ascii="Gulim" w:hAnsi="Gulim" w:eastAsia="Gulim"/>
-          <w:b w:val="0"/>
-          <w:i w:val="0"/>
-          <w:sz w:val="24"/>
-          <w:u w:val="none"/>
-        </w:rPr>
-        <w:t xml:space="preserve">• </w:t>
+        <w:ind w:left="720" w:hanging="360"/>
+      </w:pPr>
+      <w:r>
+        <w:rPr>
+          <w:rFonts w:ascii="Gulim" w:hAnsi="Gulim" w:eastAsia="Gulim"/>
+          <w:b w:val="0"/>
+          <w:i w:val="0"/>
+          <w:sz w:val="20"/>
+          <w:u w:val="none"/>
+        </w:rPr>
+        <w:t>•</w:t>
+        <w:tab/>
       </w:r>
       <w:r>
         <w:rPr>
@@ -9636,17 +9786,18 @@
     <w:p>
       <w:pPr>
         <w:spacing w:before="0" w:after="0"/>
-        <w:ind w:left="425" w:hanging="255"/>
-      </w:pPr>
-      <w:r>
-        <w:rPr>
-          <w:rFonts w:ascii="Gulim" w:hAnsi="Gulim" w:eastAsia="Gulim"/>
-          <w:b w:val="0"/>
-          <w:i w:val="0"/>
-          <w:sz w:val="24"/>
-          <w:u w:val="none"/>
-        </w:rPr>
-        <w:t xml:space="preserve">• </w:t>
+        <w:ind w:left="720" w:hanging="360"/>
+      </w:pPr>
+      <w:r>
+        <w:rPr>
+          <w:rFonts w:ascii="Gulim" w:hAnsi="Gulim" w:eastAsia="Gulim"/>
+          <w:b w:val="0"/>
+          <w:i w:val="0"/>
+          <w:sz w:val="20"/>
+          <w:u w:val="none"/>
+        </w:rPr>
+        <w:t>•</w:t>
+        <w:tab/>
       </w:r>
       <w:r>
         <w:rPr>
@@ -9672,17 +9823,18 @@
     <w:p>
       <w:pPr>
         <w:spacing w:before="0" w:after="0"/>
-        <w:ind w:left="425" w:hanging="255"/>
-      </w:pPr>
-      <w:r>
-        <w:rPr>
-          <w:rFonts w:ascii="Gulim" w:hAnsi="Gulim" w:eastAsia="Gulim"/>
-          <w:b w:val="0"/>
-          <w:i w:val="0"/>
-          <w:sz w:val="24"/>
-          <w:u w:val="none"/>
-        </w:rPr>
-        <w:t xml:space="preserve">• </w:t>
+        <w:ind w:left="720" w:hanging="360"/>
+      </w:pPr>
+      <w:r>
+        <w:rPr>
+          <w:rFonts w:ascii="Gulim" w:hAnsi="Gulim" w:eastAsia="Gulim"/>
+          <w:b w:val="0"/>
+          <w:i w:val="0"/>
+          <w:sz w:val="20"/>
+          <w:u w:val="none"/>
+        </w:rPr>
+        <w:t>•</w:t>
+        <w:tab/>
       </w:r>
       <w:r>
         <w:rPr>
@@ -9715,7 +9867,7 @@
           <w:b/>
           <w:i w:val="0"/>
           <w:sz w:val="25"/>
-          <w:u w:val="none"/>
+          <w:u w:val="single"/>
         </w:rPr>
         <w:t>3. [Yonsei Data Science Competition] PACKUS</w:t>
       </w:r>
@@ -9723,17 +9875,18 @@
     <w:p>
       <w:pPr>
         <w:spacing w:before="0" w:after="0"/>
-        <w:ind w:left="425" w:hanging="255"/>
-      </w:pPr>
-      <w:r>
-        <w:rPr>
-          <w:rFonts w:ascii="Gulim" w:hAnsi="Gulim" w:eastAsia="Gulim"/>
-          <w:b w:val="0"/>
-          <w:i w:val="0"/>
-          <w:sz w:val="24"/>
-          <w:u w:val="none"/>
-        </w:rPr>
-        <w:t xml:space="preserve">• </w:t>
+        <w:ind w:left="720" w:hanging="360"/>
+      </w:pPr>
+      <w:r>
+        <w:rPr>
+          <w:rFonts w:ascii="Gulim" w:hAnsi="Gulim" w:eastAsia="Gulim"/>
+          <w:b w:val="0"/>
+          <w:i w:val="0"/>
+          <w:sz w:val="20"/>
+          <w:u w:val="none"/>
+        </w:rPr>
+        <w:t>•</w:t>
+        <w:tab/>
       </w:r>
       <w:r>
         <w:rPr>
@@ -9759,17 +9912,18 @@
     <w:p>
       <w:pPr>
         <w:spacing w:before="0" w:after="0"/>
-        <w:ind w:left="425" w:hanging="255"/>
-      </w:pPr>
-      <w:r>
-        <w:rPr>
-          <w:rFonts w:ascii="Gulim" w:hAnsi="Gulim" w:eastAsia="Gulim"/>
-          <w:b w:val="0"/>
-          <w:i w:val="0"/>
-          <w:sz w:val="24"/>
-          <w:u w:val="none"/>
-        </w:rPr>
-        <w:t xml:space="preserve">• </w:t>
+        <w:ind w:left="720" w:hanging="360"/>
+      </w:pPr>
+      <w:r>
+        <w:rPr>
+          <w:rFonts w:ascii="Gulim" w:hAnsi="Gulim" w:eastAsia="Gulim"/>
+          <w:b w:val="0"/>
+          <w:i w:val="0"/>
+          <w:sz w:val="20"/>
+          <w:u w:val="none"/>
+        </w:rPr>
+        <w:t>•</w:t>
+        <w:tab/>
       </w:r>
       <w:r>
         <w:rPr>
@@ -9795,17 +9949,18 @@
     <w:p>
       <w:pPr>
         <w:spacing w:before="0" w:after="0"/>
-        <w:ind w:left="850" w:hanging="255"/>
-      </w:pPr>
-      <w:r>
-        <w:rPr>
-          <w:rFonts w:ascii="Gulim" w:hAnsi="Gulim" w:eastAsia="Gulim"/>
-          <w:b w:val="0"/>
-          <w:i w:val="0"/>
-          <w:sz w:val="24"/>
-          <w:u w:val="none"/>
-        </w:rPr>
-        <w:t xml:space="preserve">o  </w:t>
+        <w:ind w:left="1440" w:hanging="360"/>
+      </w:pPr>
+      <w:r>
+        <w:rPr>
+          <w:rFonts w:ascii="Gulim" w:hAnsi="Gulim" w:eastAsia="Gulim"/>
+          <w:b w:val="0"/>
+          <w:i w:val="0"/>
+          <w:sz w:val="20"/>
+          <w:u w:val="none"/>
+        </w:rPr>
+        <w:t>o</w:t>
+        <w:tab/>
       </w:r>
       <w:r>
         <w:rPr>
@@ -9821,17 +9976,18 @@
     <w:p>
       <w:pPr>
         <w:spacing w:before="0" w:after="0"/>
-        <w:ind w:left="850" w:hanging="255"/>
-      </w:pPr>
-      <w:r>
-        <w:rPr>
-          <w:rFonts w:ascii="Gulim" w:hAnsi="Gulim" w:eastAsia="Gulim"/>
-          <w:b w:val="0"/>
-          <w:i w:val="0"/>
-          <w:sz w:val="24"/>
-          <w:u w:val="none"/>
-        </w:rPr>
-        <w:t xml:space="preserve">o  </w:t>
+        <w:ind w:left="1440" w:hanging="360"/>
+      </w:pPr>
+      <w:r>
+        <w:rPr>
+          <w:rFonts w:ascii="Gulim" w:hAnsi="Gulim" w:eastAsia="Gulim"/>
+          <w:b w:val="0"/>
+          <w:i w:val="0"/>
+          <w:sz w:val="20"/>
+          <w:u w:val="none"/>
+        </w:rPr>
+        <w:t>o</w:t>
+        <w:tab/>
       </w:r>
       <w:r>
         <w:rPr>
@@ -9847,17 +10003,18 @@
     <w:p>
       <w:pPr>
         <w:spacing w:before="0" w:after="0"/>
-        <w:ind w:left="850" w:hanging="255"/>
-      </w:pPr>
-      <w:r>
-        <w:rPr>
-          <w:rFonts w:ascii="Gulim" w:hAnsi="Gulim" w:eastAsia="Gulim"/>
-          <w:b w:val="0"/>
-          <w:i w:val="0"/>
-          <w:sz w:val="24"/>
-          <w:u w:val="none"/>
-        </w:rPr>
-        <w:t xml:space="preserve">o  </w:t>
+        <w:ind w:left="1440" w:hanging="360"/>
+      </w:pPr>
+      <w:r>
+        <w:rPr>
+          <w:rFonts w:ascii="Gulim" w:hAnsi="Gulim" w:eastAsia="Gulim"/>
+          <w:b w:val="0"/>
+          <w:i w:val="0"/>
+          <w:sz w:val="20"/>
+          <w:u w:val="none"/>
+        </w:rPr>
+        <w:t>o</w:t>
+        <w:tab/>
       </w:r>
       <w:r>
         <w:rPr>
@@ -9873,17 +10030,18 @@
     <w:p>
       <w:pPr>
         <w:spacing w:before="0" w:after="0"/>
-        <w:ind w:left="425" w:hanging="255"/>
-      </w:pPr>
-      <w:r>
-        <w:rPr>
-          <w:rFonts w:ascii="Gulim" w:hAnsi="Gulim" w:eastAsia="Gulim"/>
-          <w:b w:val="0"/>
-          <w:i w:val="0"/>
-          <w:sz w:val="24"/>
-          <w:u w:val="none"/>
-        </w:rPr>
-        <w:t xml:space="preserve">• </w:t>
+        <w:ind w:left="720" w:hanging="360"/>
+      </w:pPr>
+      <w:r>
+        <w:rPr>
+          <w:rFonts w:ascii="Gulim" w:hAnsi="Gulim" w:eastAsia="Gulim"/>
+          <w:b w:val="0"/>
+          <w:i w:val="0"/>
+          <w:sz w:val="20"/>
+          <w:u w:val="none"/>
+        </w:rPr>
+        <w:t>•</w:t>
+        <w:tab/>
       </w:r>
       <w:r>
         <w:rPr>
@@ -9909,17 +10067,18 @@
     <w:p>
       <w:pPr>
         <w:spacing w:before="0" w:after="0"/>
-        <w:ind w:left="425" w:hanging="255"/>
-      </w:pPr>
-      <w:r>
-        <w:rPr>
-          <w:rFonts w:ascii="Gulim" w:hAnsi="Gulim" w:eastAsia="Gulim"/>
-          <w:b w:val="0"/>
-          <w:i w:val="0"/>
-          <w:sz w:val="24"/>
-          <w:u w:val="none"/>
-        </w:rPr>
-        <w:t xml:space="preserve">• </w:t>
+        <w:ind w:left="720" w:hanging="360"/>
+      </w:pPr>
+      <w:r>
+        <w:rPr>
+          <w:rFonts w:ascii="Gulim" w:hAnsi="Gulim" w:eastAsia="Gulim"/>
+          <w:b w:val="0"/>
+          <w:i w:val="0"/>
+          <w:sz w:val="20"/>
+          <w:u w:val="none"/>
+        </w:rPr>
+        <w:t>•</w:t>
+        <w:tab/>
       </w:r>
       <w:r>
         <w:rPr>
@@ -9952,7 +10111,7 @@
           <w:b/>
           <w:i w:val="0"/>
           <w:sz w:val="25"/>
-          <w:u w:val="none"/>
+          <w:u w:val="single"/>
         </w:rPr>
         <w:t>4. [Sony Pictures] Movie Audience Prediction</w:t>
       </w:r>
@@ -9960,17 +10119,18 @@
     <w:p>
       <w:pPr>
         <w:spacing w:before="0" w:after="0"/>
-        <w:ind w:left="425" w:hanging="255"/>
-      </w:pPr>
-      <w:r>
-        <w:rPr>
-          <w:rFonts w:ascii="Gulim" w:hAnsi="Gulim" w:eastAsia="Gulim"/>
-          <w:b w:val="0"/>
-          <w:i w:val="0"/>
-          <w:sz w:val="24"/>
-          <w:u w:val="none"/>
-        </w:rPr>
-        <w:t xml:space="preserve">• </w:t>
+        <w:ind w:left="720" w:hanging="360"/>
+      </w:pPr>
+      <w:r>
+        <w:rPr>
+          <w:rFonts w:ascii="Gulim" w:hAnsi="Gulim" w:eastAsia="Gulim"/>
+          <w:b w:val="0"/>
+          <w:i w:val="0"/>
+          <w:sz w:val="20"/>
+          <w:u w:val="none"/>
+        </w:rPr>
+        <w:t>•</w:t>
+        <w:tab/>
       </w:r>
       <w:r>
         <w:rPr>
@@ -9996,17 +10156,18 @@
     <w:p>
       <w:pPr>
         <w:spacing w:before="0" w:after="0"/>
-        <w:ind w:left="425" w:hanging="255"/>
-      </w:pPr>
-      <w:r>
-        <w:rPr>
-          <w:rFonts w:ascii="Gulim" w:hAnsi="Gulim" w:eastAsia="Gulim"/>
-          <w:b w:val="0"/>
-          <w:i w:val="0"/>
-          <w:sz w:val="24"/>
-          <w:u w:val="none"/>
-        </w:rPr>
-        <w:t xml:space="preserve">• </w:t>
+        <w:ind w:left="720" w:hanging="360"/>
+      </w:pPr>
+      <w:r>
+        <w:rPr>
+          <w:rFonts w:ascii="Gulim" w:hAnsi="Gulim" w:eastAsia="Gulim"/>
+          <w:b w:val="0"/>
+          <w:i w:val="0"/>
+          <w:sz w:val="20"/>
+          <w:u w:val="none"/>
+        </w:rPr>
+        <w:t>•</w:t>
+        <w:tab/>
       </w:r>
       <w:r>
         <w:rPr>
@@ -10032,17 +10193,18 @@
     <w:p>
       <w:pPr>
         <w:spacing w:before="0" w:after="0"/>
-        <w:ind w:left="425" w:hanging="255"/>
-      </w:pPr>
-      <w:r>
-        <w:rPr>
-          <w:rFonts w:ascii="Gulim" w:hAnsi="Gulim" w:eastAsia="Gulim"/>
-          <w:b w:val="0"/>
-          <w:i w:val="0"/>
-          <w:sz w:val="24"/>
-          <w:u w:val="none"/>
-        </w:rPr>
-        <w:t xml:space="preserve">• </w:t>
+        <w:ind w:left="720" w:hanging="360"/>
+      </w:pPr>
+      <w:r>
+        <w:rPr>
+          <w:rFonts w:ascii="Gulim" w:hAnsi="Gulim" w:eastAsia="Gulim"/>
+          <w:b w:val="0"/>
+          <w:i w:val="0"/>
+          <w:sz w:val="20"/>
+          <w:u w:val="none"/>
+        </w:rPr>
+        <w:t>•</w:t>
+        <w:tab/>
       </w:r>
       <w:r>
         <w:rPr>
@@ -10068,17 +10230,18 @@
     <w:p>
       <w:pPr>
         <w:spacing w:before="0" w:after="0"/>
-        <w:ind w:left="425" w:hanging="255"/>
-      </w:pPr>
-      <w:r>
-        <w:rPr>
-          <w:rFonts w:ascii="Gulim" w:hAnsi="Gulim" w:eastAsia="Gulim"/>
-          <w:b w:val="0"/>
-          <w:i w:val="0"/>
-          <w:sz w:val="24"/>
-          <w:u w:val="none"/>
-        </w:rPr>
-        <w:t xml:space="preserve">• </w:t>
+        <w:ind w:left="720" w:hanging="360"/>
+      </w:pPr>
+      <w:r>
+        <w:rPr>
+          <w:rFonts w:ascii="Gulim" w:hAnsi="Gulim" w:eastAsia="Gulim"/>
+          <w:b w:val="0"/>
+          <w:i w:val="0"/>
+          <w:sz w:val="20"/>
+          <w:u w:val="none"/>
+        </w:rPr>
+        <w:t>•</w:t>
+        <w:tab/>
       </w:r>
       <w:r>
         <w:rPr>
@@ -10111,7 +10274,7 @@
           <w:b/>
           <w:i w:val="0"/>
           <w:sz w:val="25"/>
-          <w:u w:val="none"/>
+          <w:u w:val="single"/>
         </w:rPr>
         <w:t>5. [Kakao] Melon Playlist Continuation</w:t>
       </w:r>
@@ -10119,17 +10282,18 @@
     <w:p>
       <w:pPr>
         <w:spacing w:before="0" w:after="0"/>
-        <w:ind w:left="425" w:hanging="255"/>
-      </w:pPr>
-      <w:r>
-        <w:rPr>
-          <w:rFonts w:ascii="Gulim" w:hAnsi="Gulim" w:eastAsia="Gulim"/>
-          <w:b w:val="0"/>
-          <w:i w:val="0"/>
-          <w:sz w:val="24"/>
-          <w:u w:val="none"/>
-        </w:rPr>
-        <w:t xml:space="preserve">• </w:t>
+        <w:ind w:left="720" w:hanging="360"/>
+      </w:pPr>
+      <w:r>
+        <w:rPr>
+          <w:rFonts w:ascii="Gulim" w:hAnsi="Gulim" w:eastAsia="Gulim"/>
+          <w:b w:val="0"/>
+          <w:i w:val="0"/>
+          <w:sz w:val="20"/>
+          <w:u w:val="none"/>
+        </w:rPr>
+        <w:t>•</w:t>
+        <w:tab/>
       </w:r>
       <w:r>
         <w:rPr>
@@ -10155,17 +10319,18 @@
     <w:p>
       <w:pPr>
         <w:spacing w:before="0" w:after="0"/>
-        <w:ind w:left="425" w:hanging="255"/>
-      </w:pPr>
-      <w:r>
-        <w:rPr>
-          <w:rFonts w:ascii="Gulim" w:hAnsi="Gulim" w:eastAsia="Gulim"/>
-          <w:b w:val="0"/>
-          <w:i w:val="0"/>
-          <w:sz w:val="24"/>
-          <w:u w:val="none"/>
-        </w:rPr>
-        <w:t xml:space="preserve">• </w:t>
+        <w:ind w:left="720" w:hanging="360"/>
+      </w:pPr>
+      <w:r>
+        <w:rPr>
+          <w:rFonts w:ascii="Gulim" w:hAnsi="Gulim" w:eastAsia="Gulim"/>
+          <w:b w:val="0"/>
+          <w:i w:val="0"/>
+          <w:sz w:val="20"/>
+          <w:u w:val="none"/>
+        </w:rPr>
+        <w:t>•</w:t>
+        <w:tab/>
       </w:r>
       <w:r>
         <w:rPr>
@@ -10191,17 +10356,18 @@
     <w:p>
       <w:pPr>
         <w:spacing w:before="0" w:after="0"/>
-        <w:ind w:left="425" w:hanging="255"/>
-      </w:pPr>
-      <w:r>
-        <w:rPr>
-          <w:rFonts w:ascii="Gulim" w:hAnsi="Gulim" w:eastAsia="Gulim"/>
-          <w:b w:val="0"/>
-          <w:i w:val="0"/>
-          <w:sz w:val="24"/>
-          <w:u w:val="none"/>
-        </w:rPr>
-        <w:t xml:space="preserve">• </w:t>
+        <w:ind w:left="720" w:hanging="360"/>
+      </w:pPr>
+      <w:r>
+        <w:rPr>
+          <w:rFonts w:ascii="Gulim" w:hAnsi="Gulim" w:eastAsia="Gulim"/>
+          <w:b w:val="0"/>
+          <w:i w:val="0"/>
+          <w:sz w:val="20"/>
+          <w:u w:val="none"/>
+        </w:rPr>
+        <w:t>•</w:t>
+        <w:tab/>
       </w:r>
       <w:r>
         <w:rPr>
@@ -10234,7 +10400,7 @@
           <w:b/>
           <w:i w:val="0"/>
           <w:sz w:val="25"/>
-          <w:u w:val="none"/>
+          <w:u w:val="single"/>
         </w:rPr>
         <w:t>6. [IGA Works] CTR Prediction</w:t>
       </w:r>
@@ -10242,17 +10408,18 @@
     <w:p>
       <w:pPr>
         <w:spacing w:before="0" w:after="0"/>
-        <w:ind w:left="425" w:hanging="255"/>
-      </w:pPr>
-      <w:r>
-        <w:rPr>
-          <w:rFonts w:ascii="Gulim" w:hAnsi="Gulim" w:eastAsia="Gulim"/>
-          <w:b w:val="0"/>
-          <w:i w:val="0"/>
-          <w:sz w:val="24"/>
-          <w:u w:val="none"/>
-        </w:rPr>
-        <w:t xml:space="preserve">• </w:t>
+        <w:ind w:left="720" w:hanging="360"/>
+      </w:pPr>
+      <w:r>
+        <w:rPr>
+          <w:rFonts w:ascii="Gulim" w:hAnsi="Gulim" w:eastAsia="Gulim"/>
+          <w:b w:val="0"/>
+          <w:i w:val="0"/>
+          <w:sz w:val="20"/>
+          <w:u w:val="none"/>
+        </w:rPr>
+        <w:t>•</w:t>
+        <w:tab/>
       </w:r>
       <w:r>
         <w:rPr>
@@ -10278,17 +10445,18 @@
     <w:p>
       <w:pPr>
         <w:spacing w:before="0" w:after="0"/>
-        <w:ind w:left="425" w:hanging="255"/>
-      </w:pPr>
-      <w:r>
-        <w:rPr>
-          <w:rFonts w:ascii="Gulim" w:hAnsi="Gulim" w:eastAsia="Gulim"/>
-          <w:b w:val="0"/>
-          <w:i w:val="0"/>
-          <w:sz w:val="24"/>
-          <w:u w:val="none"/>
-        </w:rPr>
-        <w:t xml:space="preserve">• </w:t>
+        <w:ind w:left="720" w:hanging="360"/>
+      </w:pPr>
+      <w:r>
+        <w:rPr>
+          <w:rFonts w:ascii="Gulim" w:hAnsi="Gulim" w:eastAsia="Gulim"/>
+          <w:b w:val="0"/>
+          <w:i w:val="0"/>
+          <w:sz w:val="20"/>
+          <w:u w:val="none"/>
+        </w:rPr>
+        <w:t>•</w:t>
+        <w:tab/>
       </w:r>
       <w:r>
         <w:rPr>
@@ -10314,17 +10482,18 @@
     <w:p>
       <w:pPr>
         <w:spacing w:before="0" w:after="0"/>
-        <w:ind w:left="425" w:hanging="255"/>
-      </w:pPr>
-      <w:r>
-        <w:rPr>
-          <w:rFonts w:ascii="Gulim" w:hAnsi="Gulim" w:eastAsia="Gulim"/>
-          <w:b w:val="0"/>
-          <w:i w:val="0"/>
-          <w:sz w:val="24"/>
-          <w:u w:val="none"/>
-        </w:rPr>
-        <w:t xml:space="preserve">• </w:t>
+        <w:ind w:left="720" w:hanging="360"/>
+      </w:pPr>
+      <w:r>
+        <w:rPr>
+          <w:rFonts w:ascii="Gulim" w:hAnsi="Gulim" w:eastAsia="Gulim"/>
+          <w:b w:val="0"/>
+          <w:i w:val="0"/>
+          <w:sz w:val="20"/>
+          <w:u w:val="none"/>
+        </w:rPr>
+        <w:t>•</w:t>
+        <w:tab/>
       </w:r>
       <w:r>
         <w:rPr>
@@ -10357,7 +10526,7 @@
           <w:b/>
           <w:i w:val="0"/>
           <w:sz w:val="25"/>
-          <w:u w:val="none"/>
+          <w:u w:val="single"/>
         </w:rPr>
         <w:t>7. [Dacon] AI Competition for Psychological Tendency Prediction</w:t>
       </w:r>
@@ -10365,17 +10534,18 @@
     <w:p>
       <w:pPr>
         <w:spacing w:before="0" w:after="0"/>
-        <w:ind w:left="425" w:hanging="255"/>
-      </w:pPr>
-      <w:r>
-        <w:rPr>
-          <w:rFonts w:ascii="Gulim" w:hAnsi="Gulim" w:eastAsia="Gulim"/>
-          <w:b w:val="0"/>
-          <w:i w:val="0"/>
-          <w:sz w:val="24"/>
-          <w:u w:val="none"/>
-        </w:rPr>
-        <w:t xml:space="preserve">• </w:t>
+        <w:ind w:left="720" w:hanging="360"/>
+      </w:pPr>
+      <w:r>
+        <w:rPr>
+          <w:rFonts w:ascii="Gulim" w:hAnsi="Gulim" w:eastAsia="Gulim"/>
+          <w:b w:val="0"/>
+          <w:i w:val="0"/>
+          <w:sz w:val="20"/>
+          <w:u w:val="none"/>
+        </w:rPr>
+        <w:t>•</w:t>
+        <w:tab/>
       </w:r>
       <w:r>
         <w:rPr>
@@ -10401,17 +10571,18 @@
     <w:p>
       <w:pPr>
         <w:spacing w:before="0" w:after="0"/>
-        <w:ind w:left="425" w:hanging="255"/>
-      </w:pPr>
-      <w:r>
-        <w:rPr>
-          <w:rFonts w:ascii="Gulim" w:hAnsi="Gulim" w:eastAsia="Gulim"/>
-          <w:b w:val="0"/>
-          <w:i w:val="0"/>
-          <w:sz w:val="24"/>
-          <w:u w:val="none"/>
-        </w:rPr>
-        <w:t xml:space="preserve">• </w:t>
+        <w:ind w:left="720" w:hanging="360"/>
+      </w:pPr>
+      <w:r>
+        <w:rPr>
+          <w:rFonts w:ascii="Gulim" w:hAnsi="Gulim" w:eastAsia="Gulim"/>
+          <w:b w:val="0"/>
+          <w:i w:val="0"/>
+          <w:sz w:val="20"/>
+          <w:u w:val="none"/>
+        </w:rPr>
+        <w:t>•</w:t>
+        <w:tab/>
       </w:r>
       <w:r>
         <w:rPr>
@@ -10437,17 +10608,18 @@
     <w:p>
       <w:pPr>
         <w:spacing w:before="0" w:after="0"/>
-        <w:ind w:left="425" w:hanging="255"/>
-      </w:pPr>
-      <w:r>
-        <w:rPr>
-          <w:rFonts w:ascii="Gulim" w:hAnsi="Gulim" w:eastAsia="Gulim"/>
-          <w:b w:val="0"/>
-          <w:i w:val="0"/>
-          <w:sz w:val="24"/>
-          <w:u w:val="none"/>
-        </w:rPr>
-        <w:t xml:space="preserve">• </w:t>
+        <w:ind w:left="720" w:hanging="360"/>
+      </w:pPr>
+      <w:r>
+        <w:rPr>
+          <w:rFonts w:ascii="Gulim" w:hAnsi="Gulim" w:eastAsia="Gulim"/>
+          <w:b w:val="0"/>
+          <w:i w:val="0"/>
+          <w:sz w:val="20"/>
+          <w:u w:val="none"/>
+        </w:rPr>
+        <w:t>•</w:t>
+        <w:tab/>
       </w:r>
       <w:r>
         <w:rPr>
@@ -10480,7 +10652,7 @@
           <w:b/>
           <w:i w:val="0"/>
           <w:sz w:val="25"/>
-          <w:u w:val="none"/>
+          <w:u w:val="single"/>
         </w:rPr>
         <w:t>8. [BigCon Test] NS Home Shopping Schedule Optimization</w:t>
       </w:r>
@@ -10488,17 +10660,18 @@
     <w:p>
       <w:pPr>
         <w:spacing w:before="0" w:after="0"/>
-        <w:ind w:left="425" w:hanging="255"/>
-      </w:pPr>
-      <w:r>
-        <w:rPr>
-          <w:rFonts w:ascii="Gulim" w:hAnsi="Gulim" w:eastAsia="Gulim"/>
-          <w:b w:val="0"/>
-          <w:i w:val="0"/>
-          <w:sz w:val="24"/>
-          <w:u w:val="none"/>
-        </w:rPr>
-        <w:t xml:space="preserve">• </w:t>
+        <w:ind w:left="720" w:hanging="360"/>
+      </w:pPr>
+      <w:r>
+        <w:rPr>
+          <w:rFonts w:ascii="Gulim" w:hAnsi="Gulim" w:eastAsia="Gulim"/>
+          <w:b w:val="0"/>
+          <w:i w:val="0"/>
+          <w:sz w:val="20"/>
+          <w:u w:val="none"/>
+        </w:rPr>
+        <w:t>•</w:t>
+        <w:tab/>
       </w:r>
       <w:r>
         <w:rPr>
@@ -10524,17 +10697,18 @@
     <w:p>
       <w:pPr>
         <w:spacing w:before="0" w:after="0"/>
-        <w:ind w:left="425" w:hanging="255"/>
-      </w:pPr>
-      <w:r>
-        <w:rPr>
-          <w:rFonts w:ascii="Gulim" w:hAnsi="Gulim" w:eastAsia="Gulim"/>
-          <w:b w:val="0"/>
-          <w:i w:val="0"/>
-          <w:sz w:val="24"/>
-          <w:u w:val="none"/>
-        </w:rPr>
-        <w:t xml:space="preserve">• </w:t>
+        <w:ind w:left="720" w:hanging="360"/>
+      </w:pPr>
+      <w:r>
+        <w:rPr>
+          <w:rFonts w:ascii="Gulim" w:hAnsi="Gulim" w:eastAsia="Gulim"/>
+          <w:b w:val="0"/>
+          <w:i w:val="0"/>
+          <w:sz w:val="20"/>
+          <w:u w:val="none"/>
+        </w:rPr>
+        <w:t>•</w:t>
+        <w:tab/>
       </w:r>
       <w:r>
         <w:rPr>
@@ -10560,17 +10734,18 @@
     <w:p>
       <w:pPr>
         <w:spacing w:before="0" w:after="0"/>
-        <w:ind w:left="425" w:hanging="255"/>
-      </w:pPr>
-      <w:r>
-        <w:rPr>
-          <w:rFonts w:ascii="Gulim" w:hAnsi="Gulim" w:eastAsia="Gulim"/>
-          <w:b w:val="0"/>
-          <w:i w:val="0"/>
-          <w:sz w:val="24"/>
-          <w:u w:val="none"/>
-        </w:rPr>
-        <w:t xml:space="preserve">• </w:t>
+        <w:ind w:left="720" w:hanging="360"/>
+      </w:pPr>
+      <w:r>
+        <w:rPr>
+          <w:rFonts w:ascii="Gulim" w:hAnsi="Gulim" w:eastAsia="Gulim"/>
+          <w:b w:val="0"/>
+          <w:i w:val="0"/>
+          <w:sz w:val="20"/>
+          <w:u w:val="none"/>
+        </w:rPr>
+        <w:t>•</w:t>
+        <w:tab/>
       </w:r>
       <w:r>
         <w:rPr>
@@ -10603,7 +10778,7 @@
           <w:b/>
           <w:i w:val="0"/>
           <w:sz w:val="25"/>
-          <w:u w:val="none"/>
+          <w:u w:val="single"/>
         </w:rPr>
         <w:t>9. [Hyundai Industries] Big Data/AI Competition</w:t>
       </w:r>
@@ -10611,17 +10786,18 @@
     <w:p>
       <w:pPr>
         <w:spacing w:before="0" w:after="0"/>
-        <w:ind w:left="425" w:hanging="255"/>
-      </w:pPr>
-      <w:r>
-        <w:rPr>
-          <w:rFonts w:ascii="Gulim" w:hAnsi="Gulim" w:eastAsia="Gulim"/>
-          <w:b w:val="0"/>
-          <w:i w:val="0"/>
-          <w:sz w:val="24"/>
-          <w:u w:val="none"/>
-        </w:rPr>
-        <w:t xml:space="preserve">• </w:t>
+        <w:ind w:left="720" w:hanging="360"/>
+      </w:pPr>
+      <w:r>
+        <w:rPr>
+          <w:rFonts w:ascii="Gulim" w:hAnsi="Gulim" w:eastAsia="Gulim"/>
+          <w:b w:val="0"/>
+          <w:i w:val="0"/>
+          <w:sz w:val="20"/>
+          <w:u w:val="none"/>
+        </w:rPr>
+        <w:t>•</w:t>
+        <w:tab/>
       </w:r>
       <w:r>
         <w:rPr>
@@ -10647,17 +10823,18 @@
     <w:p>
       <w:pPr>
         <w:spacing w:before="0" w:after="0"/>
-        <w:ind w:left="425" w:hanging="255"/>
-      </w:pPr>
-      <w:r>
-        <w:rPr>
-          <w:rFonts w:ascii="Gulim" w:hAnsi="Gulim" w:eastAsia="Gulim"/>
-          <w:b w:val="0"/>
-          <w:i w:val="0"/>
-          <w:sz w:val="24"/>
-          <w:u w:val="none"/>
-        </w:rPr>
-        <w:t xml:space="preserve">• </w:t>
+        <w:ind w:left="720" w:hanging="360"/>
+      </w:pPr>
+      <w:r>
+        <w:rPr>
+          <w:rFonts w:ascii="Gulim" w:hAnsi="Gulim" w:eastAsia="Gulim"/>
+          <w:b w:val="0"/>
+          <w:i w:val="0"/>
+          <w:sz w:val="20"/>
+          <w:u w:val="none"/>
+        </w:rPr>
+        <w:t>•</w:t>
+        <w:tab/>
       </w:r>
       <w:r>
         <w:rPr>
@@ -10683,17 +10860,18 @@
     <w:p>
       <w:pPr>
         <w:spacing w:before="0" w:after="0"/>
-        <w:ind w:left="425" w:hanging="255"/>
-      </w:pPr>
-      <w:r>
-        <w:rPr>
-          <w:rFonts w:ascii="Gulim" w:hAnsi="Gulim" w:eastAsia="Gulim"/>
-          <w:b w:val="0"/>
-          <w:i w:val="0"/>
-          <w:sz w:val="24"/>
-          <w:u w:val="none"/>
-        </w:rPr>
-        <w:t xml:space="preserve">• </w:t>
+        <w:ind w:left="720" w:hanging="360"/>
+      </w:pPr>
+      <w:r>
+        <w:rPr>
+          <w:rFonts w:ascii="Gulim" w:hAnsi="Gulim" w:eastAsia="Gulim"/>
+          <w:b w:val="0"/>
+          <w:i w:val="0"/>
+          <w:sz w:val="20"/>
+          <w:u w:val="none"/>
+        </w:rPr>
+        <w:t>•</w:t>
+        <w:tab/>
       </w:r>
       <w:r>
         <w:rPr>
@@ -10719,17 +10897,18 @@
     <w:p>
       <w:pPr>
         <w:spacing w:before="0" w:after="0"/>
-        <w:ind w:left="425" w:hanging="255"/>
-      </w:pPr>
-      <w:r>
-        <w:rPr>
-          <w:rFonts w:ascii="Gulim" w:hAnsi="Gulim" w:eastAsia="Gulim"/>
-          <w:b w:val="0"/>
-          <w:i w:val="0"/>
-          <w:sz w:val="24"/>
-          <w:u w:val="none"/>
-        </w:rPr>
-        <w:t xml:space="preserve">• </w:t>
+        <w:ind w:left="720" w:hanging="360"/>
+      </w:pPr>
+      <w:r>
+        <w:rPr>
+          <w:rFonts w:ascii="Gulim" w:hAnsi="Gulim" w:eastAsia="Gulim"/>
+          <w:b w:val="0"/>
+          <w:i w:val="0"/>
+          <w:sz w:val="20"/>
+          <w:u w:val="none"/>
+        </w:rPr>
+        <w:t>•</w:t>
+        <w:tab/>
       </w:r>
       <w:r>
         <w:rPr>
@@ -10762,7 +10941,7 @@
           <w:b/>
           <w:i w:val="0"/>
           <w:sz w:val="25"/>
-          <w:u w:val="none"/>
+          <w:u w:val="single"/>
         </w:rPr>
         <w:t>10. [Yonsei Data Science Competition] Hyodol</w:t>
       </w:r>
@@ -10770,17 +10949,18 @@
     <w:p>
       <w:pPr>
         <w:spacing w:before="0" w:after="0"/>
-        <w:ind w:left="425" w:hanging="255"/>
-      </w:pPr>
-      <w:r>
-        <w:rPr>
-          <w:rFonts w:ascii="Gulim" w:hAnsi="Gulim" w:eastAsia="Gulim"/>
-          <w:b w:val="0"/>
-          <w:i w:val="0"/>
-          <w:sz w:val="24"/>
-          <w:u w:val="none"/>
-        </w:rPr>
-        <w:t xml:space="preserve">• </w:t>
+        <w:ind w:left="720" w:hanging="360"/>
+      </w:pPr>
+      <w:r>
+        <w:rPr>
+          <w:rFonts w:ascii="Gulim" w:hAnsi="Gulim" w:eastAsia="Gulim"/>
+          <w:b w:val="0"/>
+          <w:i w:val="0"/>
+          <w:sz w:val="20"/>
+          <w:u w:val="none"/>
+        </w:rPr>
+        <w:t>•</w:t>
+        <w:tab/>
       </w:r>
       <w:r>
         <w:rPr>
@@ -10806,17 +10986,18 @@
     <w:p>
       <w:pPr>
         <w:spacing w:before="0" w:after="0"/>
-        <w:ind w:left="425" w:hanging="255"/>
-      </w:pPr>
-      <w:r>
-        <w:rPr>
-          <w:rFonts w:ascii="Gulim" w:hAnsi="Gulim" w:eastAsia="Gulim"/>
-          <w:b w:val="0"/>
-          <w:i w:val="0"/>
-          <w:sz w:val="24"/>
-          <w:u w:val="none"/>
-        </w:rPr>
-        <w:t xml:space="preserve">• </w:t>
+        <w:ind w:left="720" w:hanging="360"/>
+      </w:pPr>
+      <w:r>
+        <w:rPr>
+          <w:rFonts w:ascii="Gulim" w:hAnsi="Gulim" w:eastAsia="Gulim"/>
+          <w:b w:val="0"/>
+          <w:i w:val="0"/>
+          <w:sz w:val="20"/>
+          <w:u w:val="none"/>
+        </w:rPr>
+        <w:t>•</w:t>
+        <w:tab/>
       </w:r>
       <w:r>
         <w:rPr>
@@ -10842,17 +11023,18 @@
     <w:p>
       <w:pPr>
         <w:spacing w:before="0" w:after="0"/>
-        <w:ind w:left="425" w:hanging="255"/>
-      </w:pPr>
-      <w:r>
-        <w:rPr>
-          <w:rFonts w:ascii="Gulim" w:hAnsi="Gulim" w:eastAsia="Gulim"/>
-          <w:b w:val="0"/>
-          <w:i w:val="0"/>
-          <w:sz w:val="24"/>
-          <w:u w:val="none"/>
-        </w:rPr>
-        <w:t xml:space="preserve">• </w:t>
+        <w:ind w:left="720" w:hanging="360"/>
+      </w:pPr>
+      <w:r>
+        <w:rPr>
+          <w:rFonts w:ascii="Gulim" w:hAnsi="Gulim" w:eastAsia="Gulim"/>
+          <w:b w:val="0"/>
+          <w:i w:val="0"/>
+          <w:sz w:val="20"/>
+          <w:u w:val="none"/>
+        </w:rPr>
+        <w:t>•</w:t>
+        <w:tab/>
       </w:r>
       <w:r>
         <w:rPr>
@@ -10878,17 +11060,18 @@
     <w:p>
       <w:pPr>
         <w:spacing w:before="0" w:after="0"/>
-        <w:ind w:left="425" w:hanging="255"/>
-      </w:pPr>
-      <w:r>
-        <w:rPr>
-          <w:rFonts w:ascii="Gulim" w:hAnsi="Gulim" w:eastAsia="Gulim"/>
-          <w:b w:val="0"/>
-          <w:i w:val="0"/>
-          <w:sz w:val="24"/>
-          <w:u w:val="none"/>
-        </w:rPr>
-        <w:t xml:space="preserve">• </w:t>
+        <w:ind w:left="720" w:hanging="360"/>
+      </w:pPr>
+      <w:r>
+        <w:rPr>
+          <w:rFonts w:ascii="Gulim" w:hAnsi="Gulim" w:eastAsia="Gulim"/>
+          <w:b w:val="0"/>
+          <w:i w:val="0"/>
+          <w:sz w:val="20"/>
+          <w:u w:val="none"/>
+        </w:rPr>
+        <w:t>•</w:t>
+        <w:tab/>
       </w:r>
       <w:r>
         <w:rPr>
@@ -10921,7 +11104,7 @@
           <w:b/>
           <w:i w:val="0"/>
           <w:sz w:val="25"/>
-          <w:u w:val="none"/>
+          <w:u w:val="single"/>
         </w:rPr>
         <w:t>11. [Conference] 2022 Winter BK Academic Conference</w:t>
       </w:r>
@@ -10929,17 +11112,18 @@
     <w:p>
       <w:pPr>
         <w:spacing w:before="0" w:after="0"/>
-        <w:ind w:left="425" w:hanging="255"/>
-      </w:pPr>
-      <w:r>
-        <w:rPr>
-          <w:rFonts w:ascii="Gulim" w:hAnsi="Gulim" w:eastAsia="Gulim"/>
-          <w:b w:val="0"/>
-          <w:i w:val="0"/>
-          <w:sz w:val="24"/>
-          <w:u w:val="none"/>
-        </w:rPr>
-        <w:t xml:space="preserve">• </w:t>
+        <w:ind w:left="720" w:hanging="360"/>
+      </w:pPr>
+      <w:r>
+        <w:rPr>
+          <w:rFonts w:ascii="Gulim" w:hAnsi="Gulim" w:eastAsia="Gulim"/>
+          <w:b w:val="0"/>
+          <w:i w:val="0"/>
+          <w:sz w:val="20"/>
+          <w:u w:val="none"/>
+        </w:rPr>
+        <w:t>•</w:t>
+        <w:tab/>
       </w:r>
       <w:r>
         <w:rPr>
@@ -10965,17 +11149,18 @@
     <w:p>
       <w:pPr>
         <w:spacing w:before="0" w:after="0"/>
-        <w:ind w:left="425" w:hanging="255"/>
-      </w:pPr>
-      <w:r>
-        <w:rPr>
-          <w:rFonts w:ascii="Gulim" w:hAnsi="Gulim" w:eastAsia="Gulim"/>
-          <w:b w:val="0"/>
-          <w:i w:val="0"/>
-          <w:sz w:val="24"/>
-          <w:u w:val="none"/>
-        </w:rPr>
-        <w:t xml:space="preserve">• </w:t>
+        <w:ind w:left="720" w:hanging="360"/>
+      </w:pPr>
+      <w:r>
+        <w:rPr>
+          <w:rFonts w:ascii="Gulim" w:hAnsi="Gulim" w:eastAsia="Gulim"/>
+          <w:b w:val="0"/>
+          <w:i w:val="0"/>
+          <w:sz w:val="20"/>
+          <w:u w:val="none"/>
+        </w:rPr>
+        <w:t>•</w:t>
+        <w:tab/>
       </w:r>
       <w:r>
         <w:rPr>
@@ -11001,17 +11186,18 @@
     <w:p>
       <w:pPr>
         <w:spacing w:before="0" w:after="0"/>
-        <w:ind w:left="425" w:hanging="255"/>
-      </w:pPr>
-      <w:r>
-        <w:rPr>
-          <w:rFonts w:ascii="Gulim" w:hAnsi="Gulim" w:eastAsia="Gulim"/>
-          <w:b w:val="0"/>
-          <w:i w:val="0"/>
-          <w:sz w:val="24"/>
-          <w:u w:val="none"/>
-        </w:rPr>
-        <w:t xml:space="preserve">• </w:t>
+        <w:ind w:left="720" w:hanging="360"/>
+      </w:pPr>
+      <w:r>
+        <w:rPr>
+          <w:rFonts w:ascii="Gulim" w:hAnsi="Gulim" w:eastAsia="Gulim"/>
+          <w:b w:val="0"/>
+          <w:i w:val="0"/>
+          <w:sz w:val="20"/>
+          <w:u w:val="none"/>
+        </w:rPr>
+        <w:t>•</w:t>
+        <w:tab/>
       </w:r>
       <w:r>
         <w:rPr>
@@ -11037,17 +11223,18 @@
     <w:p>
       <w:pPr>
         <w:spacing w:before="0" w:after="0"/>
-        <w:ind w:left="425" w:hanging="255"/>
-      </w:pPr>
-      <w:r>
-        <w:rPr>
-          <w:rFonts w:ascii="Gulim" w:hAnsi="Gulim" w:eastAsia="Gulim"/>
-          <w:b w:val="0"/>
-          <w:i w:val="0"/>
-          <w:sz w:val="24"/>
-          <w:u w:val="none"/>
-        </w:rPr>
-        <w:t xml:space="preserve">• </w:t>
+        <w:ind w:left="720" w:hanging="360"/>
+      </w:pPr>
+      <w:r>
+        <w:rPr>
+          <w:rFonts w:ascii="Gulim" w:hAnsi="Gulim" w:eastAsia="Gulim"/>
+          <w:b w:val="0"/>
+          <w:i w:val="0"/>
+          <w:sz w:val="20"/>
+          <w:u w:val="none"/>
+        </w:rPr>
+        <w:t>•</w:t>
+        <w:tab/>
       </w:r>
       <w:r>
         <w:rPr>
@@ -11080,7 +11267,7 @@
           <w:b/>
           <w:i w:val="0"/>
           <w:sz w:val="25"/>
-          <w:u w:val="none"/>
+          <w:u w:val="single"/>
         </w:rPr>
         <w:t>12. [Yonsei Data Science Competition] KCB</w:t>
       </w:r>
@@ -11088,17 +11275,18 @@
     <w:p>
       <w:pPr>
         <w:spacing w:before="0" w:after="0"/>
-        <w:ind w:left="425" w:hanging="255"/>
-      </w:pPr>
-      <w:r>
-        <w:rPr>
-          <w:rFonts w:ascii="Gulim" w:hAnsi="Gulim" w:eastAsia="Gulim"/>
-          <w:b w:val="0"/>
-          <w:i w:val="0"/>
-          <w:sz w:val="24"/>
-          <w:u w:val="none"/>
-        </w:rPr>
-        <w:t xml:space="preserve">• </w:t>
+        <w:ind w:left="720" w:hanging="360"/>
+      </w:pPr>
+      <w:r>
+        <w:rPr>
+          <w:rFonts w:ascii="Gulim" w:hAnsi="Gulim" w:eastAsia="Gulim"/>
+          <w:b w:val="0"/>
+          <w:i w:val="0"/>
+          <w:sz w:val="20"/>
+          <w:u w:val="none"/>
+        </w:rPr>
+        <w:t>•</w:t>
+        <w:tab/>
       </w:r>
       <w:r>
         <w:rPr>
@@ -11124,17 +11312,18 @@
     <w:p>
       <w:pPr>
         <w:spacing w:before="0" w:after="0"/>
-        <w:ind w:left="425" w:hanging="255"/>
-      </w:pPr>
-      <w:r>
-        <w:rPr>
-          <w:rFonts w:ascii="Gulim" w:hAnsi="Gulim" w:eastAsia="Gulim"/>
-          <w:b w:val="0"/>
-          <w:i w:val="0"/>
-          <w:sz w:val="24"/>
-          <w:u w:val="none"/>
-        </w:rPr>
-        <w:t xml:space="preserve">• </w:t>
+        <w:ind w:left="720" w:hanging="360"/>
+      </w:pPr>
+      <w:r>
+        <w:rPr>
+          <w:rFonts w:ascii="Gulim" w:hAnsi="Gulim" w:eastAsia="Gulim"/>
+          <w:b w:val="0"/>
+          <w:i w:val="0"/>
+          <w:sz w:val="20"/>
+          <w:u w:val="none"/>
+        </w:rPr>
+        <w:t>•</w:t>
+        <w:tab/>
       </w:r>
       <w:r>
         <w:rPr>
@@ -11160,17 +11349,18 @@
     <w:p>
       <w:pPr>
         <w:spacing w:before="0" w:after="0"/>
-        <w:ind w:left="850" w:hanging="255"/>
-      </w:pPr>
-      <w:r>
-        <w:rPr>
-          <w:rFonts w:ascii="Gulim" w:hAnsi="Gulim" w:eastAsia="Gulim"/>
-          <w:b w:val="0"/>
-          <w:i w:val="0"/>
-          <w:sz w:val="24"/>
-          <w:u w:val="none"/>
-        </w:rPr>
-        <w:t xml:space="preserve">o  </w:t>
+        <w:ind w:left="1440" w:hanging="360"/>
+      </w:pPr>
+      <w:r>
+        <w:rPr>
+          <w:rFonts w:ascii="Gulim" w:hAnsi="Gulim" w:eastAsia="Gulim"/>
+          <w:b w:val="0"/>
+          <w:i w:val="0"/>
+          <w:sz w:val="20"/>
+          <w:u w:val="none"/>
+        </w:rPr>
+        <w:t>o</w:t>
+        <w:tab/>
       </w:r>
       <w:r>
         <w:rPr>
@@ -11186,17 +11376,18 @@
     <w:p>
       <w:pPr>
         <w:spacing w:before="0" w:after="0"/>
-        <w:ind w:left="850" w:hanging="255"/>
-      </w:pPr>
-      <w:r>
-        <w:rPr>
-          <w:rFonts w:ascii="Gulim" w:hAnsi="Gulim" w:eastAsia="Gulim"/>
-          <w:b w:val="0"/>
-          <w:i w:val="0"/>
-          <w:sz w:val="24"/>
-          <w:u w:val="none"/>
-        </w:rPr>
-        <w:t xml:space="preserve">o  </w:t>
+        <w:ind w:left="1440" w:hanging="360"/>
+      </w:pPr>
+      <w:r>
+        <w:rPr>
+          <w:rFonts w:ascii="Gulim" w:hAnsi="Gulim" w:eastAsia="Gulim"/>
+          <w:b w:val="0"/>
+          <w:i w:val="0"/>
+          <w:sz w:val="20"/>
+          <w:u w:val="none"/>
+        </w:rPr>
+        <w:t>o</w:t>
+        <w:tab/>
       </w:r>
       <w:r>
         <w:rPr>
@@ -11212,17 +11403,18 @@
     <w:p>
       <w:pPr>
         <w:spacing w:before="0" w:after="0"/>
-        <w:ind w:left="850" w:hanging="255"/>
-      </w:pPr>
-      <w:r>
-        <w:rPr>
-          <w:rFonts w:ascii="Gulim" w:hAnsi="Gulim" w:eastAsia="Gulim"/>
-          <w:b w:val="0"/>
-          <w:i w:val="0"/>
-          <w:sz w:val="24"/>
-          <w:u w:val="none"/>
-        </w:rPr>
-        <w:t xml:space="preserve">o  </w:t>
+        <w:ind w:left="1440" w:hanging="360"/>
+      </w:pPr>
+      <w:r>
+        <w:rPr>
+          <w:rFonts w:ascii="Gulim" w:hAnsi="Gulim" w:eastAsia="Gulim"/>
+          <w:b w:val="0"/>
+          <w:i w:val="0"/>
+          <w:sz w:val="20"/>
+          <w:u w:val="none"/>
+        </w:rPr>
+        <w:t>o</w:t>
+        <w:tab/>
       </w:r>
       <w:r>
         <w:rPr>
@@ -11238,17 +11430,18 @@
     <w:p>
       <w:pPr>
         <w:spacing w:before="0" w:after="0"/>
-        <w:ind w:left="850" w:hanging="255"/>
-      </w:pPr>
-      <w:r>
-        <w:rPr>
-          <w:rFonts w:ascii="Gulim" w:hAnsi="Gulim" w:eastAsia="Gulim"/>
-          <w:b w:val="0"/>
-          <w:i w:val="0"/>
-          <w:sz w:val="24"/>
-          <w:u w:val="none"/>
-        </w:rPr>
-        <w:t xml:space="preserve">o  </w:t>
+        <w:ind w:left="1440" w:hanging="360"/>
+      </w:pPr>
+      <w:r>
+        <w:rPr>
+          <w:rFonts w:ascii="Gulim" w:hAnsi="Gulim" w:eastAsia="Gulim"/>
+          <w:b w:val="0"/>
+          <w:i w:val="0"/>
+          <w:sz w:val="20"/>
+          <w:u w:val="none"/>
+        </w:rPr>
+        <w:t>o</w:t>
+        <w:tab/>
       </w:r>
       <w:r>
         <w:rPr>
@@ -11264,17 +11457,18 @@
     <w:p>
       <w:pPr>
         <w:spacing w:before="0" w:after="0"/>
-        <w:ind w:left="425" w:hanging="255"/>
-      </w:pPr>
-      <w:r>
-        <w:rPr>
-          <w:rFonts w:ascii="Gulim" w:hAnsi="Gulim" w:eastAsia="Gulim"/>
-          <w:b w:val="0"/>
-          <w:i w:val="0"/>
-          <w:sz w:val="24"/>
-          <w:u w:val="none"/>
-        </w:rPr>
-        <w:t xml:space="preserve">• </w:t>
+        <w:ind w:left="720" w:hanging="360"/>
+      </w:pPr>
+      <w:r>
+        <w:rPr>
+          <w:rFonts w:ascii="Gulim" w:hAnsi="Gulim" w:eastAsia="Gulim"/>
+          <w:b w:val="0"/>
+          <w:i w:val="0"/>
+          <w:sz w:val="20"/>
+          <w:u w:val="none"/>
+        </w:rPr>
+        <w:t>•</w:t>
+        <w:tab/>
       </w:r>
       <w:r>
         <w:rPr>
@@ -11300,17 +11494,18 @@
     <w:p>
       <w:pPr>
         <w:spacing w:before="0" w:after="0"/>
-        <w:ind w:left="425" w:hanging="255"/>
-      </w:pPr>
-      <w:r>
-        <w:rPr>
-          <w:rFonts w:ascii="Gulim" w:hAnsi="Gulim" w:eastAsia="Gulim"/>
-          <w:b w:val="0"/>
-          <w:i w:val="0"/>
-          <w:sz w:val="24"/>
-          <w:u w:val="none"/>
-        </w:rPr>
-        <w:t xml:space="preserve">• </w:t>
+        <w:ind w:left="720" w:hanging="360"/>
+      </w:pPr>
+      <w:r>
+        <w:rPr>
+          <w:rFonts w:ascii="Gulim" w:hAnsi="Gulim" w:eastAsia="Gulim"/>
+          <w:b w:val="0"/>
+          <w:i w:val="0"/>
+          <w:sz w:val="20"/>
+          <w:u w:val="none"/>
+        </w:rPr>
+        <w:t>•</w:t>
+        <w:tab/>
       </w:r>
       <w:r>
         <w:rPr>

--- a/SeunghanLee_CV.docx
+++ b/SeunghanLee_CV.docx
@@ -17,13 +17,13 @@
         </w:tblBorders>
       </w:tblPr>
       <w:tblGrid>
-        <w:gridCol w:w="2381"/>
-        <w:gridCol w:w="7313"/>
+        <w:gridCol w:w="2551"/>
+        <w:gridCol w:w="7200"/>
       </w:tblGrid>
       <w:tr>
         <w:tc>
           <w:tcPr>
-            <w:tcW w:type="dxa" w:w="2381"/>
+            <w:tcW w:type="dxa" w:w="2551"/>
           </w:tcPr>
           <w:p>
             <w:pPr>
@@ -67,7 +67,7 @@
         </w:tc>
         <w:tc>
           <w:tcPr>
-            <w:tcW w:type="dxa" w:w="7313"/>
+            <w:tcW w:type="dxa" w:w="7200"/>
           </w:tcPr>
           <w:p>
             <w:pPr>
@@ -88,7 +88,7 @@
           <w:p>
             <w:pPr>
               <w:spacing w:before="0" w:after="0"/>
-              <w:ind w:left="0" w:hanging="360"/>
+              <w:ind w:left="340" w:hanging="340"/>
             </w:pPr>
             <w:r>
               <w:rPr>
@@ -115,7 +115,7 @@
           <w:p>
             <w:pPr>
               <w:spacing w:before="0" w:after="0"/>
-              <w:ind w:left="0" w:hanging="360"/>
+              <w:ind w:left="340" w:hanging="340"/>
             </w:pPr>
             <w:r>
               <w:rPr>
@@ -142,7 +142,7 @@
           <w:p>
             <w:pPr>
               <w:spacing w:before="0" w:after="0"/>
-              <w:ind w:left="0" w:hanging="360"/>
+              <w:ind w:left="340" w:hanging="340"/>
             </w:pPr>
             <w:r>
               <w:rPr>
@@ -169,7 +169,7 @@
           <w:p>
             <w:pPr>
               <w:spacing w:before="0" w:after="0"/>
-              <w:ind w:left="0" w:hanging="360"/>
+              <w:ind w:left="340" w:hanging="340"/>
             </w:pPr>
             <w:r>
               <w:rPr>
@@ -196,7 +196,7 @@
           <w:p>
             <w:pPr>
               <w:spacing w:before="0" w:after="0"/>
-              <w:ind w:left="720" w:hanging="360"/>
+              <w:ind w:left="964" w:hanging="340"/>
             </w:pPr>
             <w:r>
               <w:rPr>
@@ -236,7 +236,7 @@
           <w:p>
             <w:pPr>
               <w:spacing w:before="0" w:after="0"/>
-              <w:ind w:left="720" w:hanging="360"/>
+              <w:ind w:left="964" w:hanging="340"/>
             </w:pPr>
             <w:r>
               <w:rPr>
@@ -269,14 +269,14 @@
                   <w:sz w:val="20"/>
                   <w:u w:val="single"/>
                 </w:rPr>
-                <w:t>https://www.linkedin.com/in/seunghan-lee-0bba49169/</w:t>
+                <w:t>linkedin.com/in/seunghan-lee-0bba49169</w:t>
               </w:r>
             </w:hyperlink>
           </w:p>
           <w:p>
             <w:pPr>
               <w:spacing w:before="0" w:after="0"/>
-              <w:ind w:left="720" w:hanging="360"/>
+              <w:ind w:left="964" w:hanging="340"/>
             </w:pPr>
             <w:r>
               <w:rPr>
@@ -309,14 +309,14 @@
                   <w:sz w:val="20"/>
                   <w:u w:val="single"/>
                 </w:rPr>
-                <w:t>https://seunghan96.github.io/seunghanlee/</w:t>
+                <w:t>seunghan96.github.io/seunghanlee</w:t>
               </w:r>
             </w:hyperlink>
           </w:p>
           <w:p>
             <w:pPr>
               <w:spacing w:before="0" w:after="0"/>
-              <w:ind w:left="720" w:hanging="360"/>
+              <w:ind w:left="964" w:hanging="340"/>
             </w:pPr>
             <w:r>
               <w:rPr>
@@ -349,7 +349,7 @@
                   <w:sz w:val="20"/>
                   <w:u w:val="single"/>
                 </w:rPr>
-                <w:t>https://seunghan96.github.io/</w:t>
+                <w:t>seunghan96.github.io</w:t>
               </w:r>
             </w:hyperlink>
             <w:r>
@@ -1526,7 +1526,10 @@
     </w:p>
     <w:p>
       <w:pPr>
-        <w:spacing w:before="0" w:after="160"/>
+        <w:pBdr>
+          <w:bottom w:val="single" w:sz="12" w:space="1" w:color="000000"/>
+        </w:pBdr>
+        <w:spacing w:before="0" w:after="40" w:line="240" w:lineRule="auto"/>
       </w:pPr>
       <w:r>
         <w:rPr>
@@ -1536,13 +1539,19 @@
           <w:sz w:val="34"/>
           <w:u w:val="none"/>
         </w:rPr>
-        <w:t xml:space="preserve">3. Publications </w:t>
-      </w:r>
-      <w:r>
-        <w:rPr>
-          <w:rFonts w:ascii="Gulim" w:hAnsi="Gulim" w:eastAsia="Gulim"/>
-          <w:b w:val="0"/>
-          <w:i w:val="0"/>
+        <w:t>3. Publications</w:t>
+      </w:r>
+    </w:p>
+    <w:p>
+      <w:pPr>
+        <w:spacing w:before="0" w:after="120"/>
+      </w:pPr>
+      <w:r>
+        <w:rPr>
+          <w:rFonts w:ascii="Gulim" w:hAnsi="Gulim" w:eastAsia="Gulim"/>
+          <w:b w:val="0"/>
+          <w:i w:val="0"/>
+          <w:sz w:val="21"/>
           <w:u w:val="none"/>
         </w:rPr>
         <w:t>(</w:t>
@@ -1554,6 +1563,7 @@
           <w:i w:val="0"/>
           <w:sz w:val="16"/>
           <w:u w:val="none"/>
+          <w:vertAlign w:val="superscript"/>
         </w:rPr>
         <w:t>*</w:t>
       </w:r>
@@ -1562,6 +1572,7 @@
           <w:rFonts w:ascii="Gulim" w:hAnsi="Gulim" w:eastAsia="Gulim"/>
           <w:b w:val="0"/>
           <w:i w:val="0"/>
+          <w:sz w:val="21"/>
           <w:u w:val="none"/>
         </w:rPr>
         <w:t xml:space="preserve">Equally Contributed, </w:t>
@@ -1573,6 +1584,7 @@
           <w:i w:val="0"/>
           <w:sz w:val="16"/>
           <w:u w:val="none"/>
+          <w:vertAlign w:val="superscript"/>
         </w:rPr>
         <w:t>†</w:t>
       </w:r>
@@ -1581,9 +1593,10 @@
           <w:rFonts w:ascii="Gulim" w:hAnsi="Gulim" w:eastAsia="Gulim"/>
           <w:b w:val="0"/>
           <w:i w:val="0"/>
-          <w:u w:val="none"/>
-        </w:rPr>
-        <w:t>Co-corresponding Authors, )</w:t>
+          <w:sz w:val="21"/>
+          <w:u w:val="none"/>
+        </w:rPr>
+        <w:t>Co-corresponding Authors)</w:t>
       </w:r>
     </w:p>
     <w:p>
@@ -2513,8 +2526,9 @@
           <w:rFonts w:ascii="Gulim" w:hAnsi="Gulim" w:eastAsia="Gulim"/>
           <w:b w:val="0"/>
           <w:i w:val="0"/>
-          <w:sz w:val="14"/>
-          <w:u w:val="none"/>
+          <w:sz w:val="15"/>
+          <w:u w:val="none"/>
+          <w:vertAlign w:val="superscript"/>
         </w:rPr>
         <w:t>†</w:t>
       </w:r>
@@ -2533,8 +2547,9 @@
           <w:rFonts w:ascii="Gulim" w:hAnsi="Gulim" w:eastAsia="Gulim"/>
           <w:b w:val="0"/>
           <w:i w:val="0"/>
-          <w:sz w:val="14"/>
-          <w:u w:val="none"/>
+          <w:sz w:val="15"/>
+          <w:u w:val="none"/>
+          <w:vertAlign w:val="superscript"/>
         </w:rPr>
         <w:t>†</w:t>
       </w:r>
@@ -2634,8 +2649,9 @@
           <w:rFonts w:ascii="Gulim" w:hAnsi="Gulim" w:eastAsia="Gulim"/>
           <w:b w:val="0"/>
           <w:i w:val="0"/>
-          <w:sz w:val="14"/>
-          <w:u w:val="none"/>
+          <w:sz w:val="15"/>
+          <w:u w:val="none"/>
+          <w:vertAlign w:val="superscript"/>
         </w:rPr>
         <w:t>*</w:t>
       </w:r>
@@ -2654,8 +2670,9 @@
           <w:rFonts w:ascii="Gulim" w:hAnsi="Gulim" w:eastAsia="Gulim"/>
           <w:b w:val="0"/>
           <w:i w:val="0"/>
-          <w:sz w:val="14"/>
-          <w:u w:val="none"/>
+          <w:sz w:val="15"/>
+          <w:u w:val="none"/>
+          <w:vertAlign w:val="superscript"/>
         </w:rPr>
         <w:t>*</w:t>
       </w:r>
@@ -2674,8 +2691,9 @@
           <w:rFonts w:ascii="Gulim" w:hAnsi="Gulim" w:eastAsia="Gulim"/>
           <w:b w:val="0"/>
           <w:i w:val="0"/>
-          <w:sz w:val="14"/>
-          <w:u w:val="none"/>
+          <w:sz w:val="15"/>
+          <w:u w:val="none"/>
+          <w:vertAlign w:val="superscript"/>
         </w:rPr>
         <w:t>†</w:t>
       </w:r>
@@ -2694,8 +2712,9 @@
           <w:rFonts w:ascii="Gulim" w:hAnsi="Gulim" w:eastAsia="Gulim"/>
           <w:b w:val="0"/>
           <w:i w:val="0"/>
-          <w:sz w:val="14"/>
-          <w:u w:val="none"/>
+          <w:sz w:val="15"/>
+          <w:u w:val="none"/>
+          <w:vertAlign w:val="superscript"/>
         </w:rPr>
         <w:t>†</w:t>
       </w:r>
@@ -2805,8 +2824,9 @@
           <w:rFonts w:ascii="Gulim" w:hAnsi="Gulim" w:eastAsia="Gulim"/>
           <w:b w:val="0"/>
           <w:i w:val="0"/>
-          <w:sz w:val="14"/>
-          <w:u w:val="none"/>
+          <w:sz w:val="15"/>
+          <w:u w:val="none"/>
+          <w:vertAlign w:val="superscript"/>
         </w:rPr>
         <w:t>†</w:t>
       </w:r>
@@ -2825,8 +2845,9 @@
           <w:rFonts w:ascii="Gulim" w:hAnsi="Gulim" w:eastAsia="Gulim"/>
           <w:b w:val="0"/>
           <w:i w:val="0"/>
-          <w:sz w:val="14"/>
-          <w:u w:val="none"/>
+          <w:sz w:val="15"/>
+          <w:u w:val="none"/>
+          <w:vertAlign w:val="superscript"/>
         </w:rPr>
         <w:t>†</w:t>
       </w:r>
@@ -2958,8 +2979,9 @@
           <w:rFonts w:ascii="Gulim" w:hAnsi="Gulim" w:eastAsia="Gulim"/>
           <w:b w:val="0"/>
           <w:i w:val="0"/>
-          <w:sz w:val="14"/>
-          <w:u w:val="none"/>
+          <w:sz w:val="15"/>
+          <w:u w:val="none"/>
+          <w:vertAlign w:val="superscript"/>
         </w:rPr>
         <w:t>†</w:t>
       </w:r>
@@ -2978,8 +3000,9 @@
           <w:rFonts w:ascii="Gulim" w:hAnsi="Gulim" w:eastAsia="Gulim"/>
           <w:b w:val="0"/>
           <w:i w:val="0"/>
-          <w:sz w:val="14"/>
-          <w:u w:val="none"/>
+          <w:sz w:val="15"/>
+          <w:u w:val="none"/>
+          <w:vertAlign w:val="superscript"/>
         </w:rPr>
         <w:t>†</w:t>
       </w:r>
@@ -3469,8 +3492,9 @@
           <w:rFonts w:ascii="Gulim" w:hAnsi="Gulim" w:eastAsia="Gulim"/>
           <w:b w:val="0"/>
           <w:i w:val="0"/>
-          <w:sz w:val="14"/>
-          <w:u w:val="none"/>
+          <w:sz w:val="15"/>
+          <w:u w:val="none"/>
+          <w:vertAlign w:val="superscript"/>
         </w:rPr>
         <w:t>*</w:t>
       </w:r>
@@ -3489,8 +3513,9 @@
           <w:rFonts w:ascii="Gulim" w:hAnsi="Gulim" w:eastAsia="Gulim"/>
           <w:b w:val="0"/>
           <w:i w:val="0"/>
-          <w:sz w:val="14"/>
-          <w:u w:val="none"/>
+          <w:sz w:val="15"/>
+          <w:u w:val="none"/>
+          <w:vertAlign w:val="superscript"/>
         </w:rPr>
         <w:t>*</w:t>
       </w:r>

--- a/SeunghanLee_CV.docx
+++ b/SeunghanLee_CV.docx
@@ -1659,7 +1659,7 @@
           <w:sz w:val="21"/>
           <w:u w:val="none"/>
         </w:rPr>
-        <w:t>17. AdaTKG: Adaptive Memory for Temporal Knowledge Graph Reasoning (2026)</w:t>
+        <w:t>21. FinVerse: Financial Time-Series Benchmark (2026)</w:t>
       </w:r>
     </w:p>
     <w:p>
@@ -1674,7 +1674,7 @@
           <w:sz w:val="19"/>
           <w:u w:val="none"/>
         </w:rPr>
-        <w:t xml:space="preserve">- </w:t>
+        <w:t xml:space="preserve">- Jaehoon Lee, Jun Seo, </w:t>
       </w:r>
       <w:r>
         <w:rPr>
@@ -1694,7 +1694,7 @@
           <w:sz w:val="19"/>
           <w:u w:val="none"/>
         </w:rPr>
-        <w:t>, Jun Seo, Jaehoon Lee, Sungdong Yoo, Minjae Kim, Tae Yoon Lim, Dongwan Kang, Hwanil Choi, SoonYoung Lee, Wonbin Ahn</w:t>
+        <w:t>, Tae Yoon Lim, Dongwan Kang, Hwanil Choi, Minjae Kim, Sungdong Yoo, Junhyeok Kang, Sangjun Han, Soonyoung Lee, Wonbin Ahn</w:t>
       </w:r>
     </w:p>
     <w:p>
@@ -1720,19 +1720,21 @@
           <w:sz w:val="19"/>
           <w:u w:val="none"/>
         </w:rPr>
-        <w:t xml:space="preserve">KDDW (GMLLM), 2026. </w:t>
-      </w:r>
-      <w:r>
-        <w:rPr>
-          <w:rFonts w:ascii="Lato" w:hAnsi="Lato" w:eastAsia="Lato" w:cs="Lato"/>
-          <w:b w:val="0"/>
-          <w:i w:val="0"/>
-          <w:color w:val="C4761A"/>
-          <w:sz w:val="19"/>
-          <w:u w:val="none"/>
-        </w:rPr>
-        <w:t xml:space="preserve">Oral </w:t>
-      </w:r>
+        <w:t>arXiv preprint, 2026. [</w:t>
+      </w:r>
+      <w:hyperlink r:id="rId16">
+        <w:r>
+          <w:rPr>
+            <w:rFonts w:ascii="Lato" w:hAnsi="Lato" w:eastAsia="Lato" w:cs="Lato"/>
+            <w:b w:val="0"/>
+            <w:i w:val="0"/>
+            <w:color w:val="0F3D57"/>
+            <w:sz w:val="19"/>
+            <w:u w:val="single"/>
+          </w:rPr>
+          <w:t>arxiv:2608.03259</w:t>
+        </w:r>
+      </w:hyperlink>
       <w:r>
         <w:rPr>
           <w:rFonts w:ascii="Lato" w:hAnsi="Lato" w:eastAsia="Lato" w:cs="Lato"/>
@@ -1742,9 +1744,411 @@
           <w:sz w:val="19"/>
           <w:u w:val="none"/>
         </w:rPr>
+        <w:t>]</w:t>
+      </w:r>
+    </w:p>
+    <w:p>
+      <w:pPr>
+        <w:spacing w:before="176" w:after="20"/>
+      </w:pPr>
+      <w:r>
+        <w:rPr>
+          <w:rFonts w:ascii="Lato" w:hAnsi="Lato" w:eastAsia="Lato" w:cs="Lato"/>
+          <w:b/>
+          <w:i w:val="0"/>
+          <w:color w:val="0F3D57"/>
+          <w:sz w:val="21"/>
+          <w:u w:val="none"/>
+        </w:rPr>
+        <w:t>20. ReasonCast: Towards Explainable Time Series Forecasting with Reasoning (2026)</w:t>
+      </w:r>
+    </w:p>
+    <w:p>
+      <w:pPr>
+        <w:spacing w:before="0" w:after="0"/>
+      </w:pPr>
+      <w:r>
+        <w:rPr>
+          <w:rFonts w:ascii="Lato" w:hAnsi="Lato" w:eastAsia="Lato" w:cs="Lato"/>
+          <w:b w:val="0"/>
+          <w:i w:val="0"/>
+          <w:sz w:val="19"/>
+          <w:u w:val="none"/>
+        </w:rPr>
+        <w:t xml:space="preserve">- </w:t>
+      </w:r>
+      <w:r>
+        <w:rPr>
+          <w:rFonts w:ascii="Lato" w:hAnsi="Lato" w:eastAsia="Lato" w:cs="Lato"/>
+          <w:b/>
+          <w:i w:val="0"/>
+          <w:sz w:val="19"/>
+          <w:u w:val="none"/>
+        </w:rPr>
+        <w:t>Seunghan Lee</w:t>
+      </w:r>
+      <w:r>
+        <w:rPr>
+          <w:rFonts w:ascii="Lato" w:hAnsi="Lato" w:eastAsia="Lato" w:cs="Lato"/>
+          <w:b w:val="0"/>
+          <w:i w:val="0"/>
+          <w:sz w:val="19"/>
+          <w:u w:val="none"/>
+        </w:rPr>
+        <w:t>, Jun Seo, Jaehoon Lee, Junhyeok Kang, Sangjun Han, Sungdong Yoo, Minjae Kim, Tae Yoon Lim, Dongwan Kang, Hwanil Choi, Soonyoung Lee, Wonbin Ahn</w:t>
+      </w:r>
+    </w:p>
+    <w:p>
+      <w:pPr>
+        <w:spacing w:before="0" w:after="0"/>
+      </w:pPr>
+      <w:r>
+        <w:rPr>
+          <w:rFonts w:ascii="Lato" w:hAnsi="Lato" w:eastAsia="Lato" w:cs="Lato"/>
+          <w:b w:val="0"/>
+          <w:i w:val="0"/>
+          <w:sz w:val="19"/>
+          <w:u w:val="none"/>
+        </w:rPr>
+        <w:t xml:space="preserve">- In </w:t>
+      </w:r>
+      <w:r>
+        <w:rPr>
+          <w:rFonts w:ascii="Lato" w:hAnsi="Lato" w:eastAsia="Lato" w:cs="Lato"/>
+          <w:b w:val="0"/>
+          <w:i/>
+          <w:color w:val="4A4A4A"/>
+          <w:sz w:val="19"/>
+          <w:u w:val="none"/>
+        </w:rPr>
+        <w:t>arXiv preprint, 2026. [</w:t>
+      </w:r>
+      <w:hyperlink r:id="rId17">
+        <w:r>
+          <w:rPr>
+            <w:rFonts w:ascii="Lato" w:hAnsi="Lato" w:eastAsia="Lato" w:cs="Lato"/>
+            <w:b w:val="0"/>
+            <w:i w:val="0"/>
+            <w:color w:val="0F3D57"/>
+            <w:sz w:val="19"/>
+            <w:u w:val="single"/>
+          </w:rPr>
+          <w:t>arxiv:2608.01875</w:t>
+        </w:r>
+      </w:hyperlink>
+      <w:r>
+        <w:rPr>
+          <w:rFonts w:ascii="Lato" w:hAnsi="Lato" w:eastAsia="Lato" w:cs="Lato"/>
+          <w:b w:val="0"/>
+          <w:i/>
+          <w:color w:val="4A4A4A"/>
+          <w:sz w:val="19"/>
+          <w:u w:val="none"/>
+        </w:rPr>
+        <w:t>]</w:t>
+      </w:r>
+    </w:p>
+    <w:p>
+      <w:pPr>
+        <w:spacing w:before="176" w:after="20"/>
+      </w:pPr>
+      <w:r>
+        <w:rPr>
+          <w:rFonts w:ascii="Lato" w:hAnsi="Lato" w:eastAsia="Lato" w:cs="Lato"/>
+          <w:b/>
+          <w:i w:val="0"/>
+          <w:color w:val="0F3D57"/>
+          <w:sz w:val="21"/>
+          <w:u w:val="none"/>
+        </w:rPr>
+        <w:t>19. Beyond Magnitude and Shape: A Direction-Aware Loss for Time Series Forecasting (2026)</w:t>
+      </w:r>
+    </w:p>
+    <w:p>
+      <w:pPr>
+        <w:spacing w:before="0" w:after="0"/>
+      </w:pPr>
+      <w:r>
+        <w:rPr>
+          <w:rFonts w:ascii="Lato" w:hAnsi="Lato" w:eastAsia="Lato" w:cs="Lato"/>
+          <w:b w:val="0"/>
+          <w:i w:val="0"/>
+          <w:sz w:val="19"/>
+          <w:u w:val="none"/>
+        </w:rPr>
+        <w:t xml:space="preserve">- </w:t>
+      </w:r>
+      <w:r>
+        <w:rPr>
+          <w:rFonts w:ascii="Lato" w:hAnsi="Lato" w:eastAsia="Lato" w:cs="Lato"/>
+          <w:b/>
+          <w:i w:val="0"/>
+          <w:sz w:val="19"/>
+          <w:u w:val="none"/>
+        </w:rPr>
+        <w:t>Seunghan Lee</w:t>
+      </w:r>
+      <w:r>
+        <w:rPr>
+          <w:rFonts w:ascii="Lato" w:hAnsi="Lato" w:eastAsia="Lato" w:cs="Lato"/>
+          <w:b w:val="0"/>
+          <w:i w:val="0"/>
+          <w:sz w:val="19"/>
+          <w:u w:val="none"/>
+        </w:rPr>
+        <w:t>, Jaehoon Lee, Jun Seo, Junhyeok Kang, Sangjun Han, Sungdong Yoo, Minjae Kim, Tae Yoon Lim, Dongwan Kang, Hwanil Choi, Soonyoung Lee, Wonbin Ahn</w:t>
+      </w:r>
+    </w:p>
+    <w:p>
+      <w:pPr>
+        <w:spacing w:before="0" w:after="0"/>
+      </w:pPr>
+      <w:r>
+        <w:rPr>
+          <w:rFonts w:ascii="Lato" w:hAnsi="Lato" w:eastAsia="Lato" w:cs="Lato"/>
+          <w:b w:val="0"/>
+          <w:i w:val="0"/>
+          <w:sz w:val="19"/>
+          <w:u w:val="none"/>
+        </w:rPr>
+        <w:t xml:space="preserve">- In </w:t>
+      </w:r>
+      <w:r>
+        <w:rPr>
+          <w:rFonts w:ascii="Lato" w:hAnsi="Lato" w:eastAsia="Lato" w:cs="Lato"/>
+          <w:b w:val="0"/>
+          <w:i/>
+          <w:color w:val="4A4A4A"/>
+          <w:sz w:val="19"/>
+          <w:u w:val="none"/>
+        </w:rPr>
+        <w:t>arXiv preprint, 2026. [</w:t>
+      </w:r>
+      <w:hyperlink r:id="rId18">
+        <w:r>
+          <w:rPr>
+            <w:rFonts w:ascii="Lato" w:hAnsi="Lato" w:eastAsia="Lato" w:cs="Lato"/>
+            <w:b w:val="0"/>
+            <w:i w:val="0"/>
+            <w:color w:val="0F3D57"/>
+            <w:sz w:val="19"/>
+            <w:u w:val="single"/>
+          </w:rPr>
+          <w:t>arxiv:2608.01857</w:t>
+        </w:r>
+      </w:hyperlink>
+      <w:r>
+        <w:rPr>
+          <w:rFonts w:ascii="Lato" w:hAnsi="Lato" w:eastAsia="Lato" w:cs="Lato"/>
+          <w:b w:val="0"/>
+          <w:i/>
+          <w:color w:val="4A4A4A"/>
+          <w:sz w:val="19"/>
+          <w:u w:val="none"/>
+        </w:rPr>
+        <w:t>]</w:t>
+      </w:r>
+    </w:p>
+    <w:p>
+      <w:pPr>
+        <w:spacing w:before="176" w:after="20"/>
+      </w:pPr>
+      <w:r>
+        <w:rPr>
+          <w:rFonts w:ascii="Lato" w:hAnsi="Lato" w:eastAsia="Lato" w:cs="Lato"/>
+          <w:b/>
+          <w:i w:val="0"/>
+          <w:color w:val="0F3D57"/>
+          <w:sz w:val="21"/>
+          <w:u w:val="none"/>
+        </w:rPr>
+        <w:t>18. When Summaries Distort Decisions: Information Fidelity in LLM-Compressed Financial Analysis (2026)</w:t>
+      </w:r>
+    </w:p>
+    <w:p>
+      <w:pPr>
+        <w:spacing w:before="0" w:after="0"/>
+      </w:pPr>
+      <w:r>
+        <w:rPr>
+          <w:rFonts w:ascii="Lato" w:hAnsi="Lato" w:eastAsia="Lato" w:cs="Lato"/>
+          <w:b w:val="0"/>
+          <w:i w:val="0"/>
+          <w:sz w:val="19"/>
+          <w:u w:val="none"/>
+        </w:rPr>
+        <w:t xml:space="preserve">- Hoyoung Lee, Suhwan Park, </w:t>
+      </w:r>
+      <w:r>
+        <w:rPr>
+          <w:rFonts w:ascii="Lato" w:hAnsi="Lato" w:eastAsia="Lato" w:cs="Lato"/>
+          <w:b/>
+          <w:i w:val="0"/>
+          <w:sz w:val="19"/>
+          <w:u w:val="none"/>
+        </w:rPr>
+        <w:t>Seunghan Lee</w:t>
+      </w:r>
+      <w:r>
+        <w:rPr>
+          <w:rFonts w:ascii="Lato" w:hAnsi="Lato" w:eastAsia="Lato" w:cs="Lato"/>
+          <w:b w:val="0"/>
+          <w:i w:val="0"/>
+          <w:sz w:val="19"/>
+          <w:u w:val="none"/>
+        </w:rPr>
+        <w:t>, Jun Seo, Jaehoon Lee, Sungdong Yoo, Minjae Kim, CheolWon Na, Zhangyang Wang, Zach Golkhou, Minkyu Kim, Sotirios Sabanis, Alejandro Lopez-Lira, Dhagash Mehta, Soonyoung Lee, Chanyeol Choi, Wonbin Ahn, Yongjae Lee</w:t>
+      </w:r>
+    </w:p>
+    <w:p>
+      <w:pPr>
+        <w:spacing w:before="0" w:after="0"/>
+      </w:pPr>
+      <w:r>
+        <w:rPr>
+          <w:rFonts w:ascii="Lato" w:hAnsi="Lato" w:eastAsia="Lato" w:cs="Lato"/>
+          <w:b w:val="0"/>
+          <w:i w:val="0"/>
+          <w:sz w:val="19"/>
+          <w:u w:val="none"/>
+        </w:rPr>
+        <w:t xml:space="preserve">- In </w:t>
+      </w:r>
+      <w:r>
+        <w:rPr>
+          <w:rFonts w:ascii="Lato" w:hAnsi="Lato" w:eastAsia="Lato" w:cs="Lato"/>
+          <w:b w:val="0"/>
+          <w:i/>
+          <w:color w:val="4A4A4A"/>
+          <w:sz w:val="19"/>
+          <w:u w:val="none"/>
+        </w:rPr>
+        <w:t>EMNLP, 2026. [</w:t>
+      </w:r>
+      <w:hyperlink r:id="rId19">
+        <w:r>
+          <w:rPr>
+            <w:rFonts w:ascii="Lato" w:hAnsi="Lato" w:eastAsia="Lato" w:cs="Lato"/>
+            <w:b w:val="0"/>
+            <w:i w:val="0"/>
+            <w:color w:val="0F3D57"/>
+            <w:sz w:val="19"/>
+            <w:u w:val="single"/>
+          </w:rPr>
+          <w:t>arxiv:2606.29251</w:t>
+        </w:r>
+      </w:hyperlink>
+      <w:r>
+        <w:rPr>
+          <w:rFonts w:ascii="Lato" w:hAnsi="Lato" w:eastAsia="Lato" w:cs="Lato"/>
+          <w:b w:val="0"/>
+          <w:i/>
+          <w:color w:val="4A4A4A"/>
+          <w:sz w:val="19"/>
+          <w:u w:val="none"/>
+        </w:rPr>
+        <w:t>]</w:t>
+      </w:r>
+    </w:p>
+    <w:p>
+      <w:pPr>
+        <w:spacing w:before="176" w:after="20"/>
+      </w:pPr>
+      <w:r>
+        <w:rPr>
+          <w:rFonts w:ascii="Lato" w:hAnsi="Lato" w:eastAsia="Lato" w:cs="Lato"/>
+          <w:b/>
+          <w:i w:val="0"/>
+          <w:color w:val="0F3D57"/>
+          <w:sz w:val="21"/>
+          <w:u w:val="none"/>
+        </w:rPr>
+        <w:t>17. AdaTKG: Adaptive Memory for Temporal Knowledge Graph Reasoning (2026)</w:t>
+      </w:r>
+    </w:p>
+    <w:p>
+      <w:pPr>
+        <w:spacing w:before="0" w:after="0"/>
+      </w:pPr>
+      <w:r>
+        <w:rPr>
+          <w:rFonts w:ascii="Lato" w:hAnsi="Lato" w:eastAsia="Lato" w:cs="Lato"/>
+          <w:b w:val="0"/>
+          <w:i w:val="0"/>
+          <w:sz w:val="19"/>
+          <w:u w:val="none"/>
+        </w:rPr>
+        <w:t xml:space="preserve">- </w:t>
+      </w:r>
+      <w:r>
+        <w:rPr>
+          <w:rFonts w:ascii="Lato" w:hAnsi="Lato" w:eastAsia="Lato" w:cs="Lato"/>
+          <w:b/>
+          <w:i w:val="0"/>
+          <w:sz w:val="19"/>
+          <w:u w:val="none"/>
+        </w:rPr>
+        <w:t>Seunghan Lee</w:t>
+      </w:r>
+      <w:r>
+        <w:rPr>
+          <w:rFonts w:ascii="Lato" w:hAnsi="Lato" w:eastAsia="Lato" w:cs="Lato"/>
+          <w:b w:val="0"/>
+          <w:i w:val="0"/>
+          <w:sz w:val="19"/>
+          <w:u w:val="none"/>
+        </w:rPr>
+        <w:t>, Jun Seo, Jaehoon Lee, Sungdong Yoo, Minjae Kim, Tae Yoon Lim, Dongwan Kang, Hwanil Choi, SoonYoung Lee, Wonbin Ahn</w:t>
+      </w:r>
+    </w:p>
+    <w:p>
+      <w:pPr>
+        <w:spacing w:before="0" w:after="0"/>
+      </w:pPr>
+      <w:r>
+        <w:rPr>
+          <w:rFonts w:ascii="Lato" w:hAnsi="Lato" w:eastAsia="Lato" w:cs="Lato"/>
+          <w:b w:val="0"/>
+          <w:i w:val="0"/>
+          <w:sz w:val="19"/>
+          <w:u w:val="none"/>
+        </w:rPr>
+        <w:t xml:space="preserve">- In </w:t>
+      </w:r>
+      <w:r>
+        <w:rPr>
+          <w:rFonts w:ascii="Lato" w:hAnsi="Lato" w:eastAsia="Lato" w:cs="Lato"/>
+          <w:b w:val="0"/>
+          <w:i/>
+          <w:color w:val="4A4A4A"/>
+          <w:sz w:val="19"/>
+          <w:u w:val="none"/>
+        </w:rPr>
+        <w:t xml:space="preserve">KDDW (GMLLM), 2026. </w:t>
+      </w:r>
+      <w:r>
+        <w:rPr>
+          <w:rFonts w:ascii="Lato" w:hAnsi="Lato" w:eastAsia="Lato" w:cs="Lato"/>
+          <w:b w:val="0"/>
+          <w:i w:val="0"/>
+          <w:color w:val="C4761A"/>
+          <w:sz w:val="19"/>
+          <w:u w:val="none"/>
+        </w:rPr>
+        <w:t xml:space="preserve">Oral </w:t>
+      </w:r>
+      <w:r>
+        <w:rPr>
+          <w:rFonts w:ascii="Lato" w:hAnsi="Lato" w:eastAsia="Lato" w:cs="Lato"/>
+          <w:b w:val="0"/>
+          <w:i/>
+          <w:color w:val="4A4A4A"/>
+          <w:sz w:val="19"/>
+          <w:u w:val="none"/>
+        </w:rPr>
         <w:t>[</w:t>
       </w:r>
-      <w:hyperlink r:id="rId16">
+      <w:hyperlink r:id="rId20">
         <w:r>
           <w:rPr>
             <w:rFonts w:ascii="Lato" w:hAnsi="Lato" w:eastAsia="Lato" w:cs="Lato"/>
@@ -1843,31 +2247,9 @@
           <w:sz w:val="19"/>
           <w:u w:val="none"/>
         </w:rPr>
-        <w:t xml:space="preserve">KDDW, 2026. </w:t>
-      </w:r>
-      <w:r>
-        <w:rPr>
-          <w:rFonts w:ascii="Lato" w:hAnsi="Lato" w:eastAsia="Lato" w:cs="Lato"/>
-          <w:b w:val="0"/>
-          <w:i w:val="0"/>
-          <w:color w:val="C4761A"/>
-          <w:sz w:val="19"/>
-          <w:u w:val="none"/>
-        </w:rPr>
-        <w:t xml:space="preserve">Oral </w:t>
-      </w:r>
-      <w:r>
-        <w:rPr>
-          <w:rFonts w:ascii="Lato" w:hAnsi="Lato" w:eastAsia="Lato" w:cs="Lato"/>
-          <w:b w:val="0"/>
-          <w:i/>
-          <w:color w:val="4A4A4A"/>
-          <w:sz w:val="19"/>
-          <w:u w:val="none"/>
-        </w:rPr>
-        <w:t>[</w:t>
-      </w:r>
-      <w:hyperlink r:id="rId17">
+        <w:t>EMNLP, 2026. [</w:t>
+      </w:r>
+      <w:hyperlink r:id="rId21">
         <w:r>
           <w:rPr>
             <w:rFonts w:ascii="Lato" w:hAnsi="Lato" w:eastAsia="Lato" w:cs="Lato"/>
@@ -1894,69 +2276,8 @@
     </w:p>
     <w:p>
       <w:pPr>
-        <w:spacing w:before="176" w:after="20"/>
-      </w:pPr>
-      <w:r>
-        <w:rPr>
-          <w:rFonts w:ascii="Lato" w:hAnsi="Lato" w:eastAsia="Lato" w:cs="Lato"/>
-          <w:b/>
-          <w:i w:val="0"/>
-          <w:color w:val="0F3D57"/>
-          <w:sz w:val="21"/>
-          <w:u w:val="none"/>
-        </w:rPr>
-        <w:t>15. Not All Retrievals are Useful: Cross-Attention for Input-Aware RAG in Time Series Forecasting (2026)</w:t>
-      </w:r>
-    </w:p>
-    <w:p>
-      <w:pPr>
         <w:spacing w:before="0" w:after="0"/>
       </w:pPr>
-      <w:r>
-        <w:rPr>
-          <w:rFonts w:ascii="Lato" w:hAnsi="Lato" w:eastAsia="Lato" w:cs="Lato"/>
-          <w:b w:val="0"/>
-          <w:i w:val="0"/>
-          <w:sz w:val="19"/>
-          <w:u w:val="none"/>
-        </w:rPr>
-        <w:t xml:space="preserve">- </w:t>
-      </w:r>
-      <w:r>
-        <w:rPr>
-          <w:rFonts w:ascii="Lato" w:hAnsi="Lato" w:eastAsia="Lato" w:cs="Lato"/>
-          <w:b/>
-          <w:i w:val="0"/>
-          <w:sz w:val="19"/>
-          <w:u w:val="none"/>
-        </w:rPr>
-        <w:t>Seunghan Lee</w:t>
-      </w:r>
-      <w:r>
-        <w:rPr>
-          <w:rFonts w:ascii="Lato" w:hAnsi="Lato" w:eastAsia="Lato" w:cs="Lato"/>
-          <w:b w:val="0"/>
-          <w:i w:val="0"/>
-          <w:sz w:val="19"/>
-          <w:u w:val="none"/>
-        </w:rPr>
-        <w:t>, Jaehoon Lee, Jun Seo, Sungdong Yoo, Minjae Kim, Tae Yoon Lim, Dongwan Kang, Hwanil Choi, SoonYoung Lee, Wonbin Ahn</w:t>
-      </w:r>
-    </w:p>
-    <w:p>
-      <w:pPr>
-        <w:spacing w:before="0" w:after="0"/>
-      </w:pPr>
-      <w:r>
-        <w:rPr>
-          <w:rFonts w:ascii="Lato" w:hAnsi="Lato" w:eastAsia="Lato" w:cs="Lato"/>
-          <w:b w:val="0"/>
-          <w:i w:val="0"/>
-          <w:sz w:val="19"/>
-          <w:u w:val="none"/>
-        </w:rPr>
-        <w:t xml:space="preserve">- In </w:t>
-      </w:r>
       <w:r>
         <w:rPr>
           <w:rFonts w:ascii="Lato" w:hAnsi="Lato" w:eastAsia="Lato" w:cs="Lato"/>
@@ -1966,7 +2287,7 @@
           <w:sz w:val="19"/>
           <w:u w:val="none"/>
         </w:rPr>
-        <w:t xml:space="preserve">KDDW (MILETS), 2026. </w:t>
+        <w:t xml:space="preserve">- Preliminary version: KDDW, 2026. </w:t>
       </w:r>
       <w:r>
         <w:rPr>
@@ -1977,7 +2298,73 @@
           <w:sz w:val="19"/>
           <w:u w:val="none"/>
         </w:rPr>
-        <w:t xml:space="preserve">Oral </w:t>
+        <w:t>Oral</w:t>
+      </w:r>
+    </w:p>
+    <w:p>
+      <w:pPr>
+        <w:spacing w:before="176" w:after="20"/>
+      </w:pPr>
+      <w:r>
+        <w:rPr>
+          <w:rFonts w:ascii="Lato" w:hAnsi="Lato" w:eastAsia="Lato" w:cs="Lato"/>
+          <w:b/>
+          <w:i w:val="0"/>
+          <w:color w:val="0F3D57"/>
+          <w:sz w:val="21"/>
+          <w:u w:val="none"/>
+        </w:rPr>
+        <w:t>15. Not All Retrievals are Useful: Cross-Attention for Input-Aware RAG in Time Series Forecasting (2026)</w:t>
+      </w:r>
+    </w:p>
+    <w:p>
+      <w:pPr>
+        <w:spacing w:before="0" w:after="0"/>
+      </w:pPr>
+      <w:r>
+        <w:rPr>
+          <w:rFonts w:ascii="Lato" w:hAnsi="Lato" w:eastAsia="Lato" w:cs="Lato"/>
+          <w:b w:val="0"/>
+          <w:i w:val="0"/>
+          <w:sz w:val="19"/>
+          <w:u w:val="none"/>
+        </w:rPr>
+        <w:t xml:space="preserve">- </w:t>
+      </w:r>
+      <w:r>
+        <w:rPr>
+          <w:rFonts w:ascii="Lato" w:hAnsi="Lato" w:eastAsia="Lato" w:cs="Lato"/>
+          <w:b/>
+          <w:i w:val="0"/>
+          <w:sz w:val="19"/>
+          <w:u w:val="none"/>
+        </w:rPr>
+        <w:t>Seunghan Lee</w:t>
+      </w:r>
+      <w:r>
+        <w:rPr>
+          <w:rFonts w:ascii="Lato" w:hAnsi="Lato" w:eastAsia="Lato" w:cs="Lato"/>
+          <w:b w:val="0"/>
+          <w:i w:val="0"/>
+          <w:sz w:val="19"/>
+          <w:u w:val="none"/>
+        </w:rPr>
+        <w:t>, Jaehoon Lee, Jun Seo, Sungdong Yoo, Minjae Kim, Tae Yoon Lim, Dongwan Kang, Hwanil Choi, SoonYoung Lee, Wonbin Ahn</w:t>
+      </w:r>
+    </w:p>
+    <w:p>
+      <w:pPr>
+        <w:spacing w:before="0" w:after="0"/>
+      </w:pPr>
+      <w:r>
+        <w:rPr>
+          <w:rFonts w:ascii="Lato" w:hAnsi="Lato" w:eastAsia="Lato" w:cs="Lato"/>
+          <w:b w:val="0"/>
+          <w:i w:val="0"/>
+          <w:sz w:val="19"/>
+          <w:u w:val="none"/>
+        </w:rPr>
+        <w:t xml:space="preserve">- In </w:t>
       </w:r>
       <w:r>
         <w:rPr>
@@ -1988,9 +2375,31 @@
           <w:sz w:val="19"/>
           <w:u w:val="none"/>
         </w:rPr>
+        <w:t xml:space="preserve">KDDW (MILETS), 2026. </w:t>
+      </w:r>
+      <w:r>
+        <w:rPr>
+          <w:rFonts w:ascii="Lato" w:hAnsi="Lato" w:eastAsia="Lato" w:cs="Lato"/>
+          <w:b w:val="0"/>
+          <w:i w:val="0"/>
+          <w:color w:val="C4761A"/>
+          <w:sz w:val="19"/>
+          <w:u w:val="none"/>
+        </w:rPr>
+        <w:t xml:space="preserve">Oral </w:t>
+      </w:r>
+      <w:r>
+        <w:rPr>
+          <w:rFonts w:ascii="Lato" w:hAnsi="Lato" w:eastAsia="Lato" w:cs="Lato"/>
+          <w:b w:val="0"/>
+          <w:i/>
+          <w:color w:val="4A4A4A"/>
+          <w:sz w:val="19"/>
+          <w:u w:val="none"/>
+        </w:rPr>
         <w:t>[</w:t>
       </w:r>
-      <w:hyperlink r:id="rId18">
+      <w:hyperlink r:id="rId22">
         <w:r>
           <w:rPr>
             <w:rFonts w:ascii="Lato" w:hAnsi="Lato" w:eastAsia="Lato" w:cs="Lato"/>
@@ -2113,7 +2522,7 @@
         </w:rPr>
         <w:t>[</w:t>
       </w:r>
-      <w:hyperlink r:id="rId19">
+      <w:hyperlink r:id="rId23">
         <w:r>
           <w:rPr>
             <w:rFonts w:ascii="Lato" w:hAnsi="Lato" w:eastAsia="Lato" w:cs="Lato"/>
@@ -2214,7 +2623,7 @@
         </w:rPr>
         <w:t>KDD, 2026. [</w:t>
       </w:r>
-      <w:hyperlink r:id="rId20">
+      <w:hyperlink r:id="rId24">
         <w:r>
           <w:rPr>
             <w:rFonts w:ascii="Lato" w:hAnsi="Lato" w:eastAsia="Lato" w:cs="Lato"/>
@@ -2315,7 +2724,7 @@
         </w:rPr>
         <w:t>ICML, 2026. [</w:t>
       </w:r>
-      <w:hyperlink r:id="rId21">
+      <w:hyperlink r:id="rId25">
         <w:r>
           <w:rPr>
             <w:rFonts w:ascii="Lato" w:hAnsi="Lato" w:eastAsia="Lato" w:cs="Lato"/>
@@ -2416,7 +2825,7 @@
         </w:rPr>
         <w:t>ICASSP, 2026. [</w:t>
       </w:r>
-      <w:hyperlink r:id="rId22">
+      <w:hyperlink r:id="rId26">
         <w:r>
           <w:rPr>
             <w:rFonts w:ascii="Lato" w:hAnsi="Lato" w:eastAsia="Lato" w:cs="Lato"/>
@@ -2626,7 +3035,7 @@
         </w:rPr>
         <w:t>ICML, 2025. [</w:t>
       </w:r>
-      <w:hyperlink r:id="rId23">
+      <w:hyperlink r:id="rId27">
         <w:r>
           <w:rPr>
             <w:rFonts w:ascii="Lato" w:hAnsi="Lato" w:eastAsia="Lato" w:cs="Lato"/>
@@ -2791,7 +3200,7 @@
         </w:rPr>
         <w:t>NeurIPSW (Time Series in the Age of Large Models) , 2024. [</w:t>
       </w:r>
-      <w:hyperlink r:id="rId24">
+      <w:hyperlink r:id="rId28">
         <w:r>
           <w:rPr>
             <w:rFonts w:ascii="Lato" w:hAnsi="Lato" w:eastAsia="Lato" w:cs="Lato"/>
@@ -2946,7 +3355,7 @@
         </w:rPr>
         <w:t>[</w:t>
       </w:r>
-      <w:hyperlink r:id="rId22">
+      <w:hyperlink r:id="rId26">
         <w:r>
           <w:rPr>
             <w:rFonts w:ascii="Lato" w:hAnsi="Lato" w:eastAsia="Lato" w:cs="Lato"/>
@@ -3079,7 +3488,7 @@
         </w:rPr>
         <w:t>NeurIPS, 2024. [</w:t>
       </w:r>
-      <w:hyperlink r:id="rId25">
+      <w:hyperlink r:id="rId29">
         <w:r>
           <w:rPr>
             <w:rFonts w:ascii="Lato" w:hAnsi="Lato" w:eastAsia="Lato" w:cs="Lato"/>
@@ -3226,7 +3635,7 @@
         </w:rPr>
         <w:t>ICLR, 2024. [</w:t>
       </w:r>
-      <w:hyperlink r:id="rId26">
+      <w:hyperlink r:id="rId30">
         <w:r>
           <w:rPr>
             <w:rFonts w:ascii="Lato" w:hAnsi="Lato" w:eastAsia="Lato" w:cs="Lato"/>
@@ -3376,7 +3785,7 @@
         </w:rPr>
         <w:t>[</w:t>
       </w:r>
-      <w:hyperlink r:id="rId27">
+      <w:hyperlink r:id="rId31">
         <w:r>
           <w:rPr>
             <w:rFonts w:ascii="Lato" w:hAnsi="Lato" w:eastAsia="Lato" w:cs="Lato"/>
@@ -6695,7 +7104,7 @@
         </w:rPr>
         <w:t>1st Semester: Contributed an article on AI in the Arts to IT Chosun (</w:t>
       </w:r>
-      <w:hyperlink r:id="rId28">
+      <w:hyperlink r:id="rId32">
         <w:r>
           <w:rPr>
             <w:rFonts w:ascii="Lato" w:hAnsi="Lato" w:eastAsia="Lato" w:cs="Lato"/>
@@ -12185,8 +12594,8 @@
       </w:r>
     </w:p>
     <w:sectPr>
-      <w:headerReference w:type="default" r:id="rId29"/>
-      <w:footerReference w:type="default" r:id="rId30"/>
+      <w:headerReference w:type="default" r:id="rId33"/>
+      <w:footerReference w:type="default" r:id="rId34"/>
       <w:pgSz w:w="11906" w:h="16838"/>
       <w:pgMar w:top="1020" w:right="964" w:bottom="1020" w:left="1077" w:header="0" w:footer="510" w:gutter="0"/>
       <w:cols w:space="720"/>

--- a/SeunghanLee_CV.docx
+++ b/SeunghanLee_CV.docx
@@ -6198,7 +6198,7 @@
           <w:sz w:val="29"/>
           <w:u w:val="none"/>
         </w:rPr>
-        <w:t>6. Invited Talks</w:t>
+        <w:t>6. Academic Service</w:t>
       </w:r>
     </w:p>
     <w:p>
@@ -6221,12 +6221,22 @@
       <w:r>
         <w:rPr>
           <w:rFonts w:ascii="Lato" w:hAnsi="Lato" w:eastAsia="Lato" w:cs="Lato"/>
-          <w:b w:val="0"/>
+          <w:b/>
           <w:i w:val="0"/>
           <w:sz w:val="20"/>
           <w:u w:val="none"/>
         </w:rPr>
-        <w:t>2024.08. Korean Artificial Intelligence Association (2024 Summer Conference)</w:t>
+        <w:t>Reviewer</w:t>
+      </w:r>
+      <w:r>
+        <w:rPr>
+          <w:rFonts w:ascii="Lato" w:hAnsi="Lato" w:eastAsia="Lato" w:cs="Lato"/>
+          <w:b w:val="0"/>
+          <w:i w:val="0"/>
+          <w:sz w:val="20"/>
+          <w:u w:val="none"/>
+        </w:rPr>
+        <w:t>: ICLR (2025, 2026), ICML (2024, 2025, 2026), NeurIPS (2024, 2025), EMNLP (2026), TMLR (2026)</w:t>
       </w:r>
     </w:p>
     <w:p>
@@ -6245,7 +6255,54 @@
           <w:sz w:val="29"/>
           <w:u w:val="none"/>
         </w:rPr>
-        <w:t>7. Intellectual Property</w:t>
+        <w:t>7. Invited Talks</w:t>
+      </w:r>
+    </w:p>
+    <w:p>
+      <w:pPr>
+        <w:spacing w:before="0" w:after="0"/>
+        <w:ind w:left="662" w:hanging="331"/>
+      </w:pPr>
+      <w:r>
+        <w:rPr>
+          <w:rFonts w:ascii="Lato" w:hAnsi="Lato" w:eastAsia="Lato" w:cs="Lato"/>
+          <w:b w:val="0"/>
+          <w:i w:val="0"/>
+          <w:color w:val="0F3D57"/>
+          <w:sz w:val="17"/>
+          <w:u w:val="none"/>
+        </w:rPr>
+        <w:t>•</w:t>
+        <w:tab/>
+      </w:r>
+      <w:r>
+        <w:rPr>
+          <w:rFonts w:ascii="Lato" w:hAnsi="Lato" w:eastAsia="Lato" w:cs="Lato"/>
+          <w:b w:val="0"/>
+          <w:i w:val="0"/>
+          <w:sz w:val="20"/>
+          <w:u w:val="none"/>
+        </w:rPr>
+        <w:t>2024.08. Korean Artificial Intelligence Association (2024 Summer Conference)</w:t>
+      </w:r>
+    </w:p>
+    <w:p>
+      <w:pPr>
+        <w:pBdr>
+          <w:bottom w:val="single" w:sz="14" w:space="2" w:color="C4761A"/>
+        </w:pBdr>
+        <w:spacing w:before="440" w:after="120" w:line="240" w:lineRule="auto"/>
+      </w:pPr>
+      <w:r>
+        <w:rPr>
+          <w:rFonts w:ascii="Lato" w:hAnsi="Lato" w:eastAsia="Lato" w:cs="Lato"/>
+          <w:b/>
+          <w:i w:val="0"/>
+          <w:color w:val="0F3D57"/>
+          <w:sz w:val="29"/>
+          <w:u w:val="none"/>
+        </w:rPr>
+        <w:t>8. Intellectual Property</w:t>
       </w:r>
     </w:p>
     <w:p>
@@ -6329,7 +6386,7 @@
           <w:sz w:val="29"/>
           <w:u w:val="none"/>
         </w:rPr>
-        <w:t>8. Programming Languages</w:t>
+        <w:t>9. Programming Languages</w:t>
       </w:r>
     </w:p>
     <w:p>
@@ -6462,7 +6519,7 @@
           <w:sz w:val="29"/>
           <w:u w:val="none"/>
         </w:rPr>
-        <w:t>9. Instructor, Teaching Assistant (TA)</w:t>
+        <w:t>10. Instructor, Teaching Assistant (TA)</w:t>
       </w:r>
     </w:p>
     <w:p>
@@ -6945,7 +7002,7 @@
           <w:sz w:val="29"/>
           <w:u w:val="none"/>
         </w:rPr>
-        <w:t>10. Academic Society &amp; Club</w:t>
+        <w:t>11. Academic Society &amp; Club</w:t>
       </w:r>
     </w:p>
     <w:p>
@@ -8307,7 +8364,7 @@
           <w:sz w:val="29"/>
           <w:u w:val="none"/>
         </w:rPr>
-        <w:t>11. Certifications &amp; Awards</w:t>
+        <w:t>12. Certifications &amp; Awards</w:t>
       </w:r>
     </w:p>
     <w:p>
@@ -10086,7 +10143,7 @@
           <w:sz w:val="29"/>
           <w:u w:val="none"/>
         </w:rPr>
-        <w:t>12. Projects</w:t>
+        <w:t>13. Projects</w:t>
       </w:r>
     </w:p>
     <w:p>
@@ -10580,7 +10637,7 @@
           <w:sz w:val="29"/>
           <w:u w:val="none"/>
         </w:rPr>
-        <w:t>13. Competitions</w:t>
+        <w:t>14. Competitions</w:t>
       </w:r>
     </w:p>
     <w:p>
